--- a/01_EU-AI-Act_Verstaendlich_Beschreibung.docx
+++ b/01_EU-AI-Act_Verstaendlich_Beschreibung.docx
@@ -37,13 +37,13 @@
         <w:t xml:space="preserve">Der EU AI Act — verständlich erklärt</w:t>
       </w:r>
     </w:p>
-    <w:bookmarkStart w:id="21" w:name="Xbf0fcd55a2845e4f243d87fe0b8bc67da60098f"/>
+    <w:bookmarkStart w:id="21" w:name="Xb74f0bffb4c48083f4172c72cf3cf0c4bd1de1e"/>
     <w:p>
       <w:pPr>
         <w:pStyle w:val="Heading2"/>
       </w:pPr>
       <w:r>
-        <w:t xml:space="preserve">Die KI-Verordnung der Europäischen Union in einfacher Sprache</w:t>
+        <w:t xml:space="preserve">Die KI-Verordnung der Europäischen Union — verständlich und praxisnah erklärt</w:t>
       </w:r>
     </w:p>
     <w:p>
@@ -55,13 +55,13 @@
           <w:bCs/>
           <w:b/>
         </w:rPr>
-        <w:t xml:space="preserve">Rechtsstand: 29. Juli 2026</w:t>
-      </w:r>
-      <w:r>
-        <w:t xml:space="preserve"> </w:t>
-      </w:r>
-      <w:r>
-        <w:t xml:space="preserve">Berücksichtigt die Verordnung (EU) 2024/1689 (KI-Verordnung) in der Fassung der Verordnung (EU) 2026/1744 (Digital-Omnibus-Verordnung zur KI, in Kraft seit 27.07.2026).</w:t>
+        <w:t xml:space="preserve">Rechtsstand: 29.07.2026 · Fassung 1.1</w:t>
+      </w:r>
+      <w:r>
+        <w:t xml:space="preserve"> </w:t>
+      </w:r>
+      <w:r>
+        <w:t xml:space="preserve">Berücksichtigt werden die Verordnung (EU) 2024/1689 (KI-Verordnung) in der Fassung der Verordnung (EU) 2026/1744 (Digital-Omnibus-Verordnung zur KI, in Kraft seit 27.07.2026).</w:t>
       </w:r>
     </w:p>
     <w:p>
@@ -109,7 +109,7 @@
         <w:t xml:space="preserve"> </w:t>
       </w:r>
       <w:r>
-        <w:t xml:space="preserve">ist in einfacher Sprache geschrieben. Sie brauchen keine juristische Vorbildung, um ihn zu verstehen.</w:t>
+        <w:t xml:space="preserve">ist bewusst einfach geschrieben. Sie brauchen keine juristische Vorbildung, um ihn zu verstehen.</w:t>
       </w:r>
     </w:p>
     <w:p>
@@ -208,6 +208,177 @@
       </w:r>
       <w:r>
         <w:t xml:space="preserve">und markiert Vorschriften, die durch den Digital Omnibus im Juli 2026 geändert wurden.</w:t>
+      </w:r>
+      <w:r>
+        <w:t xml:space="preserve"> </w:t>
+      </w:r>
+      <w:r>
+        <w:rPr>
+          <w:bCs/>
+          <w:b/>
+        </w:rPr>
+        <w:t xml:space="preserve">“</w:t>
+      </w:r>
+      <w:r>
+        <w:rPr>
+          <w:bCs/>
+          <w:b/>
+        </w:rPr>
+        <w:t xml:space="preserve">UAbs.</w:t>
+      </w:r>
+      <w:r>
+        <w:rPr>
+          <w:bCs/>
+          <w:b/>
+        </w:rPr>
+        <w:t xml:space="preserve">”</w:t>
+      </w:r>
+      <w:r>
+        <w:t xml:space="preserve"> </w:t>
+      </w:r>
+      <w:r>
+        <w:t xml:space="preserve">steht für</w:t>
+      </w:r>
+      <w:r>
+        <w:t xml:space="preserve"> </w:t>
+      </w:r>
+      <w:r>
+        <w:t xml:space="preserve">“</w:t>
+      </w:r>
+      <w:r>
+        <w:t xml:space="preserve">Unterabsatz</w:t>
+      </w:r>
+      <w:r>
+        <w:t xml:space="preserve">”</w:t>
+      </w:r>
+      <w:r>
+        <w:t xml:space="preserve">,</w:t>
+      </w:r>
+      <w:r>
+        <w:t xml:space="preserve"> </w:t>
+      </w:r>
+      <w:r>
+        <w:rPr>
+          <w:bCs/>
+          <w:b/>
+        </w:rPr>
+        <w:t xml:space="preserve">“</w:t>
+      </w:r>
+      <w:r>
+        <w:rPr>
+          <w:bCs/>
+          <w:b/>
+        </w:rPr>
+        <w:t xml:space="preserve">a. F.</w:t>
+      </w:r>
+      <w:r>
+        <w:rPr>
+          <w:bCs/>
+          <w:b/>
+        </w:rPr>
+        <w:t xml:space="preserve">”</w:t>
+      </w:r>
+      <w:r>
+        <w:t xml:space="preserve"> </w:t>
+      </w:r>
+      <w:r>
+        <w:t xml:space="preserve">für</w:t>
+      </w:r>
+      <w:r>
+        <w:t xml:space="preserve"> </w:t>
+      </w:r>
+      <w:r>
+        <w:t xml:space="preserve">“</w:t>
+      </w:r>
+      <w:r>
+        <w:t xml:space="preserve">alte Fassung</w:t>
+      </w:r>
+      <w:r>
+        <w:t xml:space="preserve">”</w:t>
+      </w:r>
+      <w:r>
+        <w:t xml:space="preserve">,</w:t>
+      </w:r>
+      <w:r>
+        <w:t xml:space="preserve"> </w:t>
+      </w:r>
+      <w:r>
+        <w:rPr>
+          <w:bCs/>
+          <w:b/>
+        </w:rPr>
+        <w:t xml:space="preserve">“</w:t>
+      </w:r>
+      <w:r>
+        <w:rPr>
+          <w:bCs/>
+          <w:b/>
+        </w:rPr>
+        <w:t xml:space="preserve">ErwG</w:t>
+      </w:r>
+      <w:r>
+        <w:rPr>
+          <w:bCs/>
+          <w:b/>
+        </w:rPr>
+        <w:t xml:space="preserve">”</w:t>
+      </w:r>
+      <w:r>
+        <w:t xml:space="preserve"> </w:t>
+      </w:r>
+      <w:r>
+        <w:t xml:space="preserve">für</w:t>
+      </w:r>
+      <w:r>
+        <w:t xml:space="preserve"> </w:t>
+      </w:r>
+      <w:r>
+        <w:t xml:space="preserve">“</w:t>
+      </w:r>
+      <w:r>
+        <w:t xml:space="preserve">Erwägungsgrund</w:t>
+      </w:r>
+      <w:r>
+        <w:t xml:space="preserve">”</w:t>
+      </w:r>
+      <w:r>
+        <w:t xml:space="preserve">.</w:t>
+      </w:r>
+    </w:p>
+    <w:p>
+      <w:pPr>
+        <w:pStyle w:val="BodyText"/>
+      </w:pPr>
+      <w:r>
+        <w:rPr>
+          <w:bCs/>
+          <w:b/>
+        </w:rPr>
+        <w:t xml:space="preserve">Zum Anspruch dieses Dokuments:</w:t>
+      </w:r>
+      <w:r>
+        <w:t xml:space="preserve"> </w:t>
+      </w:r>
+      <w:r>
+        <w:t xml:space="preserve">Der Text ist verständlich und praxisnah geschrieben. Er ist bewusst einfacher als der Gesetzestext, erfüllt aber nicht durchgehend die formalen Kriterien der</w:t>
+      </w:r>
+      <w:r>
+        <w:t xml:space="preserve"> </w:t>
+      </w:r>
+      <w:r>
+        <w:t xml:space="preserve">“</w:t>
+      </w:r>
+      <w:r>
+        <w:t xml:space="preserve">Einfachen Sprache</w:t>
+      </w:r>
+      <w:r>
+        <w:t xml:space="preserve">”</w:t>
+      </w:r>
+      <w:r>
+        <w:t xml:space="preserve"> </w:t>
+      </w:r>
+      <w:r>
+        <w:t xml:space="preserve">im engeren Sinn — einzelne Sätze bleiben lang, weil die Rechtslage es verlangt. Wo eine Vereinfachung den Inhalt verfälschen würde, hat die Genauigkeit Vorrang.</w:t>
       </w:r>
     </w:p>
     <w:p>
@@ -241,7 +412,28 @@
         <w:pStyle w:val="BodyText"/>
       </w:pPr>
       <w:r>
-        <w:t xml:space="preserve">Der Rechtsstand ist der 29. Juli 2026. Die KI-Verordnung wurde zuletzt drei Tage vor diesem Datum geändert. Weitere Änderungen sind möglich. Prüfen Sie vor einer Anwendung, ob es einen neueren Stand gibt.</w:t>
+        <w:t xml:space="preserve">Der Rechtsstand ist der 29.07.2026. Die letzte Änderung der KI-Verordnung wurde am 24.07.2026 im Amtsblatt veröffentlicht und trat am 27.07.2026 in Kraft — zwei Tage vor diesem Rechtsstand. Weitere Änderungen sind möglich. Prüfen Sie vor einer Anwendung, ob es einen neueren Stand gibt.</w:t>
+      </w:r>
+    </w:p>
+    <w:p>
+      <w:pPr>
+        <w:pStyle w:val="BodyText"/>
+      </w:pPr>
+      <w:r>
+        <w:t xml:space="preserve">Wo dieses Dokument eine Frist oder eine Rechtsfolge angibt, die auf einer Auslegung beruht, ist das ausdrücklich gekennzeichnet. Solche Angaben sind</w:t>
+      </w:r>
+      <w:r>
+        <w:t xml:space="preserve"> </w:t>
+      </w:r>
+      <w:r>
+        <w:rPr>
+          <w:bCs/>
+          <w:b/>
+        </w:rPr>
+        <w:t xml:space="preserve">Planungsannahmen</w:t>
+      </w:r>
+      <w:r>
+        <w:t xml:space="preserve">, keine gesicherte Rechtslage.</w:t>
       </w:r>
     </w:p>
     <w:p>
@@ -325,7 +517,7 @@
         <w:pStyle w:val="Compact"/>
       </w:pPr>
       <w:r>
-        <w:t xml:space="preserve">Er teilt KI-Systeme nach ihrem Risiko ein: verboten, hochriskant, transparenzpflichtig oder weitgehend frei.</w:t>
+        <w:t xml:space="preserve">Er ordnet KI-Systeme nach ihrem Risiko: verboten, hochriskant, transparenzpflichtig oder weitgehend frei — als Prüfreihenfolge, nicht als vier sich ausschließende Schubladen.</w:t>
       </w:r>
     </w:p>
     <w:p>
@@ -553,23 +745,23 @@
         <w:t xml:space="preserve">Anbieter und Betreiber aus Drittstaaten</w:t>
       </w:r>
       <w:r>
-        <w:t xml:space="preserve">, wenn das</w:t>
-      </w:r>
-      <w:r>
-        <w:t xml:space="preserve"> </w:t>
-      </w:r>
-      <w:r>
-        <w:rPr>
-          <w:bCs/>
-          <w:b/>
-        </w:rPr>
-        <w:t xml:space="preserve">Ergebnis</w:t>
-      </w:r>
-      <w:r>
-        <w:t xml:space="preserve"> </w:t>
-      </w:r>
-      <w:r>
-        <w:t xml:space="preserve">des KI-Systems in der EU verwendet wird.</w:t>
+        <w:t xml:space="preserve">, wenn die vom KI-System hervorgebrachte</w:t>
+      </w:r>
+      <w:r>
+        <w:t xml:space="preserve"> </w:t>
+      </w:r>
+      <w:r>
+        <w:rPr>
+          <w:bCs/>
+          <w:b/>
+        </w:rPr>
+        <w:t xml:space="preserve">Ausgabe</w:t>
+      </w:r>
+      <w:r>
+        <w:t xml:space="preserve"> </w:t>
+      </w:r>
+      <w:r>
+        <w:t xml:space="preserve">in der Union verwendet wird.</w:t>
       </w:r>
     </w:p>
     <w:p>
@@ -659,7 +851,7 @@
         <w:pStyle w:val="FirstParagraph"/>
       </w:pPr>
       <w:r>
-        <w:t xml:space="preserve">Der dritte Punkt ist der weitreichendste. Ein Unternehmen in den USA, das ein KI-System betreibt, dessen Ergebnisse ein Kunde in Deutschland nutzt, fällt unter die Verordnung — auch ohne Niederlassung in Europa.</w:t>
+        <w:t xml:space="preserve">Der dritte Punkt ist der weitreichendste. Ein Unternehmen in den USA, das ein KI-System betreibt, dessen Ausgaben ein Kunde in Deutschland nutzt, kann dadurch unter die Verordnung fallen — auch ohne Niederlassung in Europa. Ob das im Einzelfall zutrifft, hängt davon ab, was mit der Ausgabe tatsächlich geschieht, wie die Vertragsbeziehungen gestaltet sind und wo die Nutzung stattfindet.</w:t>
       </w:r>
     </w:p>
     <w:p>
@@ -677,7 +869,22 @@
         <w:t xml:space="preserve"> </w:t>
       </w:r>
       <w:r>
-        <w:t xml:space="preserve">Art. 2 Abs. 1 lit. a–g KI-VO.</w:t>
+        <w:t xml:space="preserve">Art. 2 Abs. 1 lit. a–g KI-VO. Der amtliche deutsche Wortlaut der lit. c:</w:t>
+      </w:r>
+      <w:r>
+        <w:t xml:space="preserve"> </w:t>
+      </w:r>
+      <w:r>
+        <w:t xml:space="preserve">“</w:t>
+      </w:r>
+      <w:r>
+        <w:t xml:space="preserve">Anbieter und Betreiber von KI-Systemen, die ihren Sitz in einem Drittland haben oder sich in einem Drittland befinden, wenn die vom KI-System hervorgebrachte Ausgabe in der Union verwendet wird</w:t>
+      </w:r>
+      <w:r>
+        <w:t xml:space="preserve">”</w:t>
+      </w:r>
+      <w:r>
+        <w:t xml:space="preserve">.</w:t>
       </w:r>
     </w:p>
     <w:bookmarkEnd w:id="25"/>
@@ -732,7 +939,7 @@
         <w:pStyle w:val="FirstParagraph"/>
       </w:pPr>
       <w:r>
-        <w:t xml:space="preserve">In einfacher Sprache: Ein System, das aus Eingaben selbstständig Ergebnisse ableitet — und zwar nicht nur nach starr programmierten Regeln, sondern mit einem gewissen Grad an Eigenständigkeit.</w:t>
+        <w:t xml:space="preserve">Einfacher gesagt: Ein System, das aus Eingaben selbstständig Ergebnisse ableitet — und zwar nicht nur nach starr programmierten Regeln, sondern mit einem gewissen Grad an Eigenständigkeit.</w:t>
       </w:r>
     </w:p>
     <w:p>
@@ -983,7 +1190,7 @@
         <w:t xml:space="preserve"> </w:t>
       </w:r>
       <w:r>
-        <w:t xml:space="preserve">KI-Systeme unter freien und quelloffenen Lizenzen sind ausgenommen. Diese Ausnahme entfällt jedoch, sobald das System als Hochrisiko-System in Verkehr gebracht wird oder unter Art. 5 (Verbote) oder Art. 50 (Transparenz) fällt.</w:t>
+        <w:t xml:space="preserve">Die Verordnung gilt nicht für KI-Systeme, die unter freien und quelloffenen Lizenzen bereitgestellt werden. Diese Ausnahme entfällt jedoch, sobald das System als Hochrisiko-System in Verkehr gebracht oder in Betrieb genommen wird oder unter Art. 5 (Verbote) oder Art. 50 (Transparenz) fällt. Das ist keine pauschale Freistellung: Sie betrifft nur die KI-Verordnung. Datenschutzrecht, Produktsicherheitsrecht, Urheberrecht und Vertragsrecht bleiben unberührt. Für KI-Modelle mit allgemeinem Verwendungszweck gilt eine eigene, engere Regel.</w:t>
       </w:r>
     </w:p>
     <w:p>
@@ -1001,7 +1208,25 @@
         <w:t xml:space="preserve"> </w:t>
       </w:r>
       <w:r>
-        <w:t xml:space="preserve">Art. 2 Abs. 12 KI-VO. Für KI-Modelle mit allgemeinem Verwendungszweck gilt eine eigene, engere Open-Source-Regel: Art. 53 Abs. 2 und Art. 54 Abs. 6 KI-VO.</w:t>
+        <w:t xml:space="preserve">Art. 2 Abs. 12 KI-VO:</w:t>
+      </w:r>
+      <w:r>
+        <w:t xml:space="preserve"> </w:t>
+      </w:r>
+      <w:r>
+        <w:t xml:space="preserve">“</w:t>
+      </w:r>
+      <w:r>
+        <w:t xml:space="preserve">Diese Verordnung gilt nicht für KI-Systeme, die unter freien und quelloffenen Lizenzen bereitgestellt werden, es sei denn, sie werden als Hochrisiko-KI-Systeme oder als ein KI-System, das unter Artikel 5 oder 50 fällt, in Verkehr gebracht oder in Betrieb genommen.</w:t>
+      </w:r>
+      <w:r>
+        <w:t xml:space="preserve">”</w:t>
+      </w:r>
+      <w:r>
+        <w:t xml:space="preserve"> </w:t>
+      </w:r>
+      <w:r>
+        <w:t xml:space="preserve">Für GPAI-Modelle: Art. 53 Abs. 2 und Art. 54 Abs. 6 KI-VO. Ausnahme für Dritte, die Instrumente, Dienste oder Komponenten unter freier Lizenz bereitstellen: Art. 25 Abs. 4 KI-VO n. F.</w:t>
       </w:r>
     </w:p>
     <w:p>
@@ -1013,13 +1238,13 @@
     </w:p>
     <w:bookmarkEnd w:id="27"/>
     <w:bookmarkEnd w:id="28"/>
-    <w:bookmarkStart w:id="33" w:name="die-vier-risikoklassen"/>
+    <w:bookmarkStart w:id="33" w:name="X508f3a2a79262328ce58af81edd0165c54ce6af"/>
     <w:p>
       <w:pPr>
         <w:pStyle w:val="Heading1"/>
       </w:pPr>
       <w:r>
-        <w:t xml:space="preserve">3. Die vier Risikoklassen</w:t>
+        <w:t xml:space="preserve">3. Die Risikostufen — ein Prüfmodell in vier Schritten</w:t>
       </w:r>
     </w:p>
     <w:p>
@@ -1027,7 +1252,54 @@
         <w:pStyle w:val="FirstParagraph"/>
       </w:pPr>
       <w:r>
-        <w:t xml:space="preserve">Die Verordnung sortiert KI-Systeme nach Risiko. Je höher das Risiko, desto strenger die Regeln.</w:t>
+        <w:t xml:space="preserve">Die Verordnung ordnet KI-Systeme nach Risiko. Je höher das Risiko, desto strenger die Regeln.</w:t>
+      </w:r>
+    </w:p>
+    <w:p>
+      <w:pPr>
+        <w:pStyle w:val="BlockText"/>
+      </w:pPr>
+      <w:r>
+        <w:rPr>
+          <w:bCs/>
+          <w:b/>
+        </w:rPr>
+        <w:t xml:space="preserve">Bitte beachten:</w:t>
+      </w:r>
+      <w:r>
+        <w:t xml:space="preserve"> </w:t>
+      </w:r>
+      <w:r>
+        <w:t xml:space="preserve">Die folgenden vier Stufen sind ein</w:t>
+      </w:r>
+      <w:r>
+        <w:t xml:space="preserve"> </w:t>
+      </w:r>
+      <w:r>
+        <w:rPr>
+          <w:bCs/>
+          <w:b/>
+        </w:rPr>
+        <w:t xml:space="preserve">vereinfachtes Arbeitsmodell für die erste Orientierung</w:t>
+      </w:r>
+      <w:r>
+        <w:t xml:space="preserve">, keine abschließende gesetzliche Klassifikation. Die Stufen schließen sich nicht gegenseitig aus. Ein Hochrisiko-System kann zusätzlich transparenzpflichtig sein. KI-Modelle mit allgemeinem Verwendungszweck (GPAI) bilden einen eigenen Regelungsbereich neben diesen Stufen (Kapitel 8). Prüfen Sie deshalb</w:t>
+      </w:r>
+      <w:r>
+        <w:t xml:space="preserve"> </w:t>
+      </w:r>
+      <w:r>
+        <w:rPr>
+          <w:bCs/>
+          <w:b/>
+        </w:rPr>
+        <w:t xml:space="preserve">alle</w:t>
+      </w:r>
+      <w:r>
+        <w:t xml:space="preserve"> </w:t>
+      </w:r>
+      <w:r>
+        <w:t xml:space="preserve">Stufen, nicht nur die erste, die passt.</w:t>
       </w:r>
     </w:p>
     <w:bookmarkStart w:id="29" w:name="stufe-1-verboten"/>
@@ -1282,23 +1554,7 @@
         <w:pStyle w:val="FirstParagraph"/>
       </w:pPr>
       <w:r>
-        <w:t xml:space="preserve">Alles Übrige. Hier gibt es keine spezifischen Pflichten aus der KI-Verordnung — mit</w:t>
-      </w:r>
-      <w:r>
-        <w:t xml:space="preserve"> </w:t>
-      </w:r>
-      <w:r>
-        <w:rPr>
-          <w:bCs/>
-          <w:b/>
-        </w:rPr>
-        <w:t xml:space="preserve">einer</w:t>
-      </w:r>
-      <w:r>
-        <w:t xml:space="preserve"> </w:t>
-      </w:r>
-      <w:r>
-        <w:t xml:space="preserve">Ausnahme: Die Pflicht zur KI-Kompetenz nach Art. 4 gilt für</w:t>
+        <w:t xml:space="preserve">Alles Übrige. Hier greifen keine der besonderen Pflichten aus den Stufen 1 bis 3 — die Pflicht zur KI-Kompetenz nach Art. 4 gilt jedoch für</w:t>
       </w:r>
       <w:r>
         <w:t xml:space="preserve"> </w:t>
@@ -1314,7 +1570,53 @@
         <w:t xml:space="preserve"> </w:t>
       </w:r>
       <w:r>
-        <w:t xml:space="preserve">KI-Systeme, unabhängig von der Risikoklasse.</w:t>
+        <w:t xml:space="preserve">KI-Systeme, unabhängig von der Stufe.</w:t>
+      </w:r>
+    </w:p>
+    <w:p>
+      <w:pPr>
+        <w:pStyle w:val="BodyText"/>
+      </w:pPr>
+      <w:r>
+        <w:rPr>
+          <w:bCs/>
+          <w:b/>
+        </w:rPr>
+        <w:t xml:space="preserve">Wichtig:</w:t>
+      </w:r>
+      <w:r>
+        <w:t xml:space="preserve"> </w:t>
+      </w:r>
+      <w:r>
+        <w:t xml:space="preserve">“</w:t>
+      </w:r>
+      <w:r>
+        <w:t xml:space="preserve">Geringes Risiko</w:t>
+      </w:r>
+      <w:r>
+        <w:t xml:space="preserve">”</w:t>
+      </w:r>
+      <w:r>
+        <w:t xml:space="preserve"> </w:t>
+      </w:r>
+      <w:r>
+        <w:t xml:space="preserve">ist keine rechtliche Freigabe. Auch außerhalb der besonderen Pflichten der KI-Verordnung können Datenschutzrecht, Arbeitsrecht und Mitbestimmung, Urheberrecht, Produktsicherheitsrecht, Wettbewerbsrecht und das Vertragsrecht einschlägig sein. Die Einstufung sagt nur, dass die</w:t>
+      </w:r>
+      <w:r>
+        <w:t xml:space="preserve"> </w:t>
+      </w:r>
+      <w:r>
+        <w:rPr>
+          <w:bCs/>
+          <w:b/>
+        </w:rPr>
+        <w:t xml:space="preserve">hier geprüften</w:t>
+      </w:r>
+      <w:r>
+        <w:t xml:space="preserve"> </w:t>
+      </w:r>
+      <w:r>
+        <w:t xml:space="preserve">Kategorien der KI-Verordnung nicht greifen.</w:t>
       </w:r>
     </w:p>
     <w:p>
@@ -3521,10 +3823,10 @@
           <w:bCs/>
           <w:b/>
         </w:rPr>
-        <w:t xml:space="preserve">ob die Pflichten der KI-Verordnung überhaupt gelten</w:t>
-      </w:r>
-      <w:r>
-        <w:t xml:space="preserve">.</w:t>
+        <w:t xml:space="preserve">welche Pflichten der KI-Verordnung überhaupt gelten</w:t>
+      </w:r>
+      <w:r>
+        <w:t xml:space="preserve">. Bestimmen Sie deshalb immer zuerst, unter welchen konkreten Rechtsakt aus Anhang I Ihr Produkt fällt — und in welchem Abschnitt dieser Rechtsakt gelistet ist.</w:t>
       </w:r>
     </w:p>
     <w:p>
@@ -3552,7 +3854,7 @@
         <w:t xml:space="preserve"> </w:t>
       </w:r>
       <w:r>
-        <w:t xml:space="preserve">(u. a. Spielzeug, Aufzüge, ATEX-Geräte, Funkanlagen, Druckgeräte, Seilbahnen, persönliche Schutzausrüstung, Gasverbrennungsgeräte, Medizinprodukte, In-vitro-Diagnostika), gilt das volle Kapitel III der KI-Verordnung — ab dem 2. August 2028.</w:t>
+        <w:t xml:space="preserve">(u. a. Spielzeug, Aufzüge, ATEX-Geräte, Funkanlagen, Druckgeräte, Seilbahnen, persönliche Schutzausrüstung, Gasverbrennungsgeräte, Medizinprodukte, In-vitro-Diagnostika), gilt das volle Kapitel III der KI-Verordnung — ab dem 02.08.2028. Vorbehalt: Die Kommission kann nach Art. 2 Abs. 13 KI-VO n. F. bis zum 02.08.2027 delegierte Rechtsakte erlassen, die die Anwendung der Art. 9–15 und 17–25 für Anhang-I-Systeme beschränken, wenn das Sektorrecht gleichwertigen Schutz bietet.</w:t>
       </w:r>
     </w:p>
     <w:p>
@@ -3593,7 +3895,7 @@
         <w:t xml:space="preserve">seit Juli 2026 auch Maschinen</w:t>
       </w:r>
       <w:r>
-        <w:t xml:space="preserve">), gelten</w:t>
+        <w:t xml:space="preserve">), gelten von der gesamten KI-Verordnung</w:t>
       </w:r>
       <w:r>
         <w:t xml:space="preserve"> </w:t>
@@ -3606,10 +3908,56 @@
         <w:t xml:space="preserve">nur Art. 6 Abs. 1, Art. 60a und Art. 102 bis 112</w:t>
       </w:r>
       <w:r>
-        <w:t xml:space="preserve"> </w:t>
-      </w:r>
-      <w:r>
-        <w:t xml:space="preserve">der KI-Verordnung. Die Anforderungen an solche Systeme werden stattdessen über das jeweilige Sektorrecht umgesetzt — bei Maschinen über Anhang III der Maschinenverordnung (EU) 2023/1230, den die Kommission per delegiertem Rechtsakt mit Geltung ab dem 2. August 2028 zu füllen hat.</w:t>
+        <w:t xml:space="preserve">. Art. 57, 58 und 59 gelten zusätzlich, soweit die Anforderungen an Hochrisiko-KI-Systeme im jeweiligen Sektorrecht übernommen wurden.</w:t>
+      </w:r>
+    </w:p>
+    <w:p>
+      <w:pPr>
+        <w:pStyle w:val="BlockText"/>
+      </w:pPr>
+      <w:r>
+        <w:rPr>
+          <w:bCs/>
+          <w:b/>
+        </w:rPr>
+        <w:t xml:space="preserve">Häufige Vereinfachung, die zu weit geht:</w:t>
+      </w:r>
+      <w:r>
+        <w:t xml:space="preserve"> </w:t>
+      </w:r>
+      <w:r>
+        <w:t xml:space="preserve">Man liest oft, für Abschnitt B</w:t>
+      </w:r>
+      <w:r>
+        <w:t xml:space="preserve"> </w:t>
+      </w:r>
+      <w:r>
+        <w:t xml:space="preserve">“</w:t>
+      </w:r>
+      <w:r>
+        <w:t xml:space="preserve">gelte Kapitel III nicht</w:t>
+      </w:r>
+      <w:r>
+        <w:t xml:space="preserve">”</w:t>
+      </w:r>
+      <w:r>
+        <w:t xml:space="preserve">. Das ist zu grob.</w:t>
+      </w:r>
+      <w:r>
+        <w:t xml:space="preserve"> </w:t>
+      </w:r>
+      <w:r>
+        <w:rPr>
+          <w:bCs/>
+          <w:b/>
+        </w:rPr>
+        <w:t xml:space="preserve">Art. 6 Abs. 1 gilt ausdrücklich weiter</w:t>
+      </w:r>
+      <w:r>
+        <w:t xml:space="preserve"> </w:t>
+      </w:r>
+      <w:r>
+        <w:t xml:space="preserve">— er steht in Kapitel III Abschnitt 1 und ist die Einstufungsnorm selbst. Ein System nach Anhang I Abschnitt B ist also weiterhin ein Hochrisiko-KI-System im Sinne der Verordnung; es unterliegt nur nicht den Anforderungs- und Pflichtenkapiteln. Ebenfalls nicht anwendbar sind Art. 50 (Transparenz), Art. 72 und 73 (Beobachtung, Vorfallmeldung) sowie Art. 99 (Sanktionen) — sie stehen nicht in der abschließenden Aufzählung des Art. 2 Abs. 2.</w:t>
       </w:r>
     </w:p>
     <w:p>
@@ -3617,7 +3965,15 @@
         <w:pStyle w:val="FirstParagraph"/>
       </w:pPr>
       <w:r>
-        <w:t xml:space="preserve">Für den Maschinen- und Anlagenbau ist das die zentrale Änderung des Digital Omnibus: Die KI-Verordnung selbst legt diesen Unternehmen keine Hochrisiko-Pflichten mehr auf; maßgeblich wird das Maschinenrecht.</w:t>
+        <w:t xml:space="preserve">Die Anforderungen an solche Systeme werden stattdessen über das jeweilige Sektorrecht umgesetzt — bei Maschinen über Anhang III der Maschinenverordnung (EU) 2023/1230, den die Kommission per delegiertem Rechtsakt mit Geltung ab dem 02.08.2028 zu füllen hat.</w:t>
+      </w:r>
+    </w:p>
+    <w:p>
+      <w:pPr>
+        <w:pStyle w:val="BodyText"/>
+      </w:pPr>
+      <w:r>
+        <w:t xml:space="preserve">Für den Maschinen- und Anlagenbau ist das die zentrale Änderung des Digital Omnibus: Die KI-Verordnung selbst legt diesen Unternehmen keine Anforderungen und Pflichten aus Kapitel III mehr auf; maßgeblich wird das Maschinenrecht. Welche Pflichten daraus konkret folgen, steht erst mit dem delegierten Rechtsakt fest.</w:t>
       </w:r>
     </w:p>
     <w:p>
@@ -4734,56 +5090,20 @@
         <w:t xml:space="preserve"> </w:t>
       </w:r>
       <w:r>
-        <w:t xml:space="preserve">ersetzt. Er erlaubt die ausnahmsweise Verarbeitung besonderer Kategorien personenbezogener Daten, soweit dies zur Erkennung und Korrektur von Verzerrungen unbedingt erforderlich ist und sämtliche Bedingungen des Art. 4a Abs. 1 lit. a bis f erfüllt sind. Praktisch bedeutsam: Die Rechtsgrundlage steht nun nicht mehr nur Anbietern von Hochrisiko-Systemen offen, sondern erfasst weitere Konstellationen. Aus der Erlaubnis folgt</w:t>
-      </w:r>
-      <w:r>
-        <w:t xml:space="preserve"> </w:t>
-      </w:r>
-      <w:r>
-        <w:rPr>
-          <w:bCs/>
-          <w:b/>
-        </w:rPr>
-        <w:t xml:space="preserve">keine Pflicht</w:t>
-      </w:r>
-      <w:r>
-        <w:t xml:space="preserve">, eine Bias-Prüfung durchzuführen.</w:t>
-      </w:r>
-    </w:p>
-    <w:p>
-      <w:pPr>
-        <w:pStyle w:val="BlockText"/>
-      </w:pPr>
-      <w:r>
-        <w:rPr>
-          <w:bCs/>
-          <w:b/>
-        </w:rPr>
-        <w:t xml:space="preserve">Fundstelle:</w:t>
-      </w:r>
-      <w:r>
-        <w:t xml:space="preserve"> </w:t>
-      </w:r>
-      <w:r>
-        <w:t xml:space="preserve">Art. 4a KI-VO (neu eingefügt durch VO (EU) 2026/1744, Art. 1 Nr. 6); Streichung des Art. 10 Abs. 5 und Neufassung der Art. 10 Abs. 1 und 6: ebenda, Art. 1 Nr. 9; Folgeänderung in Art. 2 Abs. 7: ebenda, Art. 1 Nr. 2 lit. b.</w:t>
-      </w:r>
-    </w:p>
-    <w:bookmarkEnd w:id="48"/>
-    <w:bookmarkStart w:id="49" w:name="die-grundrechte-folgenabschätzung"/>
-    <w:p>
-      <w:pPr>
-        <w:pStyle w:val="Heading2"/>
-      </w:pPr>
-      <w:r>
-        <w:t xml:space="preserve">6.5 Die Grundrechte-Folgenabschätzung</w:t>
-      </w:r>
-    </w:p>
-    <w:p>
-      <w:pPr>
-        <w:pStyle w:val="FirstParagraph"/>
-      </w:pPr>
-      <w:r>
-        <w:t xml:space="preserve">Nicht jeder Betreiber eines Hochrisiko-Systems muss eine Grundrechte-Folgenabschätzung durchführen. Verpflichtet sind nur:</w:t>
+        <w:t xml:space="preserve">ersetzt. Er erlaubt die ausnahmsweise Verarbeitung besonderer Kategorien personenbezogener Daten (Art. 9 DSGVO) zur Erkennung und Korrektur von Verzerrungen. Die Norm hat</w:t>
+      </w:r>
+      <w:r>
+        <w:t xml:space="preserve"> </w:t>
+      </w:r>
+      <w:r>
+        <w:rPr>
+          <w:bCs/>
+          <w:b/>
+        </w:rPr>
+        <w:t xml:space="preserve">zwei Absätze mit unterschiedlichem Adressatenkreis</w:t>
+      </w:r>
+      <w:r>
+        <w:t xml:space="preserve">:</w:t>
       </w:r>
     </w:p>
     <w:p>
@@ -4795,23 +5115,33 @@
         <w:pStyle w:val="Compact"/>
       </w:pPr>
       <w:r>
-        <w:t xml:space="preserve">Betreiber, die</w:t>
-      </w:r>
-      <w:r>
-        <w:t xml:space="preserve"> </w:t>
-      </w:r>
-      <w:r>
-        <w:rPr>
-          <w:bCs/>
-          <w:b/>
-        </w:rPr>
-        <w:t xml:space="preserve">Einrichtungen des öffentlichen Rechts</w:t>
-      </w:r>
-      <w:r>
-        <w:t xml:space="preserve"> </w:t>
-      </w:r>
-      <w:r>
-        <w:t xml:space="preserve">sind,</w:t>
+        <w:rPr>
+          <w:bCs/>
+          <w:b/>
+        </w:rPr>
+        <w:t xml:space="preserve">Abs. 1 — Anbieter von Hochrisiko-KI-Systemen.</w:t>
+      </w:r>
+      <w:r>
+        <w:t xml:space="preserve"> </w:t>
+      </w:r>
+      <w:r>
+        <w:t xml:space="preserve">Sie dürfen solche Daten verarbeiten, soweit das zur Bias-Erkennung und -Korrektur im Einklang mit Art. 10 Abs. 2 lit. f und g unbedingt erforderlich ist. Sämtliche sechs Bedingungen des Abs. 1 lit. a bis f müssen</w:t>
+      </w:r>
+      <w:r>
+        <w:t xml:space="preserve"> </w:t>
+      </w:r>
+      <w:r>
+        <w:rPr>
+          <w:bCs/>
+          <w:b/>
+        </w:rPr>
+        <w:t xml:space="preserve">kumulativ</w:t>
+      </w:r>
+      <w:r>
+        <w:t xml:space="preserve"> </w:t>
+      </w:r>
+      <w:r>
+        <w:t xml:space="preserve">erfüllt sein.</w:t>
       </w:r>
     </w:p>
     <w:p>
@@ -4827,17 +5157,310 @@
           <w:bCs/>
           <w:b/>
         </w:rPr>
-        <w:t xml:space="preserve">private Einrichtungen, die öffentliche Dienste erbringen</w:t>
-      </w:r>
-      <w:r>
-        <w:t xml:space="preserve">,</w:t>
+        <w:t xml:space="preserve">Abs. 2 — alle Übrigen.</w:t>
+      </w:r>
+      <w:r>
+        <w:t xml:space="preserve"> </w:t>
+      </w:r>
+      <w:r>
+        <w:t xml:space="preserve">Erfasst sind</w:t>
+      </w:r>
+      <w:r>
+        <w:t xml:space="preserve"> </w:t>
+      </w:r>
+      <w:r>
+        <w:rPr>
+          <w:bCs/>
+          <w:b/>
+        </w:rPr>
+        <w:t xml:space="preserve">Anbieter und Betreiber anderer KI-Systeme und KI-Modelle</w:t>
+      </w:r>
+      <w:r>
+        <w:t xml:space="preserve"> </w:t>
+      </w:r>
+      <w:r>
+        <w:t xml:space="preserve">sowie</w:t>
+      </w:r>
+      <w:r>
+        <w:t xml:space="preserve"> </w:t>
+      </w:r>
+      <w:r>
+        <w:rPr>
+          <w:bCs/>
+          <w:b/>
+        </w:rPr>
+        <w:t xml:space="preserve">Betreiber von Hochrisiko-KI-Systemen</w:t>
+      </w:r>
+      <w:r>
+        <w:t xml:space="preserve">. Für sie gilt eine zusätzliche Hürde: Die Verarbeitung muss sich auf Verzerrungen beziehen, die die Gesundheit und Sicherheit von Personen beeinträchtigen, negative Auswirkungen auf Grundrechte haben oder zu einer unionsrechtlich verbotenen Diskriminierung führen können. Sämtliche Bedingungen und Schutzvorkehrungen des Abs. 1 gelten zusätzlich.</w:t>
+      </w:r>
+    </w:p>
+    <w:p>
+      <w:pPr>
+        <w:pStyle w:val="FirstParagraph"/>
+      </w:pPr>
+      <w:r>
+        <w:t xml:space="preserve">Das ist die praktisch bedeutsame Erweiterung: Die Rechtsgrundlage steht nicht mehr nur Anbietern von Hochrisiko-Systemen offen. Aus der Erlaubnis folgt jedoch ausdrücklich</w:t>
+      </w:r>
+      <w:r>
+        <w:t xml:space="preserve"> </w:t>
+      </w:r>
+      <w:r>
+        <w:rPr>
+          <w:bCs/>
+          <w:b/>
+        </w:rPr>
+        <w:t xml:space="preserve">keine Pflicht</w:t>
+      </w:r>
+      <w:r>
+        <w:t xml:space="preserve">, eine Bias-Prüfung durchzuführen.</w:t>
+      </w:r>
+    </w:p>
+    <w:p>
+      <w:pPr>
+        <w:pStyle w:val="BodyText"/>
+      </w:pPr>
+      <w:r>
+        <w:rPr>
+          <w:bCs/>
+          <w:b/>
+        </w:rPr>
+        <w:t xml:space="preserve">Drei Missverständnisse, die hier häufig auftreten:</w:t>
       </w:r>
     </w:p>
     <w:p>
       <w:pPr>
         <w:numPr>
           <w:ilvl w:val="0"/>
-          <w:numId w:val="1011"/>
+          <w:numId w:val="1012"/>
+        </w:numPr>
+        <w:pStyle w:val="Compact"/>
+      </w:pPr>
+      <w:r>
+        <w:t xml:space="preserve">Art. 4a ist</w:t>
+      </w:r>
+      <w:r>
+        <w:t xml:space="preserve"> </w:t>
+      </w:r>
+      <w:r>
+        <w:rPr>
+          <w:bCs/>
+          <w:b/>
+        </w:rPr>
+        <w:t xml:space="preserve">keine allgemeine Rechtsgrundlage</w:t>
+      </w:r>
+      <w:r>
+        <w:t xml:space="preserve"> </w:t>
+      </w:r>
+      <w:r>
+        <w:t xml:space="preserve">für die Verarbeitung sensibler Daten. Er erlaubt genau einen Zweck — Erkennung und Korrektur von Verzerrungen — unter engen Bedingungen.</w:t>
+      </w:r>
+    </w:p>
+    <w:p>
+      <w:pPr>
+        <w:numPr>
+          <w:ilvl w:val="0"/>
+          <w:numId w:val="1012"/>
+        </w:numPr>
+        <w:pStyle w:val="Compact"/>
+      </w:pPr>
+      <w:r>
+        <w:t xml:space="preserve">Art. 4a</w:t>
+      </w:r>
+      <w:r>
+        <w:t xml:space="preserve"> </w:t>
+      </w:r>
+      <w:r>
+        <w:rPr>
+          <w:bCs/>
+          <w:b/>
+        </w:rPr>
+        <w:t xml:space="preserve">ersetzt keine datenschutzrechtliche Prüfung.</w:t>
+      </w:r>
+      <w:r>
+        <w:t xml:space="preserve"> </w:t>
+      </w:r>
+      <w:r>
+        <w:t xml:space="preserve">Die Verordnung stellt ausdrücklich klar, dass die Bedingungen</w:t>
+      </w:r>
+      <w:r>
+        <w:t xml:space="preserve"> </w:t>
+      </w:r>
+      <w:r>
+        <w:t xml:space="preserve">“</w:t>
+      </w:r>
+      <w:r>
+        <w:t xml:space="preserve">zusätzlich zu den Bestimmungen der Verordnungen (EU) 2016/679 und (EU) 2018/1725 und der Richtlinie (EU) 2016/680</w:t>
+      </w:r>
+      <w:r>
+        <w:t xml:space="preserve">”</w:t>
+      </w:r>
+      <w:r>
+        <w:t xml:space="preserve"> </w:t>
+      </w:r>
+      <w:r>
+        <w:t xml:space="preserve">gelten. Verantwortlichkeit, Zweckbindung, Informationspflichten und gegebenenfalls die Datenschutz-Folgenabschätzung bleiben zu prüfen.</w:t>
+      </w:r>
+    </w:p>
+    <w:p>
+      <w:pPr>
+        <w:numPr>
+          <w:ilvl w:val="0"/>
+          <w:numId w:val="1012"/>
+        </w:numPr>
+        <w:pStyle w:val="Compact"/>
+      </w:pPr>
+      <w:r>
+        <w:t xml:space="preserve">Der Anwendungsbeginn ist</w:t>
+      </w:r>
+      <w:r>
+        <w:t xml:space="preserve"> </w:t>
+      </w:r>
+      <w:r>
+        <w:rPr>
+          <w:bCs/>
+          <w:b/>
+        </w:rPr>
+        <w:t xml:space="preserve">nicht</w:t>
+      </w:r>
+      <w:r>
+        <w:t xml:space="preserve"> </w:t>
+      </w:r>
+      <w:r>
+        <w:t xml:space="preserve">der 02.08.2026, sondern der</w:t>
+      </w:r>
+      <w:r>
+        <w:t xml:space="preserve"> </w:t>
+      </w:r>
+      <w:r>
+        <w:rPr>
+          <w:bCs/>
+          <w:b/>
+        </w:rPr>
+        <w:t xml:space="preserve">27.07.2026</w:t>
+      </w:r>
+      <w:r>
+        <w:t xml:space="preserve"> </w:t>
+      </w:r>
+      <w:r>
+        <w:t xml:space="preserve">— der Tag, an dem die Änderungsverordnung in Kraft trat und damit galt.</w:t>
+      </w:r>
+    </w:p>
+    <w:p>
+      <w:pPr>
+        <w:pStyle w:val="BlockText"/>
+      </w:pPr>
+      <w:r>
+        <w:rPr>
+          <w:bCs/>
+          <w:b/>
+        </w:rPr>
+        <w:t xml:space="preserve">Fundstelle:</w:t>
+      </w:r>
+      <w:r>
+        <w:t xml:space="preserve"> </w:t>
+      </w:r>
+      <w:r>
+        <w:t xml:space="preserve">Art. 4a KI-VO (neu eingefügt durch VO (EU) 2026/1744, Art. 1 Nr. 6). Wortlaut des Abs. 2 UAbs. 1:</w:t>
+      </w:r>
+      <w:r>
+        <w:t xml:space="preserve"> </w:t>
+      </w:r>
+      <w:r>
+        <w:t xml:space="preserve">“</w:t>
+      </w:r>
+      <w:r>
+        <w:t xml:space="preserve">Anbieter und Betreiber anderer KI-Systeme und KI-Modelle und Betreiber von Hochrisiko-KI-Systemen dürfen ausnahmsweise besondere Kategorien personenbezogener Daten verarbeiten, sofern …</w:t>
+      </w:r>
+      <w:r>
+        <w:t xml:space="preserve">”</w:t>
+      </w:r>
+      <w:r>
+        <w:t xml:space="preserve">. Anwendungsbeginn: Erwägungsgrund 9 der VO (EU) 2026/1744 (</w:t>
+      </w:r>
+      <w:r>
+        <w:t xml:space="preserve">“</w:t>
+      </w:r>
+      <w:r>
+        <w:t xml:space="preserve">ab dem Geltungsbeginn dieser Verordnung</w:t>
+      </w:r>
+      <w:r>
+        <w:t xml:space="preserve">”</w:t>
+      </w:r>
+      <w:r>
+        <w:t xml:space="preserve">) i. V. m. Art. 4 der VO (EU) 2026/1744 — die Verordnung enthält keinen abweichenden Geltungsbeginn, sie gilt ab Inkrafttreten am 27.07.2026. Streichung des Art. 10 Abs. 5 und Neufassung der Art. 10 Abs. 1 und 6: ebenda, Art. 1 Nr. 9; Folgeänderung in Art. 2 Abs. 7: ebenda, Art. 1 Nr. 2 lit. b.</w:t>
+      </w:r>
+    </w:p>
+    <w:bookmarkEnd w:id="48"/>
+    <w:bookmarkStart w:id="49" w:name="die-grundrechte-folgenabschätzung"/>
+    <w:p>
+      <w:pPr>
+        <w:pStyle w:val="Heading2"/>
+      </w:pPr>
+      <w:r>
+        <w:t xml:space="preserve">6.5 Die Grundrechte-Folgenabschätzung</w:t>
+      </w:r>
+    </w:p>
+    <w:p>
+      <w:pPr>
+        <w:pStyle w:val="FirstParagraph"/>
+      </w:pPr>
+      <w:r>
+        <w:t xml:space="preserve">Nicht jeder Betreiber eines Hochrisiko-Systems muss eine Grundrechte-Folgenabschätzung durchführen. Verpflichtet sind nur:</w:t>
+      </w:r>
+    </w:p>
+    <w:p>
+      <w:pPr>
+        <w:numPr>
+          <w:ilvl w:val="0"/>
+          <w:numId w:val="1013"/>
+        </w:numPr>
+        <w:pStyle w:val="Compact"/>
+      </w:pPr>
+      <w:r>
+        <w:t xml:space="preserve">Betreiber, die</w:t>
+      </w:r>
+      <w:r>
+        <w:t xml:space="preserve"> </w:t>
+      </w:r>
+      <w:r>
+        <w:rPr>
+          <w:bCs/>
+          <w:b/>
+        </w:rPr>
+        <w:t xml:space="preserve">Einrichtungen des öffentlichen Rechts</w:t>
+      </w:r>
+      <w:r>
+        <w:t xml:space="preserve"> </w:t>
+      </w:r>
+      <w:r>
+        <w:t xml:space="preserve">sind,</w:t>
+      </w:r>
+    </w:p>
+    <w:p>
+      <w:pPr>
+        <w:numPr>
+          <w:ilvl w:val="0"/>
+          <w:numId w:val="1013"/>
+        </w:numPr>
+        <w:pStyle w:val="Compact"/>
+      </w:pPr>
+      <w:r>
+        <w:rPr>
+          <w:bCs/>
+          <w:b/>
+        </w:rPr>
+        <w:t xml:space="preserve">private Einrichtungen, die öffentliche Dienste erbringen</w:t>
+      </w:r>
+      <w:r>
+        <w:t xml:space="preserve">,</w:t>
+      </w:r>
+    </w:p>
+    <w:p>
+      <w:pPr>
+        <w:numPr>
+          <w:ilvl w:val="0"/>
+          <w:numId w:val="1013"/>
         </w:numPr>
         <w:pStyle w:val="Compact"/>
       </w:pPr>
@@ -5025,8 +5648,8 @@
         <w:jc w:val="start"/>
       </w:tblPr>
       <w:tblGrid>
-        <w:gridCol w:w="4819"/>
-        <w:gridCol w:w="4819"/>
+        <w:gridCol w:w="4801"/>
+        <w:gridCol w:w="4837"/>
       </w:tblGrid>
       <w:tr>
         <w:trPr>
@@ -5037,7 +5660,7 @@
         <w:tc>
           <w:tcPr>
             <w:shd w:val="clear" w:color="auto" w:fill="DCE4F2"/>
-            <w:tcW w:w="4819" w:type="dxa"/>
+            <w:tcW w:w="4801" w:type="dxa"/>
           </w:tcPr>
           <w:tcPr/>
           <w:p>
@@ -5053,7 +5676,7 @@
         <w:tc>
           <w:tcPr>
             <w:shd w:val="clear" w:color="auto" w:fill="DCE4F2"/>
-            <w:tcW w:w="4819" w:type="dxa"/>
+            <w:tcW w:w="4837" w:type="dxa"/>
           </w:tcPr>
           <w:tcPr/>
           <w:p>
@@ -5070,7 +5693,7 @@
       <w:tr>
         <w:tc>
           <w:tcPr>
-            <w:tcW w:w="4819" w:type="dxa"/>
+            <w:tcW w:w="4801" w:type="dxa"/>
           </w:tcPr>
           <w:tcPr/>
           <w:p>
@@ -5089,7 +5712,7 @@
         </w:tc>
         <w:tc>
           <w:tcPr>
-            <w:tcW w:w="4819" w:type="dxa"/>
+            <w:tcW w:w="4837" w:type="dxa"/>
           </w:tcPr>
           <w:tcPr/>
           <w:p>
@@ -5106,7 +5729,7 @@
       <w:tr>
         <w:tc>
           <w:tcPr>
-            <w:tcW w:w="4819" w:type="dxa"/>
+            <w:tcW w:w="4801" w:type="dxa"/>
           </w:tcPr>
           <w:tcPr/>
           <w:p>
@@ -5125,7 +5748,7 @@
         </w:tc>
         <w:tc>
           <w:tcPr>
-            <w:tcW w:w="4819" w:type="dxa"/>
+            <w:tcW w:w="4837" w:type="dxa"/>
           </w:tcPr>
           <w:tcPr/>
           <w:p>
@@ -5168,7 +5791,7 @@
       <w:tr>
         <w:tc>
           <w:tcPr>
-            <w:tcW w:w="4819" w:type="dxa"/>
+            <w:tcW w:w="4801" w:type="dxa"/>
           </w:tcPr>
           <w:tcPr/>
           <w:p>
@@ -5187,7 +5810,7 @@
         </w:tc>
         <w:tc>
           <w:tcPr>
-            <w:tcW w:w="4819" w:type="dxa"/>
+            <w:tcW w:w="4837" w:type="dxa"/>
           </w:tcPr>
           <w:tcPr/>
           <w:p>
@@ -5236,7 +5859,7 @@
       <w:tr>
         <w:tc>
           <w:tcPr>
-            <w:tcW w:w="4819" w:type="dxa"/>
+            <w:tcW w:w="4801" w:type="dxa"/>
           </w:tcPr>
           <w:tcPr/>
           <w:p>
@@ -5255,7 +5878,7 @@
         </w:tc>
         <w:tc>
           <w:tcPr>
-            <w:tcW w:w="4819" w:type="dxa"/>
+            <w:tcW w:w="4837" w:type="dxa"/>
           </w:tcPr>
           <w:tcPr/>
           <w:p>
@@ -5264,7 +5887,23 @@
               <w:jc w:val="left"/>
             </w:pPr>
             <w:r>
-              <w:t xml:space="preserve">Die Digital-Omnibus-Verordnung (EU) 2026/1744 tritt in Kraft. Art. 102–110 KI-VO gelten ab diesem Tag.</w:t>
+              <w:t xml:space="preserve">Die Digital-Omnibus-Verordnung (EU) 2026/1744 tritt in Kraft. Art. 102–110 KI-VO gelten ab diesem Tag. Ebenfalls ab diesem Tag gilt die neue Rechtsgrundlage des</w:t>
+            </w:r>
+            <w:r>
+              <w:t xml:space="preserve"> </w:t>
+            </w:r>
+            <w:r>
+              <w:rPr>
+                <w:bCs/>
+                <w:b/>
+              </w:rPr>
+              <w:t xml:space="preserve">Art. 4a</w:t>
+            </w:r>
+            <w:r>
+              <w:t xml:space="preserve"> </w:t>
+            </w:r>
+            <w:r>
+              <w:t xml:space="preserve">(Bias-Erkennung).</w:t>
             </w:r>
           </w:p>
         </w:tc>
@@ -5285,7 +5924,7 @@
         <w:t xml:space="preserve"> </w:t>
       </w:r>
       <w:r>
-        <w:t xml:space="preserve">Art. 113 Abs. 3 lit. a und b KI-VO; lit. d neu eingefügt durch VO (EU) 2026/1744, Art. 1 Nr. 40.</w:t>
+        <w:t xml:space="preserve">Art. 113 Abs. 3 lit. a und b KI-VO; lit. d neu eingefügt durch VO (EU) 2026/1744, Art. 1 Nr. 40. Zu Art. 4a: ErwG 9 der VO (EU) 2026/1744 i. V. m. deren Art. 4.</w:t>
       </w:r>
     </w:p>
     <w:bookmarkEnd w:id="51"/>
@@ -5307,8 +5946,8 @@
         <w:jc w:val="start"/>
       </w:tblPr>
       <w:tblGrid>
-        <w:gridCol w:w="4570"/>
-        <w:gridCol w:w="5068"/>
+        <w:gridCol w:w="4404"/>
+        <w:gridCol w:w="5234"/>
       </w:tblGrid>
       <w:tr>
         <w:trPr>
@@ -5319,7 +5958,7 @@
         <w:tc>
           <w:tcPr>
             <w:shd w:val="clear" w:color="auto" w:fill="DCE4F2"/>
-            <w:tcW w:w="4570" w:type="dxa"/>
+            <w:tcW w:w="4404" w:type="dxa"/>
           </w:tcPr>
           <w:tcPr/>
           <w:p>
@@ -5335,7 +5974,7 @@
         <w:tc>
           <w:tcPr>
             <w:shd w:val="clear" w:color="auto" w:fill="DCE4F2"/>
-            <w:tcW w:w="5068" w:type="dxa"/>
+            <w:tcW w:w="5234" w:type="dxa"/>
           </w:tcPr>
           <w:tcPr/>
           <w:p>
@@ -5352,7 +5991,7 @@
       <w:tr>
         <w:tc>
           <w:tcPr>
-            <w:tcW w:w="4570" w:type="dxa"/>
+            <w:tcW w:w="4404" w:type="dxa"/>
           </w:tcPr>
           <w:tcPr/>
           <w:p>
@@ -5371,7 +6010,7 @@
         </w:tc>
         <w:tc>
           <w:tcPr>
-            <w:tcW w:w="5068" w:type="dxa"/>
+            <w:tcW w:w="5234" w:type="dxa"/>
           </w:tcPr>
           <w:tcPr/>
           <w:p>
@@ -5411,7 +6050,7 @@
       <w:tr>
         <w:tc>
           <w:tcPr>
-            <w:tcW w:w="4570" w:type="dxa"/>
+            <w:tcW w:w="4404" w:type="dxa"/>
           </w:tcPr>
           <w:tcPr/>
           <w:p>
@@ -5430,7 +6069,7 @@
         </w:tc>
         <w:tc>
           <w:tcPr>
-            <w:tcW w:w="5068" w:type="dxa"/>
+            <w:tcW w:w="5234" w:type="dxa"/>
           </w:tcPr>
           <w:tcPr/>
           <w:p>
@@ -5457,7 +6096,7 @@
       <w:tr>
         <w:tc>
           <w:tcPr>
-            <w:tcW w:w="4570" w:type="dxa"/>
+            <w:tcW w:w="4404" w:type="dxa"/>
           </w:tcPr>
           <w:tcPr/>
           <w:p>
@@ -5476,7 +6115,7 @@
         </w:tc>
         <w:tc>
           <w:tcPr>
-            <w:tcW w:w="5068" w:type="dxa"/>
+            <w:tcW w:w="5234" w:type="dxa"/>
           </w:tcPr>
           <w:tcPr/>
           <w:p>
@@ -5522,7 +6161,7 @@
       <w:tr>
         <w:tc>
           <w:tcPr>
-            <w:tcW w:w="4570" w:type="dxa"/>
+            <w:tcW w:w="4404" w:type="dxa"/>
           </w:tcPr>
           <w:tcPr/>
           <w:p>
@@ -5541,7 +6180,7 @@
         </w:tc>
         <w:tc>
           <w:tcPr>
-            <w:tcW w:w="5068" w:type="dxa"/>
+            <w:tcW w:w="5234" w:type="dxa"/>
           </w:tcPr>
           <w:tcPr/>
           <w:p>
@@ -5558,7 +6197,7 @@
       <w:tr>
         <w:tc>
           <w:tcPr>
-            <w:tcW w:w="4570" w:type="dxa"/>
+            <w:tcW w:w="4404" w:type="dxa"/>
           </w:tcPr>
           <w:tcPr/>
           <w:p>
@@ -5577,7 +6216,7 @@
         </w:tc>
         <w:tc>
           <w:tcPr>
-            <w:tcW w:w="5068" w:type="dxa"/>
+            <w:tcW w:w="5234" w:type="dxa"/>
           </w:tcPr>
           <w:tcPr/>
           <w:p>
@@ -5604,7 +6243,7 @@
       <w:tr>
         <w:tc>
           <w:tcPr>
-            <w:tcW w:w="4570" w:type="dxa"/>
+            <w:tcW w:w="4404" w:type="dxa"/>
           </w:tcPr>
           <w:tcPr/>
           <w:p>
@@ -5623,7 +6262,7 @@
         </w:tc>
         <w:tc>
           <w:tcPr>
-            <w:tcW w:w="5068" w:type="dxa"/>
+            <w:tcW w:w="5234" w:type="dxa"/>
           </w:tcPr>
           <w:tcPr/>
           <w:p>
@@ -5658,7 +6297,7 @@
               <w:t xml:space="preserve"> </w:t>
             </w:r>
             <w:r>
-              <w:t xml:space="preserve">(u. a. Maschinen, Kraftfahrzeuge, Eisenbahn) gilt Kapitel III nicht; dort greift das Sektorrecht.</w:t>
+              <w:t xml:space="preserve">(u. a. Maschinen, Kraftfahrzeuge, Eisenbahn) gelten von der KI-VO nur Art. 6 Abs. 1, Art. 60a und Art. 102–112; im Übrigen greift das Sektorrecht (Art. 2 Abs. 2 n. F.).</w:t>
             </w:r>
           </w:p>
         </w:tc>
@@ -5666,7 +6305,7 @@
       <w:tr>
         <w:tc>
           <w:tcPr>
-            <w:tcW w:w="4570" w:type="dxa"/>
+            <w:tcW w:w="4404" w:type="dxa"/>
           </w:tcPr>
           <w:tcPr/>
           <w:p>
@@ -5685,7 +6324,7 @@
         </w:tc>
         <w:tc>
           <w:tcPr>
-            <w:tcW w:w="5068" w:type="dxa"/>
+            <w:tcW w:w="5234" w:type="dxa"/>
           </w:tcPr>
           <w:tcPr/>
           <w:p>
@@ -5702,7 +6341,7 @@
       <w:tr>
         <w:tc>
           <w:tcPr>
-            <w:tcW w:w="4570" w:type="dxa"/>
+            <w:tcW w:w="4404" w:type="dxa"/>
           </w:tcPr>
           <w:tcPr/>
           <w:p>
@@ -5721,7 +6360,7 @@
         </w:tc>
         <w:tc>
           <w:tcPr>
-            <w:tcW w:w="5068" w:type="dxa"/>
+            <w:tcW w:w="5234" w:type="dxa"/>
           </w:tcPr>
           <w:tcPr/>
           <w:p>
@@ -5814,7 +6453,7 @@
       <w:pPr>
         <w:numPr>
           <w:ilvl w:val="0"/>
-          <w:numId w:val="1012"/>
+          <w:numId w:val="1014"/>
         </w:numPr>
         <w:pStyle w:val="Compact"/>
       </w:pPr>
@@ -5836,296 +6475,6 @@
       </w:r>
       <w:r>
         <w:t xml:space="preserve">gelten weiter — und zwei neue kommen im Dezember 2026 hinzu.</w:t>
-      </w:r>
-    </w:p>
-    <w:p>
-      <w:pPr>
-        <w:numPr>
-          <w:ilvl w:val="0"/>
-          <w:numId w:val="1012"/>
-        </w:numPr>
-        <w:pStyle w:val="Compact"/>
-      </w:pPr>
-      <w:r>
-        <w:t xml:space="preserve">Die</w:t>
-      </w:r>
-      <w:r>
-        <w:t xml:space="preserve"> </w:t>
-      </w:r>
-      <w:r>
-        <w:rPr>
-          <w:bCs/>
-          <w:b/>
-        </w:rPr>
-        <w:t xml:space="preserve">KI-Kompetenz</w:t>
-      </w:r>
-      <w:r>
-        <w:t xml:space="preserve"> </w:t>
-      </w:r>
-      <w:r>
-        <w:t xml:space="preserve">bleibt Pflicht.</w:t>
-      </w:r>
-    </w:p>
-    <w:p>
-      <w:pPr>
-        <w:numPr>
-          <w:ilvl w:val="0"/>
-          <w:numId w:val="1012"/>
-        </w:numPr>
-        <w:pStyle w:val="Compact"/>
-      </w:pPr>
-      <w:r>
-        <w:t xml:space="preserve">Die</w:t>
-      </w:r>
-      <w:r>
-        <w:t xml:space="preserve"> </w:t>
-      </w:r>
-      <w:r>
-        <w:rPr>
-          <w:bCs/>
-          <w:b/>
-        </w:rPr>
-        <w:t xml:space="preserve">Transparenzpflichten</w:t>
-      </w:r>
-      <w:r>
-        <w:t xml:space="preserve"> </w:t>
-      </w:r>
-      <w:r>
-        <w:t xml:space="preserve">starten planmäßig am 2. August 2026.</w:t>
-      </w:r>
-    </w:p>
-    <w:p>
-      <w:pPr>
-        <w:numPr>
-          <w:ilvl w:val="0"/>
-          <w:numId w:val="1012"/>
-        </w:numPr>
-        <w:pStyle w:val="Compact"/>
-      </w:pPr>
-      <w:r>
-        <w:t xml:space="preserve">Die</w:t>
-      </w:r>
-      <w:r>
-        <w:t xml:space="preserve"> </w:t>
-      </w:r>
-      <w:r>
-        <w:rPr>
-          <w:bCs/>
-          <w:b/>
-        </w:rPr>
-        <w:t xml:space="preserve">GPAI-Pflichten</w:t>
-      </w:r>
-      <w:r>
-        <w:t xml:space="preserve"> </w:t>
-      </w:r>
-      <w:r>
-        <w:t xml:space="preserve">gelten seit August 2025 unverändert.</w:t>
-      </w:r>
-    </w:p>
-    <w:p>
-      <w:pPr>
-        <w:numPr>
-          <w:ilvl w:val="0"/>
-          <w:numId w:val="1012"/>
-        </w:numPr>
-        <w:pStyle w:val="Compact"/>
-      </w:pPr>
-      <w:r>
-        <w:t xml:space="preserve">Die</w:t>
-      </w:r>
-      <w:r>
-        <w:t xml:space="preserve"> </w:t>
-      </w:r>
-      <w:r>
-        <w:rPr>
-          <w:bCs/>
-          <w:b/>
-        </w:rPr>
-        <w:t xml:space="preserve">Sanktionsvorschriften</w:t>
-      </w:r>
-      <w:r>
-        <w:t xml:space="preserve"> </w:t>
-      </w:r>
-      <w:r>
-        <w:t xml:space="preserve">gelten seit August 2025; ihr Anwendungsbeginn wurde nicht mitverschoben.</w:t>
-      </w:r>
-    </w:p>
-    <w:p>
-      <w:pPr>
-        <w:pStyle w:val="FirstParagraph"/>
-      </w:pPr>
-      <w:r>
-        <w:rPr>
-          <w:bCs/>
-          <w:b/>
-        </w:rPr>
-        <w:t xml:space="preserve">Wie weit reicht die Verschiebung?</w:t>
-      </w:r>
-      <w:r>
-        <w:t xml:space="preserve"> </w:t>
-      </w:r>
-      <w:r>
-        <w:t xml:space="preserve">Der Wortlaut ist enger, als es zunächst wirkt. Verschoben wurden ausschließlich</w:t>
-      </w:r>
-      <w:r>
-        <w:t xml:space="preserve"> </w:t>
-      </w:r>
-      <w:r>
-        <w:rPr>
-          <w:bCs/>
-          <w:b/>
-        </w:rPr>
-        <w:t xml:space="preserve">Kapitel III Abschnitte 1, 2 und 3</w:t>
-      </w:r>
-      <w:r>
-        <w:t xml:space="preserve"> </w:t>
-      </w:r>
-      <w:r>
-        <w:t xml:space="preserve">(Art. 6 bis 27, ohne Art. 6 Abs. 5).</w:t>
-      </w:r>
-      <w:r>
-        <w:t xml:space="preserve"> </w:t>
-      </w:r>
-      <w:r>
-        <w:rPr>
-          <w:bCs/>
-          <w:b/>
-        </w:rPr>
-        <w:t xml:space="preserve">Nicht</w:t>
-      </w:r>
-      <w:r>
-        <w:t xml:space="preserve"> </w:t>
-      </w:r>
-      <w:r>
-        <w:t xml:space="preserve">vom Wortlaut erfasst sind:</w:t>
-      </w:r>
-    </w:p>
-    <w:p>
-      <w:pPr>
-        <w:numPr>
-          <w:ilvl w:val="0"/>
-          <w:numId w:val="1013"/>
-        </w:numPr>
-        <w:pStyle w:val="Compact"/>
-      </w:pPr>
-      <w:r>
-        <w:rPr>
-          <w:bCs/>
-          <w:b/>
-        </w:rPr>
-        <w:t xml:space="preserve">Kapitel III Abschnitt 5</w:t>
-      </w:r>
-      <w:r>
-        <w:t xml:space="preserve"> </w:t>
-      </w:r>
-      <w:r>
-        <w:t xml:space="preserve">— Normen, Konformitätsbewertung (Art. 43), EU-Konformitätserklärung (Art. 47), CE-Kennzeichnung (Art. 48), Registrierung (Art. 49);</w:t>
-      </w:r>
-    </w:p>
-    <w:p>
-      <w:pPr>
-        <w:numPr>
-          <w:ilvl w:val="0"/>
-          <w:numId w:val="1013"/>
-        </w:numPr>
-        <w:pStyle w:val="Compact"/>
-      </w:pPr>
-      <w:r>
-        <w:rPr>
-          <w:bCs/>
-          <w:b/>
-        </w:rPr>
-        <w:t xml:space="preserve">Kapitel IX</w:t>
-      </w:r>
-      <w:r>
-        <w:t xml:space="preserve"> </w:t>
-      </w:r>
-      <w:r>
-        <w:t xml:space="preserve">— Beobachtung nach dem Inverkehrbringen (Art. 72), Meldung schwerwiegender Vorfälle (Art. 73), Recht auf Erläuterung (Art. 86);</w:t>
-      </w:r>
-    </w:p>
-    <w:p>
-      <w:pPr>
-        <w:numPr>
-          <w:ilvl w:val="0"/>
-          <w:numId w:val="1013"/>
-        </w:numPr>
-        <w:pStyle w:val="Compact"/>
-      </w:pPr>
-      <w:r>
-        <w:rPr>
-          <w:bCs/>
-          <w:b/>
-        </w:rPr>
-        <w:t xml:space="preserve">Kapitel IV</w:t>
-      </w:r>
-      <w:r>
-        <w:t xml:space="preserve"> </w:t>
-      </w:r>
-      <w:r>
-        <w:t xml:space="preserve">— Transparenzpflichten (Art. 50).</w:t>
-      </w:r>
-    </w:p>
-    <w:p>
-      <w:pPr>
-        <w:pStyle w:val="FirstParagraph"/>
-      </w:pPr>
-      <w:r>
-        <w:t xml:space="preserve">Diese Vorschriften gelten seit dem allgemeinen Geltungsbeginn am 2. August 2026. In der Praxis greifen die Konformitäts- und Registrierungspflichten erst, sobald ein System nach dem verschobenen Art. 6 überhaupt als hochriskant einzustufen ist — das ist eine vertretbare, aber nicht zwingende Auslegung. Wer sich darauf stützt, sollte die Erwägung dokumentieren.</w:t>
-      </w:r>
-    </w:p>
-    <w:p>
-      <w:pPr>
-        <w:pStyle w:val="BlockText"/>
-      </w:pPr>
-      <w:r>
-        <w:rPr>
-          <w:bCs/>
-          <w:b/>
-        </w:rPr>
-        <w:t xml:space="preserve">Fundstelle:</w:t>
-      </w:r>
-      <w:r>
-        <w:t xml:space="preserve"> </w:t>
-      </w:r>
-      <w:r>
-        <w:t xml:space="preserve">Art. 113 Abs. 3 lit. c KI-VO n. F.:</w:t>
-      </w:r>
-      <w:r>
-        <w:t xml:space="preserve"> </w:t>
-      </w:r>
-      <w:r>
-        <w:t xml:space="preserve">“</w:t>
-      </w:r>
-      <w:r>
-        <w:t xml:space="preserve">Kapitel III Abschnitte 1, 2 und 3, mit Ausnahme von Artikel 6 Absatz 5, gelten ab dem: i) 2. Dezember 2027 … ii) 2. August 2028.</w:t>
-      </w:r>
-      <w:r>
-        <w:t xml:space="preserve">”</w:t>
-      </w:r>
-      <w:r>
-        <w:t xml:space="preserve"> </w:t>
-      </w:r>
-      <w:r>
-        <w:t xml:space="preserve">Gliederung der KI-VO: Kapitel III Abschnitt 5 = Art. 40–49; Kapitel IX = Art. 72 ff.</w:t>
-      </w:r>
-    </w:p>
-    <w:p>
-      <w:pPr>
-        <w:pStyle w:val="FirstParagraph"/>
-      </w:pPr>
-      <w:r>
-        <w:rPr>
-          <w:bCs/>
-          <w:b/>
-        </w:rPr>
-        <w:t xml:space="preserve">Ein wichtiger Punkt zum Bestandsschutz:</w:t>
-      </w:r>
-      <w:r>
-        <w:t xml:space="preserve"> </w:t>
-      </w:r>
-      <w:r>
-        <w:t xml:space="preserve">Hochrisiko-Systeme, die vor dem jeweiligen Geltungsbeginn in Verkehr gebracht wurden, unterliegen der Verordnung nur, wenn sie danach in ihrer Konzeption erheblich verändert werden. Zwei Änderungen des Digital Omnibus sind hier zu beachten:</w:t>
       </w:r>
     </w:p>
     <w:p>
@@ -6137,23 +6486,23 @@
         <w:pStyle w:val="Compact"/>
       </w:pPr>
       <w:r>
-        <w:t xml:space="preserve">Der Bestandsschutz gilt jetzt für</w:t>
-      </w:r>
-      <w:r>
-        <w:t xml:space="preserve"> </w:t>
-      </w:r>
-      <w:r>
-        <w:rPr>
-          <w:bCs/>
-          <w:b/>
-        </w:rPr>
-        <w:t xml:space="preserve">alle Akteure</w:t>
-      </w:r>
-      <w:r>
-        <w:t xml:space="preserve"> </w:t>
-      </w:r>
-      <w:r>
-        <w:t xml:space="preserve">— also Anbieter, Betreiber, Einführer, Händler, Bevollmächtigte und Produkthersteller —, nicht mehr nur für Betreiber.</w:t>
+        <w:t xml:space="preserve">Die</w:t>
+      </w:r>
+      <w:r>
+        <w:t xml:space="preserve"> </w:t>
+      </w:r>
+      <w:r>
+        <w:rPr>
+          <w:bCs/>
+          <w:b/>
+        </w:rPr>
+        <w:t xml:space="preserve">KI-Kompetenz</w:t>
+      </w:r>
+      <w:r>
+        <w:t xml:space="preserve"> </w:t>
+      </w:r>
+      <w:r>
+        <w:t xml:space="preserve">bleibt Pflicht.</w:t>
       </w:r>
     </w:p>
     <w:p>
@@ -6165,7 +6514,79 @@
         <w:pStyle w:val="Compact"/>
       </w:pPr>
       <w:r>
-        <w:t xml:space="preserve">Der Stichtag ist dynamisch an den Geltungsbeginn des Kapitels III gekoppelt und verschiebt sich automatisch mit, auf den 02.12.2027 bzw. 02.08.2028.</w:t>
+        <w:t xml:space="preserve">Die</w:t>
+      </w:r>
+      <w:r>
+        <w:t xml:space="preserve"> </w:t>
+      </w:r>
+      <w:r>
+        <w:rPr>
+          <w:bCs/>
+          <w:b/>
+        </w:rPr>
+        <w:t xml:space="preserve">Transparenzpflichten</w:t>
+      </w:r>
+      <w:r>
+        <w:t xml:space="preserve"> </w:t>
+      </w:r>
+      <w:r>
+        <w:t xml:space="preserve">starten planmäßig am 2. August 2026.</w:t>
+      </w:r>
+    </w:p>
+    <w:p>
+      <w:pPr>
+        <w:numPr>
+          <w:ilvl w:val="0"/>
+          <w:numId w:val="1014"/>
+        </w:numPr>
+        <w:pStyle w:val="Compact"/>
+      </w:pPr>
+      <w:r>
+        <w:t xml:space="preserve">Die</w:t>
+      </w:r>
+      <w:r>
+        <w:t xml:space="preserve"> </w:t>
+      </w:r>
+      <w:r>
+        <w:rPr>
+          <w:bCs/>
+          <w:b/>
+        </w:rPr>
+        <w:t xml:space="preserve">GPAI-Pflichten</w:t>
+      </w:r>
+      <w:r>
+        <w:t xml:space="preserve"> </w:t>
+      </w:r>
+      <w:r>
+        <w:t xml:space="preserve">gelten seit August 2025 unverändert.</w:t>
+      </w:r>
+    </w:p>
+    <w:p>
+      <w:pPr>
+        <w:numPr>
+          <w:ilvl w:val="0"/>
+          <w:numId w:val="1014"/>
+        </w:numPr>
+        <w:pStyle w:val="Compact"/>
+      </w:pPr>
+      <w:r>
+        <w:t xml:space="preserve">Die</w:t>
+      </w:r>
+      <w:r>
+        <w:t xml:space="preserve"> </w:t>
+      </w:r>
+      <w:r>
+        <w:rPr>
+          <w:bCs/>
+          <w:b/>
+        </w:rPr>
+        <w:t xml:space="preserve">Sanktionsvorschriften</w:t>
+      </w:r>
+      <w:r>
+        <w:t xml:space="preserve"> </w:t>
+      </w:r>
+      <w:r>
+        <w:t xml:space="preserve">gelten seit August 2025; ihr Anwendungsbeginn wurde nicht mitverschoben.</w:t>
       </w:r>
     </w:p>
     <w:p>
@@ -6173,219 +6594,49 @@
         <w:pStyle w:val="FirstParagraph"/>
       </w:pPr>
       <w:r>
-        <w:t xml:space="preserve">Für Systeme, die bestimmungsgemäß von Behörden verwendet werden, gilt unabhängig davon der 02.08.2030.</w:t>
-      </w:r>
-    </w:p>
-    <w:p>
-      <w:pPr>
-        <w:pStyle w:val="BodyText"/>
-      </w:pPr>
-      <w:r>
-        <w:rPr>
-          <w:bCs/>
-          <w:b/>
-        </w:rPr>
-        <w:t xml:space="preserve">Wie der Bestandsschutz praktisch wirkt:</w:t>
-      </w:r>
-      <w:r>
-        <w:t xml:space="preserve"> </w:t>
-      </w:r>
-      <w:r>
-        <w:t xml:space="preserve">Maßgeblich ist</w:t>
-      </w:r>
-      <w:r>
-        <w:t xml:space="preserve"> </w:t>
-      </w:r>
-      <w:r>
-        <w:rPr>
-          <w:bCs/>
-          <w:b/>
-        </w:rPr>
-        <w:t xml:space="preserve">Art und Modell</w:t>
-      </w:r>
-      <w:r>
-        <w:t xml:space="preserve"> </w:t>
-      </w:r>
-      <w:r>
-        <w:t xml:space="preserve">des Systems. Wurde vor dem Stichtag bereits eine einzelne Einheit rechtmäßig in Verkehr gebracht oder in Betrieb genommen, gilt die Übergangsregelung für alle weiteren Einheiten derselben Art und desselben Modells — solange die Gestaltung unverändert bleibt. Entscheidend ist das Datum der ersten Einheit. Jede signifikante Änderung der Gestaltung danach löst die vollständige Einhaltung einschließlich Konformitätsbewertung aus.</w:t>
-      </w:r>
-    </w:p>
-    <w:p>
-      <w:pPr>
-        <w:pStyle w:val="BlockText"/>
-      </w:pPr>
-      <w:r>
-        <w:rPr>
-          <w:bCs/>
-          <w:b/>
-        </w:rPr>
-        <w:t xml:space="preserve">Fundstelle:</w:t>
-      </w:r>
-      <w:r>
-        <w:t xml:space="preserve"> </w:t>
-      </w:r>
-      <w:r>
-        <w:t xml:space="preserve">Art. 111 Abs. 2 KI-VO n. F. (geändert durch VO (EU) 2026/1744, Art. 1 Nr. 39 lit. a); Begriff</w:t>
-      </w:r>
-      <w:r>
-        <w:t xml:space="preserve"> </w:t>
-      </w:r>
-      <w:r>
-        <w:t xml:space="preserve">“</w:t>
-      </w:r>
-      <w:r>
-        <w:t xml:space="preserve">Akteur</w:t>
-      </w:r>
-      <w:r>
-        <w:t xml:space="preserve">”</w:t>
-      </w:r>
-      <w:r>
-        <w:t xml:space="preserve">: Art. 3 Nr. 8 KI-VO. Auslegungshilfe zu Art und Modell: Erwägungsgrund 39 der VO (EU) 2026/1744. Begründung der Verschiebung: Erwägungsgrund 40.</w:t>
-      </w:r>
-    </w:p>
-    <w:p>
-      <w:pPr>
-        <w:pStyle w:val="FirstParagraph"/>
-      </w:pPr>
-      <w:r>
-        <w:rPr>
-          <w:bCs/>
-          <w:b/>
-        </w:rPr>
-        <w:t xml:space="preserve">Was nicht kam:</w:t>
-      </w:r>
-      <w:r>
-        <w:t xml:space="preserve"> </w:t>
-      </w:r>
-      <w:r>
-        <w:t xml:space="preserve">Der Kommissionsvorschlag wollte die Fristen an einen Kommissionsbeschluss über die Verfügbarkeit von Normen koppeln — ein</w:t>
-      </w:r>
-      <w:r>
-        <w:t xml:space="preserve"> </w:t>
-      </w:r>
-      <w:r>
-        <w:t xml:space="preserve">“</w:t>
-      </w:r>
-      <w:r>
-        <w:t xml:space="preserve">Stop-the-clock</w:t>
-      </w:r>
-      <w:r>
-        <w:t xml:space="preserve">”</w:t>
-      </w:r>
-      <w:r>
-        <w:t xml:space="preserve">-Mechanismus mit gleitenden Fristen. Der Gesetzgeber hat das</w:t>
-      </w:r>
-      <w:r>
-        <w:t xml:space="preserve"> </w:t>
-      </w:r>
-      <w:r>
-        <w:rPr>
-          <w:bCs/>
-          <w:b/>
-        </w:rPr>
-        <w:t xml:space="preserve">nicht übernommen</w:t>
-      </w:r>
-      <w:r>
-        <w:t xml:space="preserve">. Es gelten feste Kalenderdaten; ein automatischer Aufschub findet nicht statt. Für die Planung ist damit vom 2. Dezember 2027 bzw. 2. August 2028 auszugehen — vorbehaltlich weiterer Änderungen des Unionsrechts und der bis zum 2. August 2027 zu erlassenden delegierten Rechtsakte nach Art. 2 Abs. 13 KI-VO n. F.</w:t>
-      </w:r>
-    </w:p>
-    <w:p>
-      <w:r>
-        <w:pict>
-          <v:rect style="width:0;height:1.5pt" o:hralign="center" o:hrstd="t" o:hr="t"/>
-        </w:pict>
-      </w:r>
-    </w:p>
-    <w:bookmarkEnd w:id="53"/>
-    <w:bookmarkEnd w:id="54"/>
-    <w:bookmarkStart w:id="60" w:name="Xda0d7b91b2b793bbb22777c22875428743e78d0"/>
-    <w:p>
-      <w:pPr>
-        <w:pStyle w:val="Heading1"/>
-      </w:pPr>
-      <w:r>
-        <w:t xml:space="preserve">8. KI-Modelle mit allgemeinem Verwendungszweck (GPAI)</w:t>
-      </w:r>
-    </w:p>
-    <w:bookmarkStart w:id="55" w:name="was-ist-gemeint"/>
-    <w:p>
-      <w:pPr>
-        <w:pStyle w:val="Heading2"/>
-      </w:pPr>
-      <w:r>
-        <w:t xml:space="preserve">8.1 Was ist gemeint?</w:t>
-      </w:r>
-    </w:p>
-    <w:p>
-      <w:pPr>
-        <w:pStyle w:val="FirstParagraph"/>
-      </w:pPr>
-      <w:r>
-        <w:t xml:space="preserve">Gemeint sind große, breit einsetzbare Modelle — etwa große Sprachmodelle. Sie werden nicht für einen einzelnen Zweck gebaut, sondern lassen sich für viele Aufgaben verwenden. Die Verordnung nennt sie</w:t>
-      </w:r>
-      <w:r>
-        <w:t xml:space="preserve"> </w:t>
-      </w:r>
-      <w:r>
-        <w:t xml:space="preserve">“</w:t>
-      </w:r>
-      <w:r>
-        <w:t xml:space="preserve">KI-Modelle mit allgemeinem Verwendungszweck</w:t>
-      </w:r>
-      <w:r>
-        <w:t xml:space="preserve">”</w:t>
-      </w:r>
-      <w:r>
-        <w:t xml:space="preserve">, englisch: General Purpose AI, kurz GPAI.</w:t>
-      </w:r>
-    </w:p>
-    <w:bookmarkEnd w:id="55"/>
-    <w:bookmarkStart w:id="56" w:name="wen-treffen-die-pflichten"/>
-    <w:p>
-      <w:pPr>
-        <w:pStyle w:val="Heading2"/>
-      </w:pPr>
-      <w:r>
-        <w:t xml:space="preserve">8.2 Wen treffen die Pflichten?</w:t>
-      </w:r>
-    </w:p>
-    <w:p>
-      <w:pPr>
-        <w:pStyle w:val="FirstParagraph"/>
-      </w:pPr>
-      <w:r>
-        <w:t xml:space="preserve">Die Pflichten treffen</w:t>
-      </w:r>
-      <w:r>
-        <w:t xml:space="preserve"> </w:t>
-      </w:r>
-      <w:r>
-        <w:rPr>
-          <w:bCs/>
-          <w:b/>
-        </w:rPr>
-        <w:t xml:space="preserve">Anbieter der Modelle</w:t>
-      </w:r>
-      <w:r>
-        <w:t xml:space="preserve">, nicht deren Nutzer. Wer ChatGPT, Claude oder ein vergleichbares Werkzeug im Unternehmen einsetzt, ist Betreiber eines KI-Systems — nicht Anbieter eines GPAI-Modells.</w:t>
-      </w:r>
-    </w:p>
-    <w:bookmarkEnd w:id="56"/>
-    <w:bookmarkStart w:id="57" w:name="die-pflichten-der-modellanbieter"/>
-    <w:p>
-      <w:pPr>
-        <w:pStyle w:val="Heading2"/>
-      </w:pPr>
-      <w:r>
-        <w:t xml:space="preserve">8.3 Die Pflichten der Modellanbieter</w:t>
-      </w:r>
-    </w:p>
-    <w:p>
-      <w:pPr>
-        <w:pStyle w:val="FirstParagraph"/>
-      </w:pPr>
-      <w:r>
-        <w:t xml:space="preserve">Alle GPAI-Anbieter müssen:</w:t>
+        <w:rPr>
+          <w:bCs/>
+          <w:b/>
+        </w:rPr>
+        <w:t xml:space="preserve">Wie weit reicht die Verschiebung?</w:t>
+      </w:r>
+      <w:r>
+        <w:t xml:space="preserve"> </w:t>
+      </w:r>
+      <w:r>
+        <w:t xml:space="preserve">Der Wortlaut ist enger, als es zunächst wirkt. Verschoben wurden ausschließlich</w:t>
+      </w:r>
+      <w:r>
+        <w:t xml:space="preserve"> </w:t>
+      </w:r>
+      <w:r>
+        <w:rPr>
+          <w:bCs/>
+          <w:b/>
+        </w:rPr>
+        <w:t xml:space="preserve">Kapitel III Abschnitte 1, 2 und 3</w:t>
+      </w:r>
+      <w:r>
+        <w:t xml:space="preserve"> </w:t>
+      </w:r>
+      <w:r>
+        <w:t xml:space="preserve">(Art. 6 bis 27, ohne Art. 6 Abs. 5).</w:t>
+      </w:r>
+      <w:r>
+        <w:t xml:space="preserve"> </w:t>
+      </w:r>
+      <w:r>
+        <w:rPr>
+          <w:bCs/>
+          <w:b/>
+        </w:rPr>
+        <w:t xml:space="preserve">Nicht</w:t>
+      </w:r>
+      <w:r>
+        <w:t xml:space="preserve"> </w:t>
+      </w:r>
+      <w:r>
+        <w:t xml:space="preserve">vom Wortlaut erfasst sind:</w:t>
       </w:r>
     </w:p>
     <w:p>
@@ -6397,23 +6648,17 @@
         <w:pStyle w:val="Compact"/>
       </w:pPr>
       <w:r>
-        <w:t xml:space="preserve">eine</w:t>
-      </w:r>
-      <w:r>
-        <w:t xml:space="preserve"> </w:t>
-      </w:r>
-      <w:r>
-        <w:rPr>
-          <w:bCs/>
-          <w:b/>
-        </w:rPr>
-        <w:t xml:space="preserve">technische Dokumentation</w:t>
-      </w:r>
-      <w:r>
-        <w:t xml:space="preserve"> </w:t>
-      </w:r>
-      <w:r>
-        <w:t xml:space="preserve">des Modells erstellen und aktuell halten, einschließlich Trainings- und Testverfahren und Bewertungsergebnissen (Mindestinhalte: Anhang XI);</w:t>
+        <w:rPr>
+          <w:bCs/>
+          <w:b/>
+        </w:rPr>
+        <w:t xml:space="preserve">Kapitel III Abschnitt 5</w:t>
+      </w:r>
+      <w:r>
+        <w:t xml:space="preserve"> </w:t>
+      </w:r>
+      <w:r>
+        <w:t xml:space="preserve">— Normen, Konformitätsbewertung (Art. 43), EU-Konformitätserklärung (Art. 47), CE-Kennzeichnung (Art. 48), Registrierung (Art. 49);</w:t>
       </w:r>
     </w:p>
     <w:p>
@@ -6429,13 +6674,13 @@
           <w:bCs/>
           <w:b/>
         </w:rPr>
-        <w:t xml:space="preserve">Informationen für nachgelagerte Anbieter</w:t>
-      </w:r>
-      <w:r>
-        <w:t xml:space="preserve"> </w:t>
-      </w:r>
-      <w:r>
-        <w:t xml:space="preserve">bereitstellen, die das Modell in ihre Systeme integrieren (Mindestinhalte: Anhang XII);</w:t>
+        <w:t xml:space="preserve">Kapitel IX</w:t>
+      </w:r>
+      <w:r>
+        <w:t xml:space="preserve"> </w:t>
+      </w:r>
+      <w:r>
+        <w:t xml:space="preserve">— Beobachtung nach dem Inverkehrbringen (Art. 72), Meldung schwerwiegender Vorfälle (Art. 73), Recht auf Erläuterung (Art. 86);</w:t>
       </w:r>
     </w:p>
     <w:p>
@@ -6447,64 +6692,25 @@
         <w:pStyle w:val="Compact"/>
       </w:pPr>
       <w:r>
-        <w:t xml:space="preserve">eine</w:t>
-      </w:r>
-      <w:r>
-        <w:t xml:space="preserve"> </w:t>
-      </w:r>
-      <w:r>
-        <w:rPr>
-          <w:bCs/>
-          <w:b/>
-        </w:rPr>
-        <w:t xml:space="preserve">Strategie zur Einhaltung des Urheberrechts</w:t>
-      </w:r>
-      <w:r>
-        <w:t xml:space="preserve"> </w:t>
-      </w:r>
-      <w:r>
-        <w:t xml:space="preserve">auf den Weg bringen, insbesondere zur Ermittlung und Einhaltung eines Rechtsvorbehalts nach Art. 4 Abs. 3 der Richtlinie (EU) 2019/790;</w:t>
-      </w:r>
-    </w:p>
-    <w:p>
-      <w:pPr>
-        <w:numPr>
-          <w:ilvl w:val="0"/>
-          <w:numId w:val="1015"/>
-        </w:numPr>
-        <w:pStyle w:val="Compact"/>
-      </w:pPr>
-      <w:r>
-        <w:t xml:space="preserve">eine</w:t>
-      </w:r>
-      <w:r>
-        <w:t xml:space="preserve"> </w:t>
-      </w:r>
-      <w:r>
-        <w:rPr>
-          <w:bCs/>
-          <w:b/>
-        </w:rPr>
-        <w:t xml:space="preserve">hinreichend detaillierte Zusammenfassung der Trainingsinhalte</w:t>
-      </w:r>
-      <w:r>
-        <w:t xml:space="preserve"> </w:t>
-      </w:r>
-      <w:r>
-        <w:t xml:space="preserve">nach einer Vorlage des Büros für Künstliche Intelligenz erstellen und</w:t>
-      </w:r>
-      <w:r>
-        <w:t xml:space="preserve"> </w:t>
-      </w:r>
-      <w:r>
-        <w:rPr>
-          <w:bCs/>
-          <w:b/>
-        </w:rPr>
-        <w:t xml:space="preserve">veröffentlichen</w:t>
-      </w:r>
-      <w:r>
-        <w:t xml:space="preserve">.</w:t>
+        <w:rPr>
+          <w:bCs/>
+          <w:b/>
+        </w:rPr>
+        <w:t xml:space="preserve">Kapitel IV</w:t>
+      </w:r>
+      <w:r>
+        <w:t xml:space="preserve"> </w:t>
+      </w:r>
+      <w:r>
+        <w:t xml:space="preserve">— Transparenzpflichten (Art. 50).</w:t>
+      </w:r>
+    </w:p>
+    <w:p>
+      <w:pPr>
+        <w:pStyle w:val="FirstParagraph"/>
+      </w:pPr>
+      <w:r>
+        <w:t xml:space="preserve">Diese Vorschriften gelten seit dem allgemeinen Geltungsbeginn am 02.08.2026. In der Praxis greifen die Konformitäts- und Registrierungspflichten erst, sobald ein System nach dem verschobenen Art. 6 überhaupt als hochriskant einzustufen ist — das ist eine vertretbare, aber nicht zwingende Auslegung.</w:t>
       </w:r>
     </w:p>
     <w:p>
@@ -6516,13 +6722,225 @@
           <w:bCs/>
           <w:b/>
         </w:rPr>
+        <w:t xml:space="preserve">Bitte trennen Sie drei Dinge — in Ihrer Dokumentation ebenso wie in der Arbeitshilfe:</w:t>
+      </w:r>
+    </w:p>
+    <w:tbl>
+      <w:tblPr>
+        <w:tblStyle w:val="Table"/>
+        <w:tblW w:w="9638" w:type="dxa"/>
+        <w:tblLayout w:type="fixed"/>
+        <w:tblLook w:firstRow="0" w:lastRow="0" w:firstColumn="0" w:lastColumn="0" w:noHBand="0" w:noVBand="0" w:val="0000"/>
+        <w:jc w:val="start"/>
+      </w:tblPr>
+      <w:tblGrid>
+        <w:gridCol w:w="4740"/>
+        <w:gridCol w:w="4898"/>
+      </w:tblGrid>
+      <w:tr>
+        <w:trPr>
+          <w:tblHeader/>
+          <w:cantSplit/>
+        </w:trPr>
+        <w:tc>
+          <w:tcPr>
+            <w:shd w:val="clear" w:color="auto" w:fill="DCE4F2"/>
+            <w:tcW w:w="4740" w:type="dxa"/>
+          </w:tcPr>
+          <w:tcPr/>
+          <w:p>
+            <w:pPr>
+              <w:pStyle w:val="Compact"/>
+              <w:jc w:val="left"/>
+            </w:pPr>
+            <w:r>
+              <w:rPr>
+                <w:bCs/>
+                <w:b/>
+              </w:rPr>
+              <w:t xml:space="preserve">Gesetzlicher Wortlaut</w:t>
+            </w:r>
+          </w:p>
+        </w:tc>
+        <w:tc>
+          <w:tcPr>
+            <w:shd w:val="clear" w:color="auto" w:fill="DCE4F2"/>
+            <w:tcW w:w="4898" w:type="dxa"/>
+          </w:tcPr>
+          <w:tcPr/>
+          <w:p>
+            <w:pPr>
+              <w:pStyle w:val="Compact"/>
+              <w:jc w:val="left"/>
+            </w:pPr>
+            <w:r>
+              <w:t xml:space="preserve">Verschoben werden ausdrücklich nur Kapitel III Abschnitte 1, 2 und 3 (ohne Art. 6 Abs. 5).</w:t>
+            </w:r>
+          </w:p>
+        </w:tc>
+      </w:tr>
+      <w:tr>
+        <w:tc>
+          <w:tcPr>
+            <w:tcW w:w="4740" w:type="dxa"/>
+          </w:tcPr>
+          <w:tcPr/>
+          <w:p>
+            <w:pPr>
+              <w:pStyle w:val="Compact"/>
+              <w:jc w:val="left"/>
+            </w:pPr>
+            <w:r>
+              <w:rPr>
+                <w:bCs/>
+                <w:b/>
+              </w:rPr>
+              <w:t xml:space="preserve">Arbeitsannahme</w:t>
+            </w:r>
+          </w:p>
+        </w:tc>
+        <w:tc>
+          <w:tcPr>
+            <w:tcW w:w="4898" w:type="dxa"/>
+          </w:tcPr>
+          <w:tcPr/>
+          <w:p>
+            <w:pPr>
+              <w:pStyle w:val="Compact"/>
+              <w:jc w:val="left"/>
+            </w:pPr>
+            <w:r>
+              <w:t xml:space="preserve">Dieses Dokumentenpaket plant die Pflichten aus Abschnitt 5, Kapitel IV und Kapitel IX einheitlich zum jeweiligen Hochrisiko-Termin (02.12.2027 bzw. 02.08.2028), weil sie ohne anwendbaren Art. 6 praktisch leerlaufen.</w:t>
+            </w:r>
+          </w:p>
+        </w:tc>
+      </w:tr>
+      <w:tr>
+        <w:tc>
+          <w:tcPr>
+            <w:tcW w:w="4740" w:type="dxa"/>
+          </w:tcPr>
+          <w:tcPr/>
+          <w:p>
+            <w:pPr>
+              <w:pStyle w:val="Compact"/>
+              <w:jc w:val="left"/>
+            </w:pPr>
+            <w:r>
+              <w:rPr>
+                <w:bCs/>
+                <w:b/>
+              </w:rPr>
+              <w:t xml:space="preserve">Bestätigung</w:t>
+            </w:r>
+          </w:p>
+        </w:tc>
+        <w:tc>
+          <w:tcPr>
+            <w:tcW w:w="4898" w:type="dxa"/>
+          </w:tcPr>
+          <w:tcPr/>
+          <w:p>
+            <w:pPr>
+              <w:pStyle w:val="Compact"/>
+              <w:jc w:val="left"/>
+            </w:pPr>
+            <w:r>
+              <w:t xml:space="preserve">Diese Auslegung ist</w:t>
+            </w:r>
+            <w:r>
+              <w:t xml:space="preserve"> </w:t>
+            </w:r>
+            <w:r>
+              <w:rPr>
+                <w:bCs/>
+                <w:b/>
+              </w:rPr>
+              <w:t xml:space="preserve">nicht</w:t>
+            </w:r>
+            <w:r>
+              <w:t xml:space="preserve"> </w:t>
+            </w:r>
+            <w:r>
+              <w:t xml:space="preserve">anwaltlich bestätigt. Vor Markteinführung oder Inbetriebnahme eines konkreten Systems ist sie zu prüfen und die Prüfung mit Datum und Prüfer zu dokumentieren.</w:t>
+            </w:r>
+          </w:p>
+        </w:tc>
+      </w:tr>
+    </w:tbl>
+    <w:p>
+      <w:pPr>
+        <w:pStyle w:val="BlockText"/>
+      </w:pPr>
+      <w:r>
+        <w:t xml:space="preserve">Überall dort, wo in den Checklisten und in der Arbeitshilfe</w:t>
+      </w:r>
+      <w:r>
+        <w:t xml:space="preserve"> </w:t>
+      </w:r>
+      <w:r>
+        <w:t xml:space="preserve">“</w:t>
+      </w:r>
+      <w:r>
+        <w:t xml:space="preserve">HR-Frist</w:t>
+      </w:r>
+      <w:r>
+        <w:t xml:space="preserve">”</w:t>
+      </w:r>
+      <w:r>
+        <w:t xml:space="preserve"> </w:t>
+      </w:r>
+      <w:r>
+        <w:t xml:space="preserve">oder ein Hochrisiko-Datum steht, handelt es sich um diese</w:t>
+      </w:r>
+      <w:r>
+        <w:t xml:space="preserve"> </w:t>
+      </w:r>
+      <w:r>
+        <w:rPr>
+          <w:bCs/>
+          <w:b/>
+        </w:rPr>
+        <w:t xml:space="preserve">Planungsannahme</w:t>
+      </w:r>
+      <w:r>
+        <w:t xml:space="preserve">, nicht um eine gesicherte gesetzliche Frist.</w:t>
+      </w:r>
+    </w:p>
+    <w:p>
+      <w:pPr>
+        <w:pStyle w:val="BlockText"/>
+      </w:pPr>
+      <w:r>
+        <w:rPr>
+          <w:bCs/>
+          <w:b/>
+        </w:rPr>
         <w:t xml:space="preserve">Fundstelle:</w:t>
       </w:r>
       <w:r>
         <w:t xml:space="preserve"> </w:t>
       </w:r>
       <w:r>
-        <w:t xml:space="preserve">Art. 53 Abs. 1 lit. a–d KI-VO.</w:t>
+        <w:t xml:space="preserve">Art. 113 Abs. 3 lit. c KI-VO n. F.:</w:t>
+      </w:r>
+      <w:r>
+        <w:t xml:space="preserve"> </w:t>
+      </w:r>
+      <w:r>
+        <w:t xml:space="preserve">“</w:t>
+      </w:r>
+      <w:r>
+        <w:t xml:space="preserve">Kapitel III Abschnitte 1, 2 und 3, mit Ausnahme von Artikel 6 Absatz 5, gelten ab dem: i) 2. Dezember 2027 … ii) 2. August 2028.</w:t>
+      </w:r>
+      <w:r>
+        <w:t xml:space="preserve">”</w:t>
+      </w:r>
+      <w:r>
+        <w:t xml:space="preserve"> </w:t>
+      </w:r>
+      <w:r>
+        <w:t xml:space="preserve">Gliederung der KI-VO: Kapitel III Abschnitt 5 = Art. 40–49; Kapitel IX = Art. 72 ff.</w:t>
       </w:r>
     </w:p>
     <w:p>
@@ -6534,81 +6952,13 @@
           <w:bCs/>
           <w:b/>
         </w:rPr>
-        <w:t xml:space="preserve">Open-Source-Ausnahme:</w:t>
-      </w:r>
-      <w:r>
-        <w:t xml:space="preserve"> </w:t>
-      </w:r>
-      <w:r>
-        <w:t xml:space="preserve">Die ersten beiden Pflichten entfallen für Modelle unter einer freien und quelloffenen Lizenz, wenn Parameter einschließlich Gewichte, Architekturinformationen und Nutzungsinformationen öffentlich zugänglich sind. Die Urheberrechtsstrategie und die Trainingsdaten-Zusammenfassung gelten</w:t>
-      </w:r>
-      <w:r>
-        <w:t xml:space="preserve"> </w:t>
-      </w:r>
-      <w:r>
-        <w:rPr>
-          <w:bCs/>
-          <w:b/>
-        </w:rPr>
-        <w:t xml:space="preserve">auch</w:t>
-      </w:r>
-      <w:r>
-        <w:t xml:space="preserve"> </w:t>
-      </w:r>
-      <w:r>
-        <w:t xml:space="preserve">für Open-Source-Modelle. Die Ausnahme entfällt vollständig bei Modellen mit systemischem Risiko.</w:t>
-      </w:r>
-    </w:p>
-    <w:p>
-      <w:pPr>
-        <w:pStyle w:val="BlockText"/>
-      </w:pPr>
-      <w:r>
-        <w:rPr>
-          <w:bCs/>
-          <w:b/>
-        </w:rPr>
-        <w:t xml:space="preserve">Fundstelle:</w:t>
-      </w:r>
-      <w:r>
-        <w:t xml:space="preserve"> </w:t>
-      </w:r>
-      <w:r>
-        <w:t xml:space="preserve">Art. 53 Abs. 2 KI-VO.</w:t>
-      </w:r>
-    </w:p>
-    <w:bookmarkEnd w:id="57"/>
-    <w:bookmarkStart w:id="58" w:name="modelle-mit-systemischem-risiko"/>
-    <w:p>
-      <w:pPr>
-        <w:pStyle w:val="Heading2"/>
-      </w:pPr>
-      <w:r>
-        <w:t xml:space="preserve">8.4 Modelle mit systemischem Risiko</w:t>
-      </w:r>
-    </w:p>
-    <w:p>
-      <w:pPr>
-        <w:pStyle w:val="FirstParagraph"/>
-      </w:pPr>
-      <w:r>
-        <w:t xml:space="preserve">Ein Modell gilt als Modell mit systemischem Risiko, wenn</w:t>
-      </w:r>
-      <w:r>
-        <w:t xml:space="preserve"> </w:t>
-      </w:r>
-      <w:r>
-        <w:rPr>
-          <w:bCs/>
-          <w:b/>
-        </w:rPr>
-        <w:t xml:space="preserve">eine von zwei</w:t>
-      </w:r>
-      <w:r>
-        <w:t xml:space="preserve"> </w:t>
-      </w:r>
-      <w:r>
-        <w:t xml:space="preserve">Bedingungen erfüllt ist:</w:t>
+        <w:t xml:space="preserve">Ein wichtiger Punkt zum Bestandsschutz:</w:t>
+      </w:r>
+      <w:r>
+        <w:t xml:space="preserve"> </w:t>
+      </w:r>
+      <w:r>
+        <w:t xml:space="preserve">Hochrisiko-Systeme, die vor dem jeweiligen Geltungsbeginn in Verkehr gebracht wurden, unterliegen der Verordnung nur, wenn sie danach in ihrer Konzeption erheblich verändert werden. Zwei Änderungen des Digital Omnibus sind hier zu beachten:</w:t>
       </w:r>
     </w:p>
     <w:p>
@@ -6620,46 +6970,23 @@
         <w:pStyle w:val="Compact"/>
       </w:pPr>
       <w:r>
-        <w:rPr>
-          <w:bCs/>
-          <w:b/>
-        </w:rPr>
-        <w:t xml:space="preserve">a)</w:t>
-      </w:r>
-      <w:r>
-        <w:t xml:space="preserve"> </w:t>
-      </w:r>
-      <w:r>
-        <w:t xml:space="preserve">Es verfügt über Fähigkeiten mit hohem Wirkungsgrad. Hier gilt die</w:t>
-      </w:r>
-      <w:r>
-        <w:t xml:space="preserve"> </w:t>
-      </w:r>
-      <w:r>
-        <w:rPr>
-          <w:bCs/>
-          <w:b/>
-        </w:rPr>
-        <w:t xml:space="preserve">widerlegbare Vermutung</w:t>
-      </w:r>
-      <w:r>
-        <w:t xml:space="preserve">, dass dies der Fall ist, wenn die kumulierte Trainingsrechenleistung mehr als</w:t>
-      </w:r>
-      <w:r>
-        <w:t xml:space="preserve"> </w:t>
-      </w:r>
-      <w:r>
-        <w:rPr>
-          <w:bCs/>
-          <w:b/>
-        </w:rPr>
-        <w:t xml:space="preserve">10²⁵ Gleitkommaoperationen</w:t>
-      </w:r>
-      <w:r>
-        <w:t xml:space="preserve"> </w:t>
-      </w:r>
-      <w:r>
-        <w:t xml:space="preserve">beträgt.</w:t>
+        <w:t xml:space="preserve">Der Bestandsschutz gilt jetzt für</w:t>
+      </w:r>
+      <w:r>
+        <w:t xml:space="preserve"> </w:t>
+      </w:r>
+      <w:r>
+        <w:rPr>
+          <w:bCs/>
+          <w:b/>
+        </w:rPr>
+        <w:t xml:space="preserve">alle Akteure</w:t>
+      </w:r>
+      <w:r>
+        <w:t xml:space="preserve"> </w:t>
+      </w:r>
+      <w:r>
+        <w:t xml:space="preserve">— also Anbieter, Betreiber, Einführer, Händler, Bevollmächtigte und Produkthersteller —, nicht mehr nur für Betreiber.</w:t>
       </w:r>
     </w:p>
     <w:p>
@@ -6671,17 +6998,7 @@
         <w:pStyle w:val="Compact"/>
       </w:pPr>
       <w:r>
-        <w:rPr>
-          <w:bCs/>
-          <w:b/>
-        </w:rPr>
-        <w:t xml:space="preserve">b)</w:t>
-      </w:r>
-      <w:r>
-        <w:t xml:space="preserve"> </w:t>
-      </w:r>
-      <w:r>
-        <w:t xml:space="preserve">Die Kommission stuft es von Amts wegen oder aufgrund einer qualifizierten Warnung des wissenschaftlichen Gremiums anhand der Kriterien des Anhangs XIII als gleichwertig ein.</w:t>
+        <w:t xml:space="preserve">Der Stichtag ist dynamisch an den Geltungsbeginn des Kapitels III gekoppelt und verschiebt sich automatisch mit, auf den 02.12.2027 bzw. 02.08.2028.</w:t>
       </w:r>
     </w:p>
     <w:p>
@@ -6689,7 +7006,41 @@
         <w:pStyle w:val="FirstParagraph"/>
       </w:pPr>
       <w:r>
-        <w:t xml:space="preserve">Unterhalb der Rechenschwelle ist eine Einstufung also nicht ausgeschlossen.</w:t>
+        <w:t xml:space="preserve">Für Systeme, die bestimmungsgemäß von Behörden verwendet werden, gilt unabhängig davon der 02.08.2030.</w:t>
+      </w:r>
+    </w:p>
+    <w:p>
+      <w:pPr>
+        <w:pStyle w:val="BodyText"/>
+      </w:pPr>
+      <w:r>
+        <w:rPr>
+          <w:bCs/>
+          <w:b/>
+        </w:rPr>
+        <w:t xml:space="preserve">Wie der Bestandsschutz praktisch wirkt:</w:t>
+      </w:r>
+      <w:r>
+        <w:t xml:space="preserve"> </w:t>
+      </w:r>
+      <w:r>
+        <w:t xml:space="preserve">Maßgeblich ist</w:t>
+      </w:r>
+      <w:r>
+        <w:t xml:space="preserve"> </w:t>
+      </w:r>
+      <w:r>
+        <w:rPr>
+          <w:bCs/>
+          <w:b/>
+        </w:rPr>
+        <w:t xml:space="preserve">Art und Modell</w:t>
+      </w:r>
+      <w:r>
+        <w:t xml:space="preserve"> </w:t>
+      </w:r>
+      <w:r>
+        <w:t xml:space="preserve">des Systems. Wurde vor dem Stichtag bereits eine einzelne Einheit rechtmäßig in Verkehr gebracht oder in Betrieb genommen, gilt die Übergangsregelung für alle weiteren Einheiten derselben Art und desselben Modells — solange die Gestaltung unverändert bleibt. Entscheidend ist das Datum der ersten Einheit. Jede signifikante Änderung der Gestaltung danach löst die vollständige Einhaltung einschließlich Konformitätsbewertung aus.</w:t>
       </w:r>
     </w:p>
     <w:p>
@@ -6707,7 +7058,22 @@
         <w:t xml:space="preserve"> </w:t>
       </w:r>
       <w:r>
-        <w:t xml:space="preserve">Art. 51 Abs. 1 lit. a und b, Abs. 2 KI-VO. Verfahren, Widerlegung und Ausweisung von Amts wegen: Art. 52 KI-VO, insbesondere Abs. 4.</w:t>
+        <w:t xml:space="preserve">Art. 111 Abs. 2 KI-VO n. F. (geändert durch VO (EU) 2026/1744, Art. 1 Nr. 39 lit. a); Begriff</w:t>
+      </w:r>
+      <w:r>
+        <w:t xml:space="preserve"> </w:t>
+      </w:r>
+      <w:r>
+        <w:t xml:space="preserve">“</w:t>
+      </w:r>
+      <w:r>
+        <w:t xml:space="preserve">Akteur</w:t>
+      </w:r>
+      <w:r>
+        <w:t xml:space="preserve">”</w:t>
+      </w:r>
+      <w:r>
+        <w:t xml:space="preserve">: Art. 3 Nr. 8 KI-VO. Auslegungshilfe zu Art und Modell: Erwägungsgrund 39 der VO (EU) 2026/1744. Begründung der Verschiebung: Erwägungsgrund 40.</w:t>
       </w:r>
     </w:p>
     <w:p>
@@ -6715,263 +7081,45 @@
         <w:pStyle w:val="FirstParagraph"/>
       </w:pPr>
       <w:r>
-        <w:t xml:space="preserve">Zusätzliche Pflichten: Modellbewertung einschließlich dokumentierter Angriffstests (Red Teaming), Bewertung und Minderung systemischer Risiken auf Unionsebene, Erfassung und Meldung schwerwiegender Vorfälle an das Büro für Künstliche Intelligenz, angemessene Cybersicherheit für Modell und physische Infrastruktur.</w:t>
-      </w:r>
-    </w:p>
-    <w:p>
-      <w:pPr>
-        <w:pStyle w:val="BlockText"/>
-      </w:pPr>
-      <w:r>
-        <w:rPr>
-          <w:bCs/>
-          <w:b/>
-        </w:rPr>
-        <w:t xml:space="preserve">Fundstelle:</w:t>
-      </w:r>
-      <w:r>
-        <w:t xml:space="preserve"> </w:t>
-      </w:r>
-      <w:r>
-        <w:t xml:space="preserve">Art. 55 Abs. 1 lit. a–d KI-VO.</w:t>
-      </w:r>
-    </w:p>
-    <w:bookmarkEnd w:id="58"/>
-    <w:bookmarkStart w:id="59" w:name="was-der-digital-omnibus-geändert-hat"/>
-    <w:p>
-      <w:pPr>
-        <w:pStyle w:val="Heading2"/>
-      </w:pPr>
-      <w:r>
-        <w:t xml:space="preserve">8.5 Was der Digital Omnibus geändert hat</w:t>
-      </w:r>
-    </w:p>
-    <w:p>
-      <w:pPr>
-        <w:pStyle w:val="FirstParagraph"/>
-      </w:pPr>
-      <w:r>
-        <w:t xml:space="preserve">Die materiellen GPAI-Pflichten (Art. 51 bis 55) wurden</w:t>
-      </w:r>
-      <w:r>
-        <w:t xml:space="preserve"> </w:t>
-      </w:r>
-      <w:r>
-        <w:rPr>
-          <w:bCs/>
-          <w:b/>
-        </w:rPr>
-        <w:t xml:space="preserve">nicht</w:t>
-      </w:r>
-      <w:r>
-        <w:t xml:space="preserve"> </w:t>
-      </w:r>
-      <w:r>
-        <w:t xml:space="preserve">geändert. Geändert wurden zwei flankierende Punkte:</w:t>
-      </w:r>
-    </w:p>
-    <w:p>
-      <w:pPr>
-        <w:pStyle w:val="BodyText"/>
-      </w:pPr>
-      <w:r>
-        <w:rPr>
-          <w:bCs/>
-          <w:b/>
-        </w:rPr>
-        <w:t xml:space="preserve">Die Genehmigung von Praxisleitfäden per Durchführungsrechtsakt entfällt.</w:t>
-      </w:r>
-      <w:r>
-        <w:t xml:space="preserve"> </w:t>
-      </w:r>
-      <w:r>
-        <w:t xml:space="preserve">Die Kommission bewertet stattdessen und veröffentlicht ihre Bewertung der Angemessenheit. Erwägungsgrund 41 stellt klar, dass Praxisleitfäden nur begrenzte Rechtswirkung haben und insbesondere keine Konformitätsvermutung begründen — das galt allerdings schon vorher.</w:t>
-      </w:r>
-      <w:r>
-        <w:t xml:space="preserve"> </w:t>
-      </w:r>
-      <w:r>
-        <w:rPr>
-          <w:bCs/>
-          <w:b/>
-        </w:rPr>
-        <w:t xml:space="preserve">Unverändert</w:t>
-      </w:r>
-      <w:r>
-        <w:t xml:space="preserve"> </w:t>
-      </w:r>
-      <w:r>
-        <w:t xml:space="preserve">bleibt: Anbieter können sich bis zur Veröffentlichung einer harmonisierten Norm auf einen Praxisleitfaden stützen, um die Einhaltung</w:t>
-      </w:r>
-      <w:r>
-        <w:t xml:space="preserve"> </w:t>
-      </w:r>
-      <w:r>
-        <w:rPr>
-          <w:bCs/>
-          <w:b/>
-        </w:rPr>
-        <w:t xml:space="preserve">nachzuweisen</w:t>
-      </w:r>
-      <w:r>
-        <w:t xml:space="preserve">. Eine Konformitäts</w:t>
-      </w:r>
-      <w:r>
-        <w:rPr>
-          <w:bCs/>
-          <w:b/>
-        </w:rPr>
-        <w:t xml:space="preserve">vermutung</w:t>
-      </w:r>
-      <w:r>
-        <w:t xml:space="preserve"> </w:t>
-      </w:r>
-      <w:r>
-        <w:t xml:space="preserve">entsteht nur über harmonisierte europäische Normen.</w:t>
-      </w:r>
-    </w:p>
-    <w:p>
-      <w:pPr>
-        <w:pStyle w:val="BlockText"/>
-      </w:pPr>
-      <w:r>
-        <w:rPr>
-          <w:bCs/>
-          <w:b/>
-        </w:rPr>
-        <w:t xml:space="preserve">Fundstelle:</w:t>
-      </w:r>
-      <w:r>
-        <w:t xml:space="preserve"> </w:t>
-      </w:r>
-      <w:r>
-        <w:t xml:space="preserve">Art. 56 Abs. 6 KI-VO n. F. (geändert durch VO (EU) 2026/1744, Art. 1 Nr. 21); Erwägungsgrund 41. Nachweismöglichkeit unverändert: Art. 53 Abs. 4, Art. 55 Abs. 2 KI-VO. Konformitätsvermutung: Art. 40 KI-VO.</w:t>
-      </w:r>
-    </w:p>
-    <w:p>
-      <w:pPr>
-        <w:pStyle w:val="FirstParagraph"/>
-      </w:pPr>
-      <w:r>
-        <w:rPr>
-          <w:bCs/>
-          <w:b/>
-        </w:rPr>
-        <w:t xml:space="preserve">Das Büro für Künstliche Intelligenz bekommt scharfe Zähne.</w:t>
-      </w:r>
-      <w:r>
-        <w:t xml:space="preserve"> </w:t>
-      </w:r>
-      <w:r>
-        <w:t xml:space="preserve">Es ist jetzt</w:t>
-      </w:r>
-      <w:r>
-        <w:t xml:space="preserve"> </w:t>
-      </w:r>
-      <w:r>
-        <w:rPr>
-          <w:bCs/>
-          <w:b/>
-        </w:rPr>
-        <w:t xml:space="preserve">ausschließlich</w:t>
-      </w:r>
-      <w:r>
-        <w:t xml:space="preserve"> </w:t>
-      </w:r>
-      <w:r>
-        <w:t xml:space="preserve">zuständig für die Aufsicht über KI-Systeme auf Grundlage von GPAI-Modellen, wenn Modell und System vom selben Anbieter oder aus demselben Unternehmen stammen — mit Rückausnahmen für Anhang-I-Produkte, kritische Infrastruktur, Strafverfolgung, Grenzverwaltung, Finanzinstitute und Rechtspflege. Ebenso zuständig ist es für KI-Systeme, die eine sehr große Online-Plattform oder -Suchmaschine bilden oder darin integriert sind.</w:t>
-      </w:r>
-    </w:p>
-    <w:p>
-      <w:pPr>
-        <w:pStyle w:val="BodyText"/>
-      </w:pPr>
-      <w:r>
-        <w:rPr>
-          <w:bCs/>
-          <w:b/>
-        </w:rPr>
-        <w:t xml:space="preserve">Wichtig für Anwenderunternehmen:</w:t>
-      </w:r>
-      <w:r>
-        <w:t xml:space="preserve"> </w:t>
-      </w:r>
-      <w:r>
-        <w:t xml:space="preserve">Diese ausschließliche Zuständigkeit betrifft die</w:t>
-      </w:r>
-      <w:r>
-        <w:t xml:space="preserve"> </w:t>
-      </w:r>
-      <w:r>
-        <w:rPr>
-          <w:bCs/>
-          <w:b/>
-        </w:rPr>
-        <w:t xml:space="preserve">Anbieter</w:t>
-      </w:r>
-      <w:r>
-        <w:t xml:space="preserve"> </w:t>
-      </w:r>
-      <w:r>
-        <w:t xml:space="preserve">dieser Systeme. Für</w:t>
-      </w:r>
-      <w:r>
-        <w:t xml:space="preserve"> </w:t>
-      </w:r>
-      <w:r>
-        <w:rPr>
-          <w:bCs/>
-          <w:b/>
-        </w:rPr>
-        <w:t xml:space="preserve">Betreiber</w:t>
-      </w:r>
-      <w:r>
-        <w:t xml:space="preserve"> </w:t>
-      </w:r>
-      <w:r>
-        <w:t xml:space="preserve">gilt sie nur, wenn diese zugleich Anbieter sind oder demselben Unternehmen angehören. Für den typischen Anwenderbetrieb bleibt es also bei der Zuständigkeit der nationalen Marktüberwachungsbehörde.</w:t>
-      </w:r>
-    </w:p>
-    <w:p>
-      <w:pPr>
-        <w:pStyle w:val="BodyText"/>
-      </w:pPr>
-      <w:r>
-        <w:t xml:space="preserve">Neu hinzugekommen ist ein vollständiges Durchsetzungsregime: Auskunftsverlangen, Fern- und Vor-Ort-Inspektionen, bindende Verpflichtungszusagen, Nichteinhaltungsbeschlüsse,</w:t>
-      </w:r>
-      <w:r>
-        <w:t xml:space="preserve"> </w:t>
-      </w:r>
-      <w:r>
-        <w:rPr>
-          <w:bCs/>
-          <w:b/>
-        </w:rPr>
-        <w:t xml:space="preserve">Zwangsgelder von bis zu 5 % der durchschnittlichen Tageseinnahmen oder des durchschnittlichen weltweiten Jahresumsatzes im vorangegangenen Geschäftsjahr — jeweils pro Tag</w:t>
-      </w:r>
-      <w:r>
-        <w:t xml:space="preserve"> </w:t>
-      </w:r>
-      <w:r>
-        <w:t xml:space="preserve">der Nichtbefolgung, eine fünfjährige Verjährung, unbeschränkte Nachprüfung durch den Gerichtshof und die Veröffentlichung der Beschlüsse unter Nennung der Unternehmen.</w:t>
-      </w:r>
-    </w:p>
-    <w:p>
-      <w:pPr>
-        <w:pStyle w:val="BlockText"/>
-      </w:pPr>
-      <w:r>
-        <w:rPr>
-          <w:bCs/>
-          <w:b/>
-        </w:rPr>
-        <w:t xml:space="preserve">Fundstelle:</w:t>
-      </w:r>
-      <w:r>
-        <w:t xml:space="preserve"> </w:t>
-      </w:r>
-      <w:r>
-        <w:t xml:space="preserve">Art. 75 Abs. 1 UAbs. 1 und 2 sowie Abs. 1a–1e KI-VO n. F.; Zwangsgeld: Art. 75c Abs. 5 UAbs. 2 KI-VO n. F. Neu eingefügt durch VO (EU) 2026/1744, Art. 1 Nrn. 31 und 32.</w:t>
+        <w:rPr>
+          <w:bCs/>
+          <w:b/>
+        </w:rPr>
+        <w:t xml:space="preserve">Was nicht kam:</w:t>
+      </w:r>
+      <w:r>
+        <w:t xml:space="preserve"> </w:t>
+      </w:r>
+      <w:r>
+        <w:t xml:space="preserve">Der Kommissionsvorschlag wollte die Fristen an einen Kommissionsbeschluss über die Verfügbarkeit von Normen koppeln — ein</w:t>
+      </w:r>
+      <w:r>
+        <w:t xml:space="preserve"> </w:t>
+      </w:r>
+      <w:r>
+        <w:t xml:space="preserve">“</w:t>
+      </w:r>
+      <w:r>
+        <w:t xml:space="preserve">Stop-the-clock</w:t>
+      </w:r>
+      <w:r>
+        <w:t xml:space="preserve">”</w:t>
+      </w:r>
+      <w:r>
+        <w:t xml:space="preserve">-Mechanismus mit gleitenden Fristen. Der Gesetzgeber hat das</w:t>
+      </w:r>
+      <w:r>
+        <w:t xml:space="preserve"> </w:t>
+      </w:r>
+      <w:r>
+        <w:rPr>
+          <w:bCs/>
+          <w:b/>
+        </w:rPr>
+        <w:t xml:space="preserve">nicht übernommen</w:t>
+      </w:r>
+      <w:r>
+        <w:t xml:space="preserve">. Es gelten feste Kalenderdaten; ein automatischer Aufschub findet nicht statt. Für die Planung ist damit vom 2. Dezember 2027 bzw. 2. August 2028 auszugehen — vorbehaltlich weiterer Änderungen des Unionsrechts und der bis zum 2. August 2027 zu erlassenden delegierten Rechtsakte nach Art. 2 Abs. 13 KI-VO n. F.</w:t>
       </w:r>
     </w:p>
     <w:p>
@@ -6981,15 +7129,24 @@
         </w:pict>
       </w:r>
     </w:p>
-    <w:bookmarkEnd w:id="59"/>
-    <w:bookmarkEnd w:id="60"/>
-    <w:bookmarkStart w:id="64" w:name="X991ea083e5b501ac499000d59a6b428eed35441"/>
+    <w:bookmarkEnd w:id="53"/>
+    <w:bookmarkEnd w:id="54"/>
+    <w:bookmarkStart w:id="60" w:name="Xda0d7b91b2b793bbb22777c22875428743e78d0"/>
     <w:p>
       <w:pPr>
         <w:pStyle w:val="Heading1"/>
       </w:pPr>
       <w:r>
-        <w:t xml:space="preserve">9. Transparenzpflichten: Wer muss was kennzeichnen?</w:t>
+        <w:t xml:space="preserve">8. KI-Modelle mit allgemeinem Verwendungszweck (GPAI)</w:t>
+      </w:r>
+    </w:p>
+    <w:bookmarkStart w:id="55" w:name="was-ist-gemeint"/>
+    <w:p>
+      <w:pPr>
+        <w:pStyle w:val="Heading2"/>
+      </w:pPr>
+      <w:r>
+        <w:t xml:space="preserve">8.1 Was ist gemeint?</w:t>
       </w:r>
     </w:p>
     <w:p>
@@ -6997,50 +7154,32 @@
         <w:pStyle w:val="FirstParagraph"/>
       </w:pPr>
       <w:r>
-        <w:t xml:space="preserve">Diese Pflichten gelten ab dem</w:t>
-      </w:r>
-      <w:r>
-        <w:t xml:space="preserve"> </w:t>
-      </w:r>
-      <w:r>
-        <w:rPr>
-          <w:bCs/>
-          <w:b/>
-        </w:rPr>
-        <w:t xml:space="preserve">2. August 2026</w:t>
-      </w:r>
-      <w:r>
-        <w:t xml:space="preserve"> </w:t>
-      </w:r>
-      <w:r>
-        <w:t xml:space="preserve">— unabhängig von der Risikoklasse. Auch ein völlig harmloses generatives System fällt darunter.</w:t>
-      </w:r>
-    </w:p>
-    <w:bookmarkStart w:id="61" w:name="pflichten-der-anbieter"/>
+        <w:t xml:space="preserve">Gemeint sind große, breit einsetzbare Modelle — etwa große Sprachmodelle. Sie werden nicht für einen einzelnen Zweck gebaut, sondern lassen sich für viele Aufgaben verwenden. Die Verordnung nennt sie</w:t>
+      </w:r>
+      <w:r>
+        <w:t xml:space="preserve"> </w:t>
+      </w:r>
+      <w:r>
+        <w:t xml:space="preserve">“</w:t>
+      </w:r>
+      <w:r>
+        <w:t xml:space="preserve">KI-Modelle mit allgemeinem Verwendungszweck</w:t>
+      </w:r>
+      <w:r>
+        <w:t xml:space="preserve">”</w:t>
+      </w:r>
+      <w:r>
+        <w:t xml:space="preserve">, englisch: General Purpose AI, kurz GPAI.</w:t>
+      </w:r>
+    </w:p>
+    <w:bookmarkEnd w:id="55"/>
+    <w:bookmarkStart w:id="56" w:name="wen-treffen-die-pflichten"/>
     <w:p>
       <w:pPr>
         <w:pStyle w:val="Heading2"/>
       </w:pPr>
       <w:r>
-        <w:t xml:space="preserve">9.1 Pflichten der Anbieter</w:t>
-      </w:r>
-    </w:p>
-    <w:p>
-      <w:pPr>
-        <w:pStyle w:val="BlockText"/>
-      </w:pPr>
-      <w:r>
-        <w:rPr>
-          <w:bCs/>
-          <w:b/>
-        </w:rPr>
-        <w:t xml:space="preserve">Hinweis zu allen Absätzen des Art. 50:</w:t>
-      </w:r>
-      <w:r>
-        <w:t xml:space="preserve"> </w:t>
-      </w:r>
-      <w:r>
-        <w:t xml:space="preserve">Jeder der Absätze 1 bis 4 enthält eine Rückausnahme für KI-Systeme, die gesetzlich zur Aufdeckung, Verhütung, Ermittlung oder Verfolgung von Straftaten zugelassen sind — vorbehaltlich angemessener Schutzvorkehrungen für die Rechte Dritter.</w:t>
+        <w:t xml:space="preserve">8.2 Wen treffen die Pflichten?</w:t>
       </w:r>
     </w:p>
     <w:p>
@@ -7048,35 +7187,30 @@
         <w:pStyle w:val="FirstParagraph"/>
       </w:pPr>
       <w:r>
-        <w:rPr>
-          <w:bCs/>
-          <w:b/>
-        </w:rPr>
-        <w:t xml:space="preserve">Interaktion mit Menschen offenlegen.</w:t>
-      </w:r>
-      <w:r>
-        <w:t xml:space="preserve"> </w:t>
-      </w:r>
-      <w:r>
-        <w:t xml:space="preserve">Wer ein KI-System anbietet, das direkt mit Menschen interagiert, muss es so gestalten, dass die Menschen erkennen, dass sie es mit einer KI zu tun haben. Ausnahme: wenn das für eine angemessen informierte, aufmerksame und verständige Person ohnehin offensichtlich ist.</w:t>
-      </w:r>
-    </w:p>
-    <w:p>
-      <w:pPr>
-        <w:pStyle w:val="BlockText"/>
-      </w:pPr>
-      <w:r>
-        <w:rPr>
-          <w:bCs/>
-          <w:b/>
-        </w:rPr>
-        <w:t xml:space="preserve">Fundstelle:</w:t>
-      </w:r>
-      <w:r>
-        <w:t xml:space="preserve"> </w:t>
-      </w:r>
-      <w:r>
-        <w:t xml:space="preserve">Art. 50 Abs. 1 KI-VO.</w:t>
+        <w:t xml:space="preserve">Die Pflichten treffen</w:t>
+      </w:r>
+      <w:r>
+        <w:t xml:space="preserve"> </w:t>
+      </w:r>
+      <w:r>
+        <w:rPr>
+          <w:bCs/>
+          <w:b/>
+        </w:rPr>
+        <w:t xml:space="preserve">Anbieter der Modelle</w:t>
+      </w:r>
+      <w:r>
+        <w:t xml:space="preserve">, nicht deren Nutzer. Wer ChatGPT, Claude oder ein vergleichbares Werkzeug im Unternehmen einsetzt, ist Betreiber eines KI-Systems — nicht Anbieter eines GPAI-Modells.</w:t>
+      </w:r>
+    </w:p>
+    <w:bookmarkEnd w:id="56"/>
+    <w:bookmarkStart w:id="57" w:name="die-pflichten-der-modellanbieter"/>
+    <w:p>
+      <w:pPr>
+        <w:pStyle w:val="Heading2"/>
+      </w:pPr>
+      <w:r>
+        <w:t xml:space="preserve">8.3 Die Pflichten der Modellanbieter</w:t>
       </w:r>
     </w:p>
     <w:p>
@@ -7084,2113 +7218,7 @@
         <w:pStyle w:val="FirstParagraph"/>
       </w:pPr>
       <w:r>
-        <w:rPr>
-          <w:bCs/>
-          <w:b/>
-        </w:rPr>
-        <w:t xml:space="preserve">Synthetische Inhalte maschinenlesbar kennzeichnen.</w:t>
-      </w:r>
-      <w:r>
-        <w:t xml:space="preserve"> </w:t>
-      </w:r>
-      <w:r>
-        <w:t xml:space="preserve">Wer ein System anbietet, das synthetische Audio-, Bild-, Video- oder Textinhalte erzeugt, muss die Ausgaben in einem maschinenlesbaren Format kennzeichnen und als künstlich erzeugt oder manipuliert erkennbar machen. Die Lösungen müssen —</w:t>
-      </w:r>
-      <w:r>
-        <w:t xml:space="preserve"> </w:t>
-      </w:r>
-      <w:r>
-        <w:rPr>
-          <w:bCs/>
-          <w:b/>
-        </w:rPr>
-        <w:t xml:space="preserve">soweit technisch möglich</w:t>
-      </w:r>
-      <w:r>
-        <w:t xml:space="preserve"> </w:t>
-      </w:r>
-      <w:r>
-        <w:t xml:space="preserve">— wirksam, interoperabel, belastbar und zuverlässig sein; dabei sind die Besonderheiten der Inhaltsarten, die Umsetzungskosten und der allgemein anerkannte Stand der Technik zu berücksichtigen.</w:t>
-      </w:r>
-    </w:p>
-    <w:p>
-      <w:pPr>
-        <w:pStyle w:val="BodyText"/>
-      </w:pPr>
-      <w:r>
-        <w:t xml:space="preserve">Ausgenommen sind Systeme, die nur eine unterstützende Funktion für die Standardbearbeitung ausüben oder die Eingabedaten bzw. deren Semantik nicht wesentlich verändern.</w:t>
-      </w:r>
-    </w:p>
-    <w:p>
-      <w:pPr>
-        <w:pStyle w:val="BlockText"/>
-      </w:pPr>
-      <w:r>
-        <w:rPr>
-          <w:bCs/>
-          <w:b/>
-        </w:rPr>
-        <w:t xml:space="preserve">Fundstelle:</w:t>
-      </w:r>
-      <w:r>
-        <w:t xml:space="preserve"> </w:t>
-      </w:r>
-      <w:r>
-        <w:t xml:space="preserve">Art. 50 Abs. 2 KI-VO.</w:t>
-      </w:r>
-    </w:p>
-    <w:p>
-      <w:pPr>
-        <w:pStyle w:val="FirstParagraph"/>
-      </w:pPr>
-      <w:r>
-        <w:rPr>
-          <w:bCs/>
-          <w:b/>
-        </w:rPr>
-        <w:t xml:space="preserve">Übergangsfrist für Bestandssysteme.</w:t>
-      </w:r>
-      <w:r>
-        <w:t xml:space="preserve"> </w:t>
-      </w:r>
-      <w:r>
-        <w:t xml:space="preserve">Anbieter generativer Systeme, die</w:t>
-      </w:r>
-      <w:r>
-        <w:t xml:space="preserve"> </w:t>
-      </w:r>
-      <w:r>
-        <w:rPr>
-          <w:bCs/>
-          <w:b/>
-        </w:rPr>
-        <w:t xml:space="preserve">vor dem 2. August 2026</w:t>
-      </w:r>
-      <w:r>
-        <w:t xml:space="preserve"> </w:t>
-      </w:r>
-      <w:r>
-        <w:t xml:space="preserve">in Verkehr gebracht wurden, haben bis zum</w:t>
-      </w:r>
-      <w:r>
-        <w:t xml:space="preserve"> </w:t>
-      </w:r>
-      <w:r>
-        <w:rPr>
-          <w:bCs/>
-          <w:b/>
-        </w:rPr>
-        <w:t xml:space="preserve">2. Dezember 2026</w:t>
-      </w:r>
-      <w:r>
-        <w:t xml:space="preserve"> </w:t>
-      </w:r>
-      <w:r>
-        <w:t xml:space="preserve">Zeit, die maschinenlesbare Kennzeichnung nachzurüsten.</w:t>
-      </w:r>
-    </w:p>
-    <w:p>
-      <w:pPr>
-        <w:pStyle w:val="BodyText"/>
-      </w:pPr>
-      <w:r>
-        <w:t xml:space="preserve">Zwei Einschränkungen, die leicht übersehen werden: Die Frist gilt</w:t>
-      </w:r>
-      <w:r>
-        <w:t xml:space="preserve"> </w:t>
-      </w:r>
-      <w:r>
-        <w:rPr>
-          <w:bCs/>
-          <w:b/>
-        </w:rPr>
-        <w:t xml:space="preserve">nur für Art. 50 Abs. 2</w:t>
-      </w:r>
-      <w:r>
-        <w:t xml:space="preserve"> </w:t>
-      </w:r>
-      <w:r>
-        <w:t xml:space="preserve">— nicht für die Absätze 1, 3 und 4. Und sie gilt nur für Systeme, die vor dem 2. August 2026 in Verkehr gebracht wurden.</w:t>
-      </w:r>
-    </w:p>
-    <w:p>
-      <w:pPr>
-        <w:pStyle w:val="BlockText"/>
-      </w:pPr>
-      <w:r>
-        <w:rPr>
-          <w:bCs/>
-          <w:b/>
-        </w:rPr>
-        <w:t xml:space="preserve">Fundstelle:</w:t>
-      </w:r>
-      <w:r>
-        <w:t xml:space="preserve"> </w:t>
-      </w:r>
-      <w:r>
-        <w:t xml:space="preserve">Art. 111 Abs. 4 KI-VO (neu eingefügt durch VO (EU) 2026/1744, Art. 1 Nr. 39 lit. b). Der Kommissionsvorschlag sah sechs Monate vor (bis 02.02.2027); der Gesetzgeber hat auf vier Monate verkürzt.</w:t>
-      </w:r>
-    </w:p>
-    <w:bookmarkEnd w:id="61"/>
-    <w:bookmarkStart w:id="62" w:name="pflichten-der-betreiber"/>
-    <w:p>
-      <w:pPr>
-        <w:pStyle w:val="Heading2"/>
-      </w:pPr>
-      <w:r>
-        <w:t xml:space="preserve">9.2 Pflichten der Betreiber</w:t>
-      </w:r>
-    </w:p>
-    <w:p>
-      <w:pPr>
-        <w:pStyle w:val="FirstParagraph"/>
-      </w:pPr>
-      <w:r>
-        <w:rPr>
-          <w:bCs/>
-          <w:b/>
-        </w:rPr>
-        <w:t xml:space="preserve">Emotionserkennung und biometrische Kategorisierung.</w:t>
-      </w:r>
-      <w:r>
-        <w:t xml:space="preserve"> </w:t>
-      </w:r>
-      <w:r>
-        <w:t xml:space="preserve">Wer solche Systeme einsetzt, muss die betroffenen Personen über den Betrieb informieren und die Daten nach den Datenschutzvorschriften verarbeiten.</w:t>
-      </w:r>
-    </w:p>
-    <w:p>
-      <w:pPr>
-        <w:pStyle w:val="BlockText"/>
-      </w:pPr>
-      <w:r>
-        <w:rPr>
-          <w:bCs/>
-          <w:b/>
-        </w:rPr>
-        <w:t xml:space="preserve">Fundstelle:</w:t>
-      </w:r>
-      <w:r>
-        <w:t xml:space="preserve"> </w:t>
-      </w:r>
-      <w:r>
-        <w:t xml:space="preserve">Art. 50 Abs. 3 KI-VO.</w:t>
-      </w:r>
-    </w:p>
-    <w:p>
-      <w:pPr>
-        <w:pStyle w:val="FirstParagraph"/>
-      </w:pPr>
-      <w:r>
-        <w:rPr>
-          <w:bCs/>
-          <w:b/>
-        </w:rPr>
-        <w:t xml:space="preserve">Deepfakes offenlegen.</w:t>
-      </w:r>
-      <w:r>
-        <w:t xml:space="preserve"> </w:t>
-      </w:r>
-      <w:r>
-        <w:t xml:space="preserve">Wer ein System einsetzt, das Bild-, Ton- oder Videoinhalte erzeugt oder manipuliert, die ein Deepfake sind, muss offenlegen, dass die Inhalte künstlich erzeugt oder manipuliert wurden.</w:t>
-      </w:r>
-    </w:p>
-    <w:p>
-      <w:pPr>
-        <w:pStyle w:val="BodyText"/>
-      </w:pPr>
-      <w:r>
-        <w:t xml:space="preserve">Bei künstlerischen, kreativen, satirischen oder fiktionalen Werken beschränkt sich die Pflicht auf eine geeignete Offenlegung, die den Genuss des Werks nicht beeinträchtigt.</w:t>
-      </w:r>
-    </w:p>
-    <w:p>
-      <w:pPr>
-        <w:pStyle w:val="BlockText"/>
-      </w:pPr>
-      <w:r>
-        <w:rPr>
-          <w:bCs/>
-          <w:b/>
-        </w:rPr>
-        <w:t xml:space="preserve">Fundstelle:</w:t>
-      </w:r>
-      <w:r>
-        <w:t xml:space="preserve"> </w:t>
-      </w:r>
-      <w:r>
-        <w:t xml:space="preserve">Art. 50 Abs. 4 UAbs. 1 KI-VO.</w:t>
-      </w:r>
-    </w:p>
-    <w:p>
-      <w:pPr>
-        <w:pStyle w:val="FirstParagraph"/>
-      </w:pPr>
-      <w:r>
-        <w:rPr>
-          <w:bCs/>
-          <w:b/>
-        </w:rPr>
-        <w:t xml:space="preserve">KI-generierte Texte zu öffentlichen Angelegenheiten.</w:t>
-      </w:r>
-      <w:r>
-        <w:t xml:space="preserve"> </w:t>
-      </w:r>
-      <w:r>
-        <w:t xml:space="preserve">Wer KI-erzeugte oder -manipulierte Texte veröffentlicht, um die Öffentlichkeit über Angelegenheiten von öffentlichem Interesse zu informieren, muss dies offenlegen.</w:t>
-      </w:r>
-    </w:p>
-    <w:p>
-      <w:pPr>
-        <w:pStyle w:val="BodyText"/>
-      </w:pPr>
-      <w:r>
-        <w:t xml:space="preserve">Ausnahme: wenn der Inhalt einer menschlichen Überprüfung oder redaktionellen Kontrolle unterzogen wurde</w:t>
-      </w:r>
-      <w:r>
-        <w:t xml:space="preserve"> </w:t>
-      </w:r>
-      <w:r>
-        <w:rPr>
-          <w:bCs/>
-          <w:b/>
-        </w:rPr>
-        <w:t xml:space="preserve">und</w:t>
-      </w:r>
-      <w:r>
-        <w:t xml:space="preserve"> </w:t>
-      </w:r>
-      <w:r>
-        <w:t xml:space="preserve">eine natürliche oder juristische Person die redaktionelle Verantwortung trägt.</w:t>
-      </w:r>
-    </w:p>
-    <w:p>
-      <w:pPr>
-        <w:pStyle w:val="BlockText"/>
-      </w:pPr>
-      <w:r>
-        <w:rPr>
-          <w:bCs/>
-          <w:b/>
-        </w:rPr>
-        <w:t xml:space="preserve">Fundstelle:</w:t>
-      </w:r>
-      <w:r>
-        <w:t xml:space="preserve"> </w:t>
-      </w:r>
-      <w:r>
-        <w:t xml:space="preserve">Art. 50 Abs. 4 UAbs. 2 KI-VO.</w:t>
-      </w:r>
-    </w:p>
-    <w:bookmarkEnd w:id="62"/>
-    <w:bookmarkStart w:id="63" w:name="form-und-zeitpunkt"/>
-    <w:p>
-      <w:pPr>
-        <w:pStyle w:val="Heading2"/>
-      </w:pPr>
-      <w:r>
-        <w:t xml:space="preserve">9.3 Form und Zeitpunkt</w:t>
-      </w:r>
-    </w:p>
-    <w:p>
-      <w:pPr>
-        <w:pStyle w:val="FirstParagraph"/>
-      </w:pPr>
-      <w:r>
-        <w:t xml:space="preserve">Die Informationen müssen</w:t>
-      </w:r>
-      <w:r>
-        <w:t xml:space="preserve"> </w:t>
-      </w:r>
-      <w:r>
-        <w:rPr>
-          <w:bCs/>
-          <w:b/>
-        </w:rPr>
-        <w:t xml:space="preserve">spätestens zum Zeitpunkt der ersten Interaktion</w:t>
-      </w:r>
-      <w:r>
-        <w:t xml:space="preserve"> </w:t>
-      </w:r>
-      <w:r>
-        <w:t xml:space="preserve">klar und eindeutig bereitgestellt werden und den geltenden Barrierefreiheitsanforderungen entsprechen.</w:t>
-      </w:r>
-    </w:p>
-    <w:p>
-      <w:pPr>
-        <w:pStyle w:val="BlockText"/>
-      </w:pPr>
-      <w:r>
-        <w:rPr>
-          <w:bCs/>
-          <w:b/>
-        </w:rPr>
-        <w:t xml:space="preserve">Fundstelle:</w:t>
-      </w:r>
-      <w:r>
-        <w:t xml:space="preserve"> </w:t>
-      </w:r>
-      <w:r>
-        <w:t xml:space="preserve">Art. 50 Abs. 5 KI-VO.</w:t>
-      </w:r>
-    </w:p>
-    <w:p>
-      <w:pPr>
-        <w:pStyle w:val="FirstParagraph"/>
-      </w:pPr>
-      <w:r>
-        <w:rPr>
-          <w:bCs/>
-          <w:b/>
-        </w:rPr>
-        <w:t xml:space="preserve">Neu seit Juli 2026:</w:t>
-      </w:r>
-      <w:r>
-        <w:t xml:space="preserve"> </w:t>
-      </w:r>
-      <w:r>
-        <w:t xml:space="preserve">Die</w:t>
-      </w:r>
-      <w:r>
-        <w:t xml:space="preserve"> </w:t>
-      </w:r>
-      <w:r>
-        <w:rPr>
-          <w:bCs/>
-          <w:b/>
-        </w:rPr>
-        <w:t xml:space="preserve">Kommission</w:t>
-      </w:r>
-      <w:r>
-        <w:t xml:space="preserve"> </w:t>
-      </w:r>
-      <w:r>
-        <w:t xml:space="preserve">(bisher: das Büro für Künstliche Intelligenz) fördert Praxisleitfäden zur Feststellung, Markierung und Kennzeichnung künstlich erzeugter Inhalte. Sie prüft, ob deren Befolgung geeignet ist, die Pflichten aus</w:t>
-      </w:r>
-      <w:r>
-        <w:t xml:space="preserve"> </w:t>
-      </w:r>
-      <w:r>
-        <w:rPr>
-          <w:bCs/>
-          <w:b/>
-        </w:rPr>
-        <w:t xml:space="preserve">Art. 50 Abs. 2 und 4</w:t>
-      </w:r>
-      <w:r>
-        <w:t xml:space="preserve"> </w:t>
-      </w:r>
-      <w:r>
-        <w:t xml:space="preserve">zu erfüllen — die Prüfung erstreckt sich damit jetzt auch auf die Deepfake- und Text-Offenlegungspflichten der Betreiber. Hält die Kommission einen Leitfaden für unangemessen, kann sie per Durchführungsrechtsakt</w:t>
-      </w:r>
-      <w:r>
-        <w:t xml:space="preserve"> </w:t>
-      </w:r>
-      <w:r>
-        <w:rPr>
-          <w:bCs/>
-          <w:b/>
-        </w:rPr>
-        <w:t xml:space="preserve">gemeinsame Vorschriften</w:t>
-      </w:r>
-      <w:r>
-        <w:t xml:space="preserve"> </w:t>
-      </w:r>
-      <w:r>
-        <w:t xml:space="preserve">für die Umsetzung erlassen. Daraus können verbindliche Kennzeichnungsvorgaben folgen.</w:t>
-      </w:r>
-    </w:p>
-    <w:p>
-      <w:pPr>
-        <w:pStyle w:val="BlockText"/>
-      </w:pPr>
-      <w:r>
-        <w:rPr>
-          <w:bCs/>
-          <w:b/>
-        </w:rPr>
-        <w:t xml:space="preserve">Fundstelle:</w:t>
-      </w:r>
-      <w:r>
-        <w:t xml:space="preserve"> </w:t>
-      </w:r>
-      <w:r>
-        <w:t xml:space="preserve">Art. 50 Abs. 7 KI-VO n. F. (neu gefasst durch VO (EU) 2026/1744, Art. 1 Nr. 20).</w:t>
-      </w:r>
-    </w:p>
-    <w:p>
-      <w:pPr>
-        <w:pStyle w:val="FirstParagraph"/>
-      </w:pPr>
-      <w:r>
-        <w:t xml:space="preserve">Verstöße gegen Art. 50 können mit bis zu 15 Millionen Euro oder 3 % des weltweiten Jahresumsatzes geahndet werden.</w:t>
-      </w:r>
-    </w:p>
-    <w:p>
-      <w:pPr>
-        <w:pStyle w:val="BlockText"/>
-      </w:pPr>
-      <w:r>
-        <w:rPr>
-          <w:bCs/>
-          <w:b/>
-        </w:rPr>
-        <w:t xml:space="preserve">Fundstelle:</w:t>
-      </w:r>
-      <w:r>
-        <w:t xml:space="preserve"> </w:t>
-      </w:r>
-      <w:r>
-        <w:t xml:space="preserve">Art. 99 Abs. 4 lit. g KI-VO.</w:t>
-      </w:r>
-    </w:p>
-    <w:p>
-      <w:r>
-        <w:pict>
-          <v:rect style="width:0;height:1.5pt" o:hralign="center" o:hrstd="t" o:hr="t"/>
-        </w:pict>
-      </w:r>
-    </w:p>
-    <w:bookmarkEnd w:id="63"/>
-    <w:bookmarkEnd w:id="64"/>
-    <w:bookmarkStart w:id="65" w:name="häufige-irrtümer"/>
-    <w:p>
-      <w:pPr>
-        <w:pStyle w:val="Heading1"/>
-      </w:pPr>
-      <w:r>
-        <w:t xml:space="preserve">10. Häufige Irrtümer</w:t>
-      </w:r>
-    </w:p>
-    <w:p>
-      <w:pPr>
-        <w:pStyle w:val="FirstParagraph"/>
-      </w:pPr>
-      <w:r>
-        <w:rPr>
-          <w:bCs/>
-          <w:b/>
-        </w:rPr>
-        <w:t xml:space="preserve">“</w:t>
-      </w:r>
-      <w:r>
-        <w:rPr>
-          <w:bCs/>
-          <w:b/>
-        </w:rPr>
-        <w:t xml:space="preserve">Die Hochrisiko-Pflichten wurden verschoben, also müssen wir bis Ende 2027 nichts tun.</w:t>
-      </w:r>
-      <w:r>
-        <w:rPr>
-          <w:bCs/>
-          <w:b/>
-        </w:rPr>
-        <w:t xml:space="preserve">”</w:t>
-      </w:r>
-      <w:r>
-        <w:t xml:space="preserve"> </w:t>
-      </w:r>
-      <w:r>
-        <w:t xml:space="preserve">Falsch. Verbote, KI-Kompetenz, Transparenzpflichten und GPAI-Pflichten sind davon nicht betroffen. Ab dem 2. August 2026 gelten die Transparenzpflichten; ab dem 2. Dezember 2026 zwei neue Verbote. Außerdem: Wer erst 2027 mit dem Aufbau eines Risikomanagementsystems beginnt, wird die Frist kaum halten.</w:t>
-      </w:r>
-    </w:p>
-    <w:p>
-      <w:pPr>
-        <w:pStyle w:val="BodyText"/>
-      </w:pPr>
-      <w:r>
-        <w:rPr>
-          <w:bCs/>
-          <w:b/>
-        </w:rPr>
-        <w:t xml:space="preserve">“</w:t>
-      </w:r>
-      <w:r>
-        <w:rPr>
-          <w:bCs/>
-          <w:b/>
-        </w:rPr>
-        <w:t xml:space="preserve">Der EU AI Act gilt nur für Unternehmen mit Sitz in der EU.</w:t>
-      </w:r>
-      <w:r>
-        <w:rPr>
-          <w:bCs/>
-          <w:b/>
-        </w:rPr>
-        <w:t xml:space="preserve">”</w:t>
-      </w:r>
-      <w:r>
-        <w:t xml:space="preserve"> </w:t>
-      </w:r>
-      <w:r>
-        <w:t xml:space="preserve">Falsch. Er gilt auch für Anbieter und Betreiber aus Drittstaaten, wenn das Ergebnis des KI-Systems in der EU verwendet wird.</w:t>
-      </w:r>
-      <w:r>
-        <w:t xml:space="preserve"> </w:t>
-      </w:r>
-      <w:r>
-        <w:t xml:space="preserve">&gt;</w:t>
-      </w:r>
-      <w:r>
-        <w:t xml:space="preserve"> </w:t>
-      </w:r>
-      <w:r>
-        <w:rPr>
-          <w:bCs/>
-          <w:b/>
-        </w:rPr>
-        <w:t xml:space="preserve">Fundstelle:</w:t>
-      </w:r>
-      <w:r>
-        <w:t xml:space="preserve"> </w:t>
-      </w:r>
-      <w:r>
-        <w:t xml:space="preserve">Art. 2 Abs. 1 lit. c KI-VO.</w:t>
-      </w:r>
-    </w:p>
-    <w:p>
-      <w:pPr>
-        <w:pStyle w:val="BodyText"/>
-      </w:pPr>
-      <w:r>
-        <w:rPr>
-          <w:bCs/>
-          <w:b/>
-        </w:rPr>
-        <w:t xml:space="preserve">“</w:t>
-      </w:r>
-      <w:r>
-        <w:rPr>
-          <w:bCs/>
-          <w:b/>
-        </w:rPr>
-        <w:t xml:space="preserve">Wir kaufen KI nur ein, also sind wir nicht betroffen.</w:t>
-      </w:r>
-      <w:r>
-        <w:rPr>
-          <w:bCs/>
-          <w:b/>
-        </w:rPr>
-        <w:t xml:space="preserve">”</w:t>
-      </w:r>
-      <w:r>
-        <w:t xml:space="preserve"> </w:t>
-      </w:r>
-      <w:r>
-        <w:t xml:space="preserve">Falsch. Betreiber haben eigene Pflichten. Und wer die Zweckbestimmung eines eingekauften Systems ändert, kann selbst zum Anbieter werden.</w:t>
-      </w:r>
-      <w:r>
-        <w:t xml:space="preserve"> </w:t>
-      </w:r>
-      <w:r>
-        <w:t xml:space="preserve">&gt;</w:t>
-      </w:r>
-      <w:r>
-        <w:t xml:space="preserve"> </w:t>
-      </w:r>
-      <w:r>
-        <w:rPr>
-          <w:bCs/>
-          <w:b/>
-        </w:rPr>
-        <w:t xml:space="preserve">Fundstelle:</w:t>
-      </w:r>
-      <w:r>
-        <w:t xml:space="preserve"> </w:t>
-      </w:r>
-      <w:r>
-        <w:t xml:space="preserve">Art. 26, Art. 25 Abs. 1 lit. c KI-VO.</w:t>
-      </w:r>
-    </w:p>
-    <w:p>
-      <w:pPr>
-        <w:pStyle w:val="BodyText"/>
-      </w:pPr>
-      <w:r>
-        <w:rPr>
-          <w:bCs/>
-          <w:b/>
-        </w:rPr>
-        <w:t xml:space="preserve">“</w:t>
-      </w:r>
-      <w:r>
-        <w:rPr>
-          <w:bCs/>
-          <w:b/>
-        </w:rPr>
-        <w:t xml:space="preserve">Die KI-Kompetenz-Pflicht wurde abgeschafft.</w:t>
-      </w:r>
-      <w:r>
-        <w:rPr>
-          <w:bCs/>
-          <w:b/>
-        </w:rPr>
-        <w:t xml:space="preserve">”</w:t>
-      </w:r>
-      <w:r>
-        <w:t xml:space="preserve"> </w:t>
-      </w:r>
-      <w:r>
-        <w:t xml:space="preserve">Falsch. Sie wurde abgeschwächt, nicht gestrichen. Der Vorschlag zur Streichung wurde vom Gesetzgeber nicht übernommen. Art. 4 adressiert weiterhin Anbieter und Betreiber.</w:t>
-      </w:r>
-      <w:r>
-        <w:t xml:space="preserve"> </w:t>
-      </w:r>
-      <w:r>
-        <w:t xml:space="preserve">&gt;</w:t>
-      </w:r>
-      <w:r>
-        <w:t xml:space="preserve"> </w:t>
-      </w:r>
-      <w:r>
-        <w:rPr>
-          <w:bCs/>
-          <w:b/>
-        </w:rPr>
-        <w:t xml:space="preserve">Fundstelle:</w:t>
-      </w:r>
-      <w:r>
-        <w:t xml:space="preserve"> </w:t>
-      </w:r>
-      <w:r>
-        <w:t xml:space="preserve">Art. 4 Abs. 1 KI-VO n. F.</w:t>
-      </w:r>
-    </w:p>
-    <w:p>
-      <w:pPr>
-        <w:pStyle w:val="BodyText"/>
-      </w:pPr>
-      <w:r>
-        <w:rPr>
-          <w:bCs/>
-          <w:b/>
-        </w:rPr>
-        <w:t xml:space="preserve">“</w:t>
-      </w:r>
-      <w:r>
-        <w:rPr>
-          <w:bCs/>
-          <w:b/>
-        </w:rPr>
-        <w:t xml:space="preserve">Wir haben eine Datenschutz-Folgenabschätzung, damit ist die Grundrechte-Folgenabschätzung erledigt.</w:t>
-      </w:r>
-      <w:r>
-        <w:rPr>
-          <w:bCs/>
-          <w:b/>
-        </w:rPr>
-        <w:t xml:space="preserve">”</w:t>
-      </w:r>
-      <w:r>
-        <w:t xml:space="preserve"> </w:t>
-      </w:r>
-      <w:r>
-        <w:t xml:space="preserve">Falsch. Die beiden Instrumente stehen nebeneinander. Seit Juli 2026 dürfen Sie in der Grundrechte-Folgenabschätzung auf Abschnitte der DSFA verweisen oder Teile übernehmen — aber die eigenständige Prüfung entfällt nicht.</w:t>
-      </w:r>
-      <w:r>
-        <w:t xml:space="preserve"> </w:t>
-      </w:r>
-      <w:r>
-        <w:t xml:space="preserve">&gt;</w:t>
-      </w:r>
-      <w:r>
-        <w:t xml:space="preserve"> </w:t>
-      </w:r>
-      <w:r>
-        <w:rPr>
-          <w:bCs/>
-          <w:b/>
-        </w:rPr>
-        <w:t xml:space="preserve">Fundstelle:</w:t>
-      </w:r>
-      <w:r>
-        <w:t xml:space="preserve"> </w:t>
-      </w:r>
-      <w:r>
-        <w:t xml:space="preserve">Art. 27 Abs. 4 KI-VO n. F.</w:t>
-      </w:r>
-    </w:p>
-    <w:p>
-      <w:pPr>
-        <w:pStyle w:val="BodyText"/>
-      </w:pPr>
-      <w:r>
-        <w:rPr>
-          <w:bCs/>
-          <w:b/>
-        </w:rPr>
-        <w:t xml:space="preserve">“</w:t>
-      </w:r>
-      <w:r>
-        <w:rPr>
-          <w:bCs/>
-          <w:b/>
-        </w:rPr>
-        <w:t xml:space="preserve">Systeme, die wir nach Art. 6 Abs. 3 selbst als nicht hochriskant einstufen, müssen wir nicht registrieren.</w:t>
-      </w:r>
-      <w:r>
-        <w:rPr>
-          <w:bCs/>
-          <w:b/>
-        </w:rPr>
-        <w:t xml:space="preserve">”</w:t>
-      </w:r>
-      <w:r>
-        <w:t xml:space="preserve"> </w:t>
-      </w:r>
-      <w:r>
-        <w:t xml:space="preserve">Falsch. Die Registrierungspflicht nach Art. 49 Abs. 2 besteht fort. Der Vorschlag, sie zu streichen, wurde nicht übernommen. Gestrichen wurden lediglich zwei Angaben im Registrierungsformular.</w:t>
-      </w:r>
-      <w:r>
-        <w:t xml:space="preserve"> </w:t>
-      </w:r>
-      <w:r>
-        <w:t xml:space="preserve">&gt;</w:t>
-      </w:r>
-      <w:r>
-        <w:t xml:space="preserve"> </w:t>
-      </w:r>
-      <w:r>
-        <w:rPr>
-          <w:bCs/>
-          <w:b/>
-        </w:rPr>
-        <w:t xml:space="preserve">Fundstelle:</w:t>
-      </w:r>
-      <w:r>
-        <w:t xml:space="preserve"> </w:t>
-      </w:r>
-      <w:r>
-        <w:t xml:space="preserve">Art. 6 Abs. 4, Art. 49 Abs. 2 KI-VO (unverändert); Anhang VIII Abschnitt B Nrn. 7 und 9 gestrichen.</w:t>
-      </w:r>
-    </w:p>
-    <w:p>
-      <w:pPr>
-        <w:pStyle w:val="BodyText"/>
-      </w:pPr>
-      <w:r>
-        <w:rPr>
-          <w:bCs/>
-          <w:b/>
-        </w:rPr>
-        <w:t xml:space="preserve">“</w:t>
-      </w:r>
-      <w:r>
-        <w:rPr>
-          <w:bCs/>
-          <w:b/>
-        </w:rPr>
-        <w:t xml:space="preserve">Für unser KMU sind die Bußgelder gedeckelt, wir haben also wenig Risiko.</w:t>
-      </w:r>
-      <w:r>
-        <w:rPr>
-          <w:bCs/>
-          <w:b/>
-        </w:rPr>
-        <w:t xml:space="preserve">”</w:t>
-      </w:r>
-      <w:r>
-        <w:t xml:space="preserve"> </w:t>
-      </w:r>
-      <w:r>
-        <w:t xml:space="preserve">Nur teilweise richtig. Für KMU gilt bei allen drei Bußgeldstufen der niedrigere Betrag. Für kleine Midcap-Unternehmen gilt die Deckelung jedoch</w:t>
-      </w:r>
-      <w:r>
-        <w:t xml:space="preserve"> </w:t>
-      </w:r>
-      <w:r>
-        <w:rPr>
-          <w:bCs/>
-          <w:b/>
-        </w:rPr>
-        <w:t xml:space="preserve">nicht</w:t>
-      </w:r>
-      <w:r>
-        <w:t xml:space="preserve"> </w:t>
-      </w:r>
-      <w:r>
-        <w:t xml:space="preserve">bei Verstößen gegen Art. 5 — dort bleibt es bei 35 Mio. EUR</w:t>
-      </w:r>
-      <w:r>
-        <w:t xml:space="preserve"> </w:t>
-      </w:r>
-      <w:r>
-        <w:rPr>
-          <w:bCs/>
-          <w:b/>
-        </w:rPr>
-        <w:t xml:space="preserve">oder</w:t>
-      </w:r>
-      <w:r>
-        <w:t xml:space="preserve"> </w:t>
-      </w:r>
-      <w:r>
-        <w:t xml:space="preserve">7 % des weltweiten Jahresumsatzes, je nachdem, was höher ist.</w:t>
-      </w:r>
-      <w:r>
-        <w:t xml:space="preserve"> </w:t>
-      </w:r>
-      <w:r>
-        <w:t xml:space="preserve">&gt;</w:t>
-      </w:r>
-      <w:r>
-        <w:t xml:space="preserve"> </w:t>
-      </w:r>
-      <w:r>
-        <w:rPr>
-          <w:bCs/>
-          <w:b/>
-        </w:rPr>
-        <w:t xml:space="preserve">Fundstelle:</w:t>
-      </w:r>
-      <w:r>
-        <w:t xml:space="preserve"> </w:t>
-      </w:r>
-      <w:r>
-        <w:t xml:space="preserve">Art. 99 Abs. 6 und Abs. 6a KI-VO n. F.</w:t>
-      </w:r>
-    </w:p>
-    <w:p>
-      <w:pPr>
-        <w:pStyle w:val="BodyText"/>
-      </w:pPr>
-      <w:r>
-        <w:rPr>
-          <w:bCs/>
-          <w:b/>
-        </w:rPr>
-        <w:t xml:space="preserve">“</w:t>
-      </w:r>
-      <w:r>
-        <w:rPr>
-          <w:bCs/>
-          <w:b/>
-        </w:rPr>
-        <w:t xml:space="preserve">Wenn ein Praxisleitfaden eingehalten wird, ist die Konformität nachgewiesen.</w:t>
-      </w:r>
-      <w:r>
-        <w:rPr>
-          <w:bCs/>
-          <w:b/>
-        </w:rPr>
-        <w:t xml:space="preserve">”</w:t>
-      </w:r>
-      <w:r>
-        <w:t xml:space="preserve"> </w:t>
-      </w:r>
-      <w:r>
-        <w:t xml:space="preserve">Halb richtig — und nicht neu. Praxisleitfäden haben nie eine Konformitäts</w:t>
-      </w:r>
-      <w:r>
-        <w:rPr>
-          <w:bCs/>
-          <w:b/>
-        </w:rPr>
-        <w:t xml:space="preserve">vermutung</w:t>
-      </w:r>
-      <w:r>
-        <w:t xml:space="preserve"> </w:t>
-      </w:r>
-      <w:r>
-        <w:t xml:space="preserve">begründet; Erwägungsgrund 41 der Änderungsverordnung stellt das lediglich klar. Gestrichen wurde allein die Befugnis der Kommission, einen Leitfaden per Durchführungsrechtsakt zu genehmigen.</w:t>
-      </w:r>
-      <w:r>
-        <w:t xml:space="preserve"> </w:t>
-      </w:r>
-      <w:r>
-        <w:rPr>
-          <w:bCs/>
-          <w:b/>
-        </w:rPr>
-        <w:t xml:space="preserve">Unverändert</w:t>
-      </w:r>
-      <w:r>
-        <w:t xml:space="preserve"> </w:t>
-      </w:r>
-      <w:r>
-        <w:t xml:space="preserve">gilt: Anbieter können sich bis zur Veröffentlichung einer harmonisierten Norm auf einen Praxisleitfaden stützen, um die Einhaltung</w:t>
-      </w:r>
-      <w:r>
-        <w:t xml:space="preserve"> </w:t>
-      </w:r>
-      <w:r>
-        <w:rPr>
-          <w:bCs/>
-          <w:b/>
-        </w:rPr>
-        <w:t xml:space="preserve">nachzuweisen</w:t>
-      </w:r>
-      <w:r>
-        <w:t xml:space="preserve">. Eine Vermutung entsteht nur über harmonisierte europäische Normen.</w:t>
-      </w:r>
-      <w:r>
-        <w:t xml:space="preserve"> </w:t>
-      </w:r>
-      <w:r>
-        <w:t xml:space="preserve">&gt;</w:t>
-      </w:r>
-      <w:r>
-        <w:t xml:space="preserve"> </w:t>
-      </w:r>
-      <w:r>
-        <w:rPr>
-          <w:bCs/>
-          <w:b/>
-        </w:rPr>
-        <w:t xml:space="preserve">Fundstelle:</w:t>
-      </w:r>
-      <w:r>
-        <w:t xml:space="preserve"> </w:t>
-      </w:r>
-      <w:r>
-        <w:t xml:space="preserve">Art. 56 Abs. 6 KI-VO n. F.; Nachweismöglichkeit: Art. 53 Abs. 4, Art. 55 Abs. 2 KI-VO; Konformitätsvermutung: Art. 40 KI-VO.</w:t>
-      </w:r>
-    </w:p>
-    <w:p>
-      <w:pPr>
-        <w:pStyle w:val="BodyText"/>
-      </w:pPr>
-      <w:r>
-        <w:rPr>
-          <w:bCs/>
-          <w:b/>
-        </w:rPr>
-        <w:t xml:space="preserve">“</w:t>
-      </w:r>
-      <w:r>
-        <w:rPr>
-          <w:bCs/>
-          <w:b/>
-        </w:rPr>
-        <w:t xml:space="preserve">Wir bauen Maschinen mit KI — für uns gilt der AI Act ab August 2028 in vollem Umfang.</w:t>
-      </w:r>
-      <w:r>
-        <w:rPr>
-          <w:bCs/>
-          <w:b/>
-        </w:rPr>
-        <w:t xml:space="preserve">”</w:t>
-      </w:r>
-      <w:r>
-        <w:t xml:space="preserve"> </w:t>
-      </w:r>
-      <w:r>
-        <w:t xml:space="preserve">Falsch. Seit Juli 2026 steht die Maschinenverordnung (EU) 2023/1230 in</w:t>
-      </w:r>
-      <w:r>
-        <w:t xml:space="preserve"> </w:t>
-      </w:r>
-      <w:r>
-        <w:rPr>
-          <w:bCs/>
-          <w:b/>
-        </w:rPr>
-        <w:t xml:space="preserve">Anhang I Abschnitt B</w:t>
-      </w:r>
-      <w:r>
-        <w:t xml:space="preserve">. Für Hochrisiko-KI im Zusammenhang mit solchen Produkten gelten nach Art. 2 Abs. 2 KI-VO n. F.</w:t>
-      </w:r>
-      <w:r>
-        <w:t xml:space="preserve"> </w:t>
-      </w:r>
-      <w:r>
-        <w:rPr>
-          <w:bCs/>
-          <w:b/>
-        </w:rPr>
-        <w:t xml:space="preserve">nur Art. 6 Abs. 1, Art. 60a und Art. 102 bis 112</w:t>
-      </w:r>
-      <w:r>
-        <w:t xml:space="preserve"> </w:t>
-      </w:r>
-      <w:r>
-        <w:t xml:space="preserve">— nicht das Kapitel III. Die Anforderungen laufen stattdessen über das Maschinenrecht.</w:t>
-      </w:r>
-      <w:r>
-        <w:t xml:space="preserve"> </w:t>
-      </w:r>
-      <w:r>
-        <w:t xml:space="preserve">&gt;</w:t>
-      </w:r>
-      <w:r>
-        <w:t xml:space="preserve"> </w:t>
-      </w:r>
-      <w:r>
-        <w:rPr>
-          <w:bCs/>
-          <w:b/>
-        </w:rPr>
-        <w:t xml:space="preserve">Fundstelle:</w:t>
-      </w:r>
-      <w:r>
-        <w:t xml:space="preserve"> </w:t>
-      </w:r>
-      <w:r>
-        <w:t xml:space="preserve">Art. 2 Abs. 2 KI-VO n. F.; VO (EU) 2026/1744, Art. 1 Nr. 41 und Art. 3.</w:t>
-      </w:r>
-    </w:p>
-    <w:p>
-      <w:pPr>
-        <w:pStyle w:val="BodyText"/>
-      </w:pPr>
-      <w:r>
-        <w:rPr>
-          <w:bCs/>
-          <w:b/>
-        </w:rPr>
-        <w:t xml:space="preserve">“</w:t>
-      </w:r>
-      <w:r>
-        <w:rPr>
-          <w:bCs/>
-          <w:b/>
-        </w:rPr>
-        <w:t xml:space="preserve">Wir stufen ein Anhang-III-System als nicht hochriskant ein, weil es nur eine vorbereitende Aufgabe erfüllt.</w:t>
-      </w:r>
-      <w:r>
-        <w:rPr>
-          <w:bCs/>
-          <w:b/>
-        </w:rPr>
-        <w:t xml:space="preserve">”</w:t>
-      </w:r>
-      <w:r>
-        <w:t xml:space="preserve"> </w:t>
-      </w:r>
-      <w:r>
-        <w:t xml:space="preserve">Das genügt nicht. Die vier Bedingungen des Art. 6 Abs. 3 UAbs. 2 eröffnen die Ausnahme nur; sie greift zusätzlich nur, wenn</w:t>
-      </w:r>
-      <w:r>
-        <w:t xml:space="preserve"> </w:t>
-      </w:r>
-      <w:r>
-        <w:rPr>
-          <w:bCs/>
-          <w:b/>
-        </w:rPr>
-        <w:t xml:space="preserve">kein erhebliches Risiko</w:t>
-      </w:r>
-      <w:r>
-        <w:t xml:space="preserve"> </w:t>
-      </w:r>
-      <w:r>
-        <w:t xml:space="preserve">für Gesundheit, Sicherheit oder Grundrechte besteht. Bei Profiling ist sie ohnehin ausgeschlossen.</w:t>
-      </w:r>
-      <w:r>
-        <w:t xml:space="preserve"> </w:t>
-      </w:r>
-      <w:r>
-        <w:t xml:space="preserve">&gt;</w:t>
-      </w:r>
-      <w:r>
-        <w:t xml:space="preserve"> </w:t>
-      </w:r>
-      <w:r>
-        <w:rPr>
-          <w:bCs/>
-          <w:b/>
-        </w:rPr>
-        <w:t xml:space="preserve">Fundstelle:</w:t>
-      </w:r>
-      <w:r>
-        <w:t xml:space="preserve"> </w:t>
-      </w:r>
-      <w:r>
-        <w:t xml:space="preserve">Art. 6 Abs. 3 UAbs. 1–3 KI-VO.</w:t>
-      </w:r>
-    </w:p>
-    <w:p>
-      <w:pPr>
-        <w:pStyle w:val="BodyText"/>
-      </w:pPr>
-      <w:r>
-        <w:rPr>
-          <w:bCs/>
-          <w:b/>
-        </w:rPr>
-        <w:t xml:space="preserve">“</w:t>
-      </w:r>
-      <w:r>
-        <w:rPr>
-          <w:bCs/>
-          <w:b/>
-        </w:rPr>
-        <w:t xml:space="preserve">ChatGPT im Unternehmen einzusetzen macht uns zum GPAI-Anbieter.</w:t>
-      </w:r>
-      <w:r>
-        <w:rPr>
-          <w:bCs/>
-          <w:b/>
-        </w:rPr>
-        <w:t xml:space="preserve">”</w:t>
-      </w:r>
-      <w:r>
-        <w:t xml:space="preserve"> </w:t>
-      </w:r>
-      <w:r>
-        <w:t xml:space="preserve">Falsch. Die GPAI-Pflichten treffen Anbieter der Modelle. Wer ein solches Werkzeug nutzt, ist Betreiber eines KI-Systems. Vorsicht aber beim Rollenwechsel nach Art. 25 Abs. 1 lit. c.</w:t>
-      </w:r>
-    </w:p>
-    <w:p>
-      <w:pPr>
-        <w:pStyle w:val="BodyText"/>
-      </w:pPr>
-      <w:r>
-        <w:rPr>
-          <w:bCs/>
-          <w:b/>
-        </w:rPr>
-        <w:t xml:space="preserve">“</w:t>
-      </w:r>
-      <w:r>
-        <w:rPr>
-          <w:bCs/>
-          <w:b/>
-        </w:rPr>
-        <w:t xml:space="preserve">Unsere KI ist nur ein Hilfsmittel, ein Mensch entscheidet am Ende — also kein Hochrisiko.</w:t>
-      </w:r>
-      <w:r>
-        <w:rPr>
-          <w:bCs/>
-          <w:b/>
-        </w:rPr>
-        <w:t xml:space="preserve">”</w:t>
-      </w:r>
-      <w:r>
-        <w:t xml:space="preserve"> </w:t>
-      </w:r>
-      <w:r>
-        <w:t xml:space="preserve">Nicht automatisch. Anhang III Nr. 4 erfasst auch Systeme, die Entscheidungen nur</w:t>
-      </w:r>
-      <w:r>
-        <w:t xml:space="preserve"> </w:t>
-      </w:r>
-      <w:r>
-        <w:rPr>
-          <w:bCs/>
-          <w:b/>
-        </w:rPr>
-        <w:t xml:space="preserve">unterstützen</w:t>
-      </w:r>
-      <w:r>
-        <w:t xml:space="preserve">. Der Ausnahmefilter des Art. 6 Abs. 3 kann greifen — aber nur, wenn kein erhebliches Risiko besteht und kein Profiling stattfindet. Die Bewertung muss dokumentiert werden.</w:t>
-      </w:r>
-      <w:r>
-        <w:t xml:space="preserve"> </w:t>
-      </w:r>
-      <w:r>
-        <w:t xml:space="preserve">&gt;</w:t>
-      </w:r>
-      <w:r>
-        <w:t xml:space="preserve"> </w:t>
-      </w:r>
-      <w:r>
-        <w:rPr>
-          <w:bCs/>
-          <w:b/>
-        </w:rPr>
-        <w:t xml:space="preserve">Fundstelle:</w:t>
-      </w:r>
-      <w:r>
-        <w:t xml:space="preserve"> </w:t>
-      </w:r>
-      <w:r>
-        <w:t xml:space="preserve">Art. 6 Abs. 3 und 4 KI-VO; Art. 26 Abs. 11 KI-VO.</w:t>
-      </w:r>
-    </w:p>
-    <w:p>
-      <w:r>
-        <w:pict>
-          <v:rect style="width:0;height:1.5pt" o:hralign="center" o:hrstd="t" o:hr="t"/>
-        </w:pict>
-      </w:r>
-    </w:p>
-    <w:bookmarkEnd w:id="65"/>
-    <w:bookmarkStart w:id="66" w:name="glossar"/>
-    <w:p>
-      <w:pPr>
-        <w:pStyle w:val="Heading1"/>
-      </w:pPr>
-      <w:r>
-        <w:t xml:space="preserve">11. Glossar</w:t>
-      </w:r>
-    </w:p>
-    <w:p>
-      <w:pPr>
-        <w:pStyle w:val="FirstParagraph"/>
-      </w:pPr>
-      <w:r>
-        <w:rPr>
-          <w:bCs/>
-          <w:b/>
-        </w:rPr>
-        <w:t xml:space="preserve">AI Act</w:t>
-      </w:r>
-      <w:r>
-        <w:t xml:space="preserve"> </w:t>
-      </w:r>
-      <w:r>
-        <w:t xml:space="preserve">— Umgangssprachliche Bezeichnung für die KI-Verordnung (EU) 2024/1689.</w:t>
-      </w:r>
-    </w:p>
-    <w:p>
-      <w:pPr>
-        <w:pStyle w:val="BodyText"/>
-      </w:pPr>
-      <w:r>
-        <w:rPr>
-          <w:bCs/>
-          <w:b/>
-        </w:rPr>
-        <w:t xml:space="preserve">Anbieter (Provider)</w:t>
-      </w:r>
-      <w:r>
-        <w:t xml:space="preserve"> </w:t>
-      </w:r>
-      <w:r>
-        <w:t xml:space="preserve">— Wer ein KI-System entwickelt oder entwickeln lässt und unter eigenem Namen in Verkehr bringt oder in Betrieb nimmt.</w:t>
-      </w:r>
-      <w:r>
-        <w:t xml:space="preserve"> </w:t>
-      </w:r>
-      <w:r>
-        <w:rPr>
-          <w:iCs/>
-          <w:i/>
-        </w:rPr>
-        <w:t xml:space="preserve">(Art. 3 Nr. 3 KI-VO)</w:t>
-      </w:r>
-    </w:p>
-    <w:p>
-      <w:pPr>
-        <w:pStyle w:val="BodyText"/>
-      </w:pPr>
-      <w:r>
-        <w:rPr>
-          <w:bCs/>
-          <w:b/>
-        </w:rPr>
-        <w:t xml:space="preserve">Betreiber (Deployer)</w:t>
-      </w:r>
-      <w:r>
-        <w:t xml:space="preserve"> </w:t>
-      </w:r>
-      <w:r>
-        <w:t xml:space="preserve">— Wer ein KI-System in eigener Verantwortung beruflich verwendet.</w:t>
-      </w:r>
-      <w:r>
-        <w:t xml:space="preserve"> </w:t>
-      </w:r>
-      <w:r>
-        <w:rPr>
-          <w:iCs/>
-          <w:i/>
-        </w:rPr>
-        <w:t xml:space="preserve">(Art. 3 Nr. 4 KI-VO)</w:t>
-      </w:r>
-    </w:p>
-    <w:p>
-      <w:pPr>
-        <w:pStyle w:val="BodyText"/>
-      </w:pPr>
-      <w:r>
-        <w:rPr>
-          <w:bCs/>
-          <w:b/>
-        </w:rPr>
-        <w:t xml:space="preserve">Büro für Künstliche Intelligenz (AI Office)</w:t>
-      </w:r>
-      <w:r>
-        <w:t xml:space="preserve"> </w:t>
-      </w:r>
-      <w:r>
-        <w:t xml:space="preserve">— Stelle der Europäischen Kommission für Aufsicht und Durchsetzung, insbesondere bei GPAI-Modellen. Seit Juli 2026 mit erweiterten Befugnissen.</w:t>
-      </w:r>
-      <w:r>
-        <w:t xml:space="preserve"> </w:t>
-      </w:r>
-      <w:r>
-        <w:rPr>
-          <w:iCs/>
-          <w:i/>
-        </w:rPr>
-        <w:t xml:space="preserve">(Art. 64, Art. 75, 75a–75d KI-VO)</w:t>
-      </w:r>
-    </w:p>
-    <w:p>
-      <w:pPr>
-        <w:pStyle w:val="BodyText"/>
-      </w:pPr>
-      <w:r>
-        <w:rPr>
-          <w:bCs/>
-          <w:b/>
-        </w:rPr>
-        <w:t xml:space="preserve">CE-Kennzeichnung</w:t>
-      </w:r>
-      <w:r>
-        <w:t xml:space="preserve"> </w:t>
-      </w:r>
-      <w:r>
-        <w:t xml:space="preserve">— Kennzeichen für die Konformität mit EU-Vorschriften; bei Hochrisiko-KI vom Anbieter anzubringen.</w:t>
-      </w:r>
-      <w:r>
-        <w:t xml:space="preserve"> </w:t>
-      </w:r>
-      <w:r>
-        <w:rPr>
-          <w:iCs/>
-          <w:i/>
-        </w:rPr>
-        <w:t xml:space="preserve">(Art. 48 KI-VO)</w:t>
-      </w:r>
-    </w:p>
-    <w:p>
-      <w:pPr>
-        <w:pStyle w:val="BodyText"/>
-      </w:pPr>
-      <w:r>
-        <w:rPr>
-          <w:bCs/>
-          <w:b/>
-        </w:rPr>
-        <w:t xml:space="preserve">CSAM</w:t>
-      </w:r>
-      <w:r>
-        <w:t xml:space="preserve"> </w:t>
-      </w:r>
-      <w:r>
-        <w:t xml:space="preserve">— Child Sexual Abuse Material. Seit Juli 2026 Gegenstand eines eigenen Verbotstatbestands.</w:t>
-      </w:r>
-      <w:r>
-        <w:t xml:space="preserve"> </w:t>
-      </w:r>
-      <w:r>
-        <w:rPr>
-          <w:iCs/>
-          <w:i/>
-        </w:rPr>
-        <w:t xml:space="preserve">(Art. 5 Abs. 1 lit. bb KI-VO n. F.)</w:t>
-      </w:r>
-    </w:p>
-    <w:p>
-      <w:pPr>
-        <w:pStyle w:val="BodyText"/>
-      </w:pPr>
-      <w:r>
-        <w:rPr>
-          <w:bCs/>
-          <w:b/>
-        </w:rPr>
-        <w:t xml:space="preserve">Deepfake</w:t>
-      </w:r>
-      <w:r>
-        <w:t xml:space="preserve"> </w:t>
-      </w:r>
-      <w:r>
-        <w:t xml:space="preserve">— Durch KI erzeugter oder manipulierter Bild-, Ton- oder Videoinhalt, der echten Personen, Gegenständen oder Ereignissen ähnelt und fälschlich als echt erscheint.</w:t>
-      </w:r>
-      <w:r>
-        <w:t xml:space="preserve"> </w:t>
-      </w:r>
-      <w:r>
-        <w:rPr>
-          <w:iCs/>
-          <w:i/>
-        </w:rPr>
-        <w:t xml:space="preserve">(Art. 3 Nr. 60, Art. 50 Abs. 4 KI-VO)</w:t>
-      </w:r>
-    </w:p>
-    <w:p>
-      <w:pPr>
-        <w:pStyle w:val="BodyText"/>
-      </w:pPr>
-      <w:r>
-        <w:rPr>
-          <w:bCs/>
-          <w:b/>
-        </w:rPr>
-        <w:t xml:space="preserve">Digital Omnibus</w:t>
-      </w:r>
-      <w:r>
-        <w:t xml:space="preserve"> </w:t>
-      </w:r>
-      <w:r>
-        <w:t xml:space="preserve">— Kurzbezeichnung für die Änderungsverordnung (EU) 2026/1744 vom 8. Juli 2026.</w:t>
-      </w:r>
-    </w:p>
-    <w:p>
-      <w:pPr>
-        <w:pStyle w:val="BodyText"/>
-      </w:pPr>
-      <w:r>
-        <w:rPr>
-          <w:bCs/>
-          <w:b/>
-        </w:rPr>
-        <w:t xml:space="preserve">EU-Datenbank</w:t>
-      </w:r>
-      <w:r>
-        <w:t xml:space="preserve"> </w:t>
-      </w:r>
-      <w:r>
-        <w:t xml:space="preserve">— Von der Kommission geführte Datenbank für Hochrisiko-KI-Systeme.</w:t>
-      </w:r>
-      <w:r>
-        <w:t xml:space="preserve"> </w:t>
-      </w:r>
-      <w:r>
-        <w:rPr>
-          <w:iCs/>
-          <w:i/>
-        </w:rPr>
-        <w:t xml:space="preserve">(Art. 71 KI-VO)</w:t>
-      </w:r>
-    </w:p>
-    <w:p>
-      <w:pPr>
-        <w:pStyle w:val="BodyText"/>
-      </w:pPr>
-      <w:r>
-        <w:rPr>
-          <w:bCs/>
-          <w:b/>
-        </w:rPr>
-        <w:t xml:space="preserve">Grundrechte-Folgenabschätzung (FRIA)</w:t>
-      </w:r>
-      <w:r>
-        <w:t xml:space="preserve"> </w:t>
-      </w:r>
-      <w:r>
-        <w:t xml:space="preserve">— Vorabbewertung der Auswirkungen eines Hochrisiko-Systems auf Grundrechte; nur für bestimmte Betreiber.</w:t>
-      </w:r>
-      <w:r>
-        <w:t xml:space="preserve"> </w:t>
-      </w:r>
-      <w:r>
-        <w:rPr>
-          <w:iCs/>
-          <w:i/>
-        </w:rPr>
-        <w:t xml:space="preserve">(Art. 27 KI-VO)</w:t>
-      </w:r>
-    </w:p>
-    <w:p>
-      <w:pPr>
-        <w:pStyle w:val="BodyText"/>
-      </w:pPr>
-      <w:r>
-        <w:rPr>
-          <w:bCs/>
-          <w:b/>
-        </w:rPr>
-        <w:t xml:space="preserve">GPAI</w:t>
-      </w:r>
-      <w:r>
-        <w:t xml:space="preserve"> </w:t>
-      </w:r>
-      <w:r>
-        <w:t xml:space="preserve">— General Purpose AI. KI-Modell mit allgemeinem Verwendungszweck.</w:t>
-      </w:r>
-      <w:r>
-        <w:t xml:space="preserve"> </w:t>
-      </w:r>
-      <w:r>
-        <w:rPr>
-          <w:iCs/>
-          <w:i/>
-        </w:rPr>
-        <w:t xml:space="preserve">(Art. 3 Nr. 63, Art. 51–56 KI-VO)</w:t>
-      </w:r>
-    </w:p>
-    <w:p>
-      <w:pPr>
-        <w:pStyle w:val="BodyText"/>
-      </w:pPr>
-      <w:r>
-        <w:rPr>
-          <w:bCs/>
-          <w:b/>
-        </w:rPr>
-        <w:t xml:space="preserve">Hochrisiko-KI-System</w:t>
-      </w:r>
-      <w:r>
-        <w:t xml:space="preserve"> </w:t>
-      </w:r>
-      <w:r>
-        <w:t xml:space="preserve">— KI-System nach Art. 6 Abs. 1 (Anhang I) oder Abs. 2 (Anhang III) KI-VO.</w:t>
-      </w:r>
-    </w:p>
-    <w:p>
-      <w:pPr>
-        <w:pStyle w:val="BodyText"/>
-      </w:pPr>
-      <w:r>
-        <w:rPr>
-          <w:bCs/>
-          <w:b/>
-        </w:rPr>
-        <w:t xml:space="preserve">Inverkehrbringen</w:t>
-      </w:r>
-      <w:r>
-        <w:t xml:space="preserve"> </w:t>
-      </w:r>
-      <w:r>
-        <w:t xml:space="preserve">— Die erstmalige Bereitstellung eines KI-Systems auf dem Unionsmarkt.</w:t>
-      </w:r>
-      <w:r>
-        <w:t xml:space="preserve"> </w:t>
-      </w:r>
-      <w:r>
-        <w:rPr>
-          <w:iCs/>
-          <w:i/>
-        </w:rPr>
-        <w:t xml:space="preserve">(Art. 3 Nr. 9 KI-VO)</w:t>
-      </w:r>
-    </w:p>
-    <w:p>
-      <w:pPr>
-        <w:pStyle w:val="BodyText"/>
-      </w:pPr>
-      <w:r>
-        <w:rPr>
-          <w:bCs/>
-          <w:b/>
-        </w:rPr>
-        <w:t xml:space="preserve">Inbetriebnahme</w:t>
-      </w:r>
-      <w:r>
-        <w:t xml:space="preserve"> </w:t>
-      </w:r>
-      <w:r>
-        <w:t xml:space="preserve">— Bereitstellung zum Erstgebrauch direkt an den Betreiber oder zum Eigengebrauch.</w:t>
-      </w:r>
-      <w:r>
-        <w:t xml:space="preserve"> </w:t>
-      </w:r>
-      <w:r>
-        <w:rPr>
-          <w:iCs/>
-          <w:i/>
-        </w:rPr>
-        <w:t xml:space="preserve">(Art. 3 Nr. 11 KI-VO)</w:t>
-      </w:r>
-    </w:p>
-    <w:p>
-      <w:pPr>
-        <w:pStyle w:val="BodyText"/>
-      </w:pPr>
-      <w:r>
-        <w:rPr>
-          <w:bCs/>
-          <w:b/>
-        </w:rPr>
-        <w:t xml:space="preserve">KI-System</w:t>
-      </w:r>
-      <w:r>
-        <w:t xml:space="preserve"> </w:t>
-      </w:r>
-      <w:r>
-        <w:t xml:space="preserve">— Maschinengestütztes System, das mit einem gewissen Grad an Autonomie aus Eingaben Ausgaben ableitet.</w:t>
-      </w:r>
-      <w:r>
-        <w:t xml:space="preserve"> </w:t>
-      </w:r>
-      <w:r>
-        <w:rPr>
-          <w:iCs/>
-          <w:i/>
-        </w:rPr>
-        <w:t xml:space="preserve">(Art. 3 Nr. 1 KI-VO)</w:t>
-      </w:r>
-    </w:p>
-    <w:p>
-      <w:pPr>
-        <w:pStyle w:val="BodyText"/>
-      </w:pPr>
-      <w:r>
-        <w:rPr>
-          <w:bCs/>
-          <w:b/>
-        </w:rPr>
-        <w:t xml:space="preserve">Kleines Midcap-Unternehmen</w:t>
-      </w:r>
-      <w:r>
-        <w:t xml:space="preserve"> </w:t>
-      </w:r>
-      <w:r>
-        <w:t xml:space="preserve">— Kein KMU, weniger als 750 Beschäftigte, Umsatz höchstens 150 Mio. EUR oder Bilanzsumme höchstens 129 Mio. EUR.</w:t>
-      </w:r>
-      <w:r>
-        <w:t xml:space="preserve"> </w:t>
-      </w:r>
-      <w:r>
-        <w:rPr>
-          <w:iCs/>
-          <w:i/>
-        </w:rPr>
-        <w:t xml:space="preserve">(Art. 3 Nr. 14b KI-VO n. F.)</w:t>
-      </w:r>
-    </w:p>
-    <w:p>
-      <w:pPr>
-        <w:pStyle w:val="BodyText"/>
-      </w:pPr>
-      <w:r>
-        <w:rPr>
-          <w:bCs/>
-          <w:b/>
-        </w:rPr>
-        <w:t xml:space="preserve">KMU</w:t>
-      </w:r>
-      <w:r>
-        <w:t xml:space="preserve"> </w:t>
-      </w:r>
-      <w:r>
-        <w:t xml:space="preserve">— Kleinstunternehmen, kleine und mittlere Unternehmen nach der Empfehlung 2003/361/EG.</w:t>
-      </w:r>
-      <w:r>
-        <w:t xml:space="preserve"> </w:t>
-      </w:r>
-      <w:r>
-        <w:rPr>
-          <w:iCs/>
-          <w:i/>
-        </w:rPr>
-        <w:t xml:space="preserve">(Art. 3 Nr. 14a KI-VO n. F.)</w:t>
-      </w:r>
-    </w:p>
-    <w:p>
-      <w:pPr>
-        <w:pStyle w:val="BodyText"/>
-      </w:pPr>
-      <w:r>
-        <w:rPr>
-          <w:bCs/>
-          <w:b/>
-        </w:rPr>
-        <w:t xml:space="preserve">Konformitätsbewertung</w:t>
-      </w:r>
-      <w:r>
-        <w:t xml:space="preserve"> </w:t>
-      </w:r>
-      <w:r>
-        <w:t xml:space="preserve">— Verfahren zum Nachweis, dass ein Hochrisiko-System die Anforderungen erfüllt; intern oder durch eine notifizierte Stelle.</w:t>
-      </w:r>
-      <w:r>
-        <w:t xml:space="preserve"> </w:t>
-      </w:r>
-      <w:r>
-        <w:rPr>
-          <w:iCs/>
-          <w:i/>
-        </w:rPr>
-        <w:t xml:space="preserve">(Art. 43 KI-VO)</w:t>
-      </w:r>
-    </w:p>
-    <w:p>
-      <w:pPr>
-        <w:pStyle w:val="BodyText"/>
-      </w:pPr>
-      <w:r>
-        <w:rPr>
-          <w:bCs/>
-          <w:b/>
-        </w:rPr>
-        <w:t xml:space="preserve">Marktüberwachungsbehörde</w:t>
-      </w:r>
-      <w:r>
-        <w:t xml:space="preserve"> </w:t>
-      </w:r>
-      <w:r>
-        <w:t xml:space="preserve">— Nationale Behörde für die Überwachung der Einhaltung.</w:t>
-      </w:r>
-      <w:r>
-        <w:t xml:space="preserve"> </w:t>
-      </w:r>
-      <w:r>
-        <w:rPr>
-          <w:iCs/>
-          <w:i/>
-        </w:rPr>
-        <w:t xml:space="preserve">(Art. 74 KI-VO)</w:t>
-      </w:r>
-    </w:p>
-    <w:p>
-      <w:pPr>
-        <w:pStyle w:val="BodyText"/>
-      </w:pPr>
-      <w:r>
-        <w:rPr>
-          <w:bCs/>
-          <w:b/>
-        </w:rPr>
-        <w:t xml:space="preserve">NCII</w:t>
-      </w:r>
-      <w:r>
-        <w:t xml:space="preserve"> </w:t>
-      </w:r>
-      <w:r>
-        <w:t xml:space="preserve">— Non-Consensual Intimate Images. Seit Juli 2026 Gegenstand eines eigenen Verbotstatbestands.</w:t>
-      </w:r>
-      <w:r>
-        <w:t xml:space="preserve"> </w:t>
-      </w:r>
-      <w:r>
-        <w:rPr>
-          <w:iCs/>
-          <w:i/>
-        </w:rPr>
-        <w:t xml:space="preserve">(Art. 5 Abs. 1 lit. ba KI-VO n. F.)</w:t>
-      </w:r>
-    </w:p>
-    <w:p>
-      <w:pPr>
-        <w:pStyle w:val="BodyText"/>
-      </w:pPr>
-      <w:r>
-        <w:rPr>
-          <w:bCs/>
-          <w:b/>
-        </w:rPr>
-        <w:t xml:space="preserve">Notifizierte Stelle</w:t>
-      </w:r>
-      <w:r>
-        <w:t xml:space="preserve"> </w:t>
-      </w:r>
-      <w:r>
-        <w:t xml:space="preserve">— Unabhängige Prüfstelle für Konformitätsbewertungen.</w:t>
-      </w:r>
-      <w:r>
-        <w:t xml:space="preserve"> </w:t>
-      </w:r>
-      <w:r>
-        <w:rPr>
-          <w:iCs/>
-          <w:i/>
-        </w:rPr>
-        <w:t xml:space="preserve">(Art. 28 ff. KI-VO)</w:t>
-      </w:r>
-    </w:p>
-    <w:p>
-      <w:pPr>
-        <w:pStyle w:val="BodyText"/>
-      </w:pPr>
-      <w:r>
-        <w:rPr>
-          <w:bCs/>
-          <w:b/>
-        </w:rPr>
-        <w:t xml:space="preserve">Profiling</w:t>
-      </w:r>
-      <w:r>
-        <w:t xml:space="preserve"> </w:t>
-      </w:r>
-      <w:r>
-        <w:t xml:space="preserve">— Automatisierte Verarbeitung personenbezogener Daten zur Bewertung persönlicher Aspekte. Schließt den Ausnahmefilter des Art. 6 Abs. 3 aus.</w:t>
-      </w:r>
-      <w:r>
-        <w:t xml:space="preserve"> </w:t>
-      </w:r>
-      <w:r>
-        <w:rPr>
-          <w:iCs/>
-          <w:i/>
-        </w:rPr>
-        <w:t xml:space="preserve">(Art. 6 Abs. 3 UAbs. 3 KI-VO)</w:t>
-      </w:r>
-    </w:p>
-    <w:p>
-      <w:pPr>
-        <w:pStyle w:val="BodyText"/>
-      </w:pPr>
-      <w:r>
-        <w:rPr>
-          <w:bCs/>
-          <w:b/>
-        </w:rPr>
-        <w:t xml:space="preserve">Sicherheitsbauteil</w:t>
-      </w:r>
-      <w:r>
-        <w:t xml:space="preserve"> </w:t>
-      </w:r>
-      <w:r>
-        <w:t xml:space="preserve">— Bestandteil eines Produkts oder KI-Systems, dessen Zweckbestimmung darin besteht, Risiken für Gesundheit und Sicherheit abzuwenden oder zu mindern, oder dessen Ausfall diese gefährdet. Definition seit Juli 2026 neu gefasst.</w:t>
-      </w:r>
-      <w:r>
-        <w:t xml:space="preserve"> </w:t>
-      </w:r>
-      <w:r>
-        <w:rPr>
-          <w:iCs/>
-          <w:i/>
-        </w:rPr>
-        <w:t xml:space="preserve">(Art. 3 Nr. 14 KI-VO n. F.)</w:t>
-      </w:r>
-    </w:p>
-    <w:p>
-      <w:pPr>
-        <w:pStyle w:val="BodyText"/>
-      </w:pPr>
-      <w:r>
-        <w:rPr>
-          <w:bCs/>
-          <w:b/>
-        </w:rPr>
-        <w:t xml:space="preserve">Systemisches Risiko</w:t>
-      </w:r>
-      <w:r>
-        <w:t xml:space="preserve"> </w:t>
-      </w:r>
-      <w:r>
-        <w:t xml:space="preserve">— Risiko eines GPAI-Modells mit hohem Wirkungsgrad; vermutet ab 10²⁵ FLOP Trainingsrechenleistung.</w:t>
-      </w:r>
-      <w:r>
-        <w:t xml:space="preserve"> </w:t>
-      </w:r>
-      <w:r>
-        <w:rPr>
-          <w:iCs/>
-          <w:i/>
-        </w:rPr>
-        <w:t xml:space="preserve">(Art. 51 KI-VO)</w:t>
-      </w:r>
-    </w:p>
-    <w:p>
-      <w:pPr>
-        <w:pStyle w:val="BodyText"/>
-      </w:pPr>
-      <w:r>
-        <w:rPr>
-          <w:bCs/>
-          <w:b/>
-        </w:rPr>
-        <w:t xml:space="preserve">Wesentliche Veränderung</w:t>
-      </w:r>
-      <w:r>
-        <w:t xml:space="preserve"> </w:t>
-      </w:r>
-      <w:r>
-        <w:t xml:space="preserve">— Änderung nach Inverkehrbringen, die in der ursprünglichen Konformitätsbewertung nicht vorgesehen war und die Konformität beeinträchtigt oder die Zweckbestimmung ändert.</w:t>
-      </w:r>
-      <w:r>
-        <w:t xml:space="preserve"> </w:t>
-      </w:r>
-      <w:r>
-        <w:rPr>
-          <w:iCs/>
-          <w:i/>
-        </w:rPr>
-        <w:t xml:space="preserve">(Art. 3 Nr. 23 KI-VO)</w:t>
-      </w:r>
-    </w:p>
-    <w:p>
-      <w:pPr>
-        <w:pStyle w:val="BodyText"/>
-      </w:pPr>
-      <w:r>
-        <w:rPr>
-          <w:bCs/>
-          <w:b/>
-        </w:rPr>
-        <w:t xml:space="preserve">Zweckbestimmung</w:t>
-      </w:r>
-      <w:r>
-        <w:t xml:space="preserve"> </w:t>
-      </w:r>
-      <w:r>
-        <w:t xml:space="preserve">— Die vom Anbieter vorgesehene Verwendung eines KI-Systems.</w:t>
-      </w:r>
-      <w:r>
-        <w:t xml:space="preserve"> </w:t>
-      </w:r>
-      <w:r>
-        <w:rPr>
-          <w:iCs/>
-          <w:i/>
-        </w:rPr>
-        <w:t xml:space="preserve">(Art. 3 Nr. 12 KI-VO)</w:t>
-      </w:r>
-    </w:p>
-    <w:p>
-      <w:r>
-        <w:pict>
-          <v:rect style="width:0;height:1.5pt" o:hralign="center" o:hrstd="t" o:hr="t"/>
-        </w:pict>
-      </w:r>
-    </w:p>
-    <w:bookmarkEnd w:id="66"/>
-    <w:bookmarkStart w:id="67" w:name="wie-sie-jetzt-vorgehen"/>
-    <w:p>
-      <w:pPr>
-        <w:pStyle w:val="Heading1"/>
-      </w:pPr>
-      <w:r>
-        <w:t xml:space="preserve">12. Wie Sie jetzt vorgehen</w:t>
-      </w:r>
-    </w:p>
-    <w:p>
-      <w:pPr>
-        <w:pStyle w:val="FirstParagraph"/>
-      </w:pPr>
-      <w:r>
-        <w:t xml:space="preserve">Ein pragmatischer Einstieg in fünf Schritten:</w:t>
-      </w:r>
-    </w:p>
-    <w:p>
-      <w:pPr>
-        <w:pStyle w:val="BodyText"/>
-      </w:pPr>
-      <w:r>
-        <w:rPr>
-          <w:bCs/>
-          <w:b/>
-        </w:rPr>
-        <w:t xml:space="preserve">Schritt 1 — Inventar erstellen.</w:t>
-      </w:r>
-      <w:r>
-        <w:t xml:space="preserve"> </w:t>
-      </w:r>
-      <w:r>
-        <w:t xml:space="preserve">Erfassen Sie alle KI-Systeme, die in Ihrem Unternehmen im Einsatz sind oder eingeführt werden sollen. Auch eingebettete KI in eingekaufter Software zählt.</w:t>
-      </w:r>
-    </w:p>
-    <w:p>
-      <w:pPr>
-        <w:pStyle w:val="BodyText"/>
-      </w:pPr>
-      <w:r>
-        <w:rPr>
-          <w:bCs/>
-          <w:b/>
-        </w:rPr>
-        <w:t xml:space="preserve">Schritt 2 — Rolle bestimmen.</w:t>
-      </w:r>
-      <w:r>
-        <w:t xml:space="preserve"> </w:t>
-      </w:r>
-      <w:r>
-        <w:t xml:space="preserve">Klären Sie für jedes System, ob Sie Betreiber oder Anbieter sind. Prüfen Sie besonders die drei Auslöser des Rollenwechsels nach Art. 25.</w:t>
-      </w:r>
-    </w:p>
-    <w:p>
-      <w:pPr>
-        <w:pStyle w:val="BodyText"/>
-      </w:pPr>
-      <w:r>
-        <w:rPr>
-          <w:bCs/>
-          <w:b/>
-        </w:rPr>
-        <w:t xml:space="preserve">Schritt 3 — Risiko einstufen.</w:t>
-      </w:r>
-      <w:r>
-        <w:t xml:space="preserve"> </w:t>
-      </w:r>
-      <w:r>
-        <w:t xml:space="preserve">Prüfen Sie in dieser Reihenfolge: verboten (Art. 5) → hochriskant (Art. 6 mit Anhängen I und III) → transparenzpflichtig (Art. 50) → geringes Risiko. Wenn Sie sich auf den Ausnahmefilter des Art. 6 Abs. 3 berufen, dokumentieren Sie die Bewertung</w:t>
-      </w:r>
-      <w:r>
-        <w:t xml:space="preserve"> </w:t>
-      </w:r>
-      <w:r>
-        <w:rPr>
-          <w:bCs/>
-          <w:b/>
-        </w:rPr>
-        <w:t xml:space="preserve">vorher</w:t>
-      </w:r>
-      <w:r>
-        <w:t xml:space="preserve">.</w:t>
-      </w:r>
-    </w:p>
-    <w:p>
-      <w:pPr>
-        <w:pStyle w:val="BodyText"/>
-      </w:pPr>
-      <w:r>
-        <w:rPr>
-          <w:bCs/>
-          <w:b/>
-        </w:rPr>
-        <w:t xml:space="preserve">Schritt 4 — Pflichten ableiten und terminieren.</w:t>
-      </w:r>
-      <w:r>
-        <w:t xml:space="preserve"> </w:t>
-      </w:r>
-      <w:r>
-        <w:t xml:space="preserve">Ordnen Sie jedem System die anwendbaren Pflichten und das jeweilige Fristdatum zu. Nutzen Sie dafür die Checklisten und die Excel-Arbeitshilfe aus diesem Dokumentenpaket.</w:t>
-      </w:r>
-    </w:p>
-    <w:p>
-      <w:pPr>
-        <w:pStyle w:val="BodyText"/>
-      </w:pPr>
-      <w:r>
-        <w:rPr>
-          <w:bCs/>
-          <w:b/>
-        </w:rPr>
-        <w:t xml:space="preserve">Schritt 5 — Nachweise aufbauen.</w:t>
-      </w:r>
-      <w:r>
-        <w:t xml:space="preserve"> </w:t>
-      </w:r>
-      <w:r>
-        <w:t xml:space="preserve">Was Sie nicht dokumentieren, können Sie im Prüffall nicht belegen. Legen Sie von Anfang an fest, wo Bewertungen, Schulungsnachweise, Protokolle und Verträge abgelegt werden.</w:t>
-      </w:r>
-    </w:p>
-    <w:p>
-      <w:r>
-        <w:pict>
-          <v:rect style="width:0;height:1.5pt" o:hralign="center" o:hrstd="t" o:hr="t"/>
-        </w:pict>
-      </w:r>
-    </w:p>
-    <w:bookmarkEnd w:id="67"/>
-    <w:bookmarkStart w:id="68" w:name="quellen"/>
-    <w:p>
-      <w:pPr>
-        <w:pStyle w:val="Heading1"/>
-      </w:pPr>
-      <w:r>
-        <w:t xml:space="preserve">Quellen</w:t>
-      </w:r>
-    </w:p>
-    <w:p>
-      <w:pPr>
-        <w:pStyle w:val="FirstParagraph"/>
-      </w:pPr>
-      <w:r>
-        <w:t xml:space="preserve">Die vollständige Liste aller verwendeten Quellen mit Abrufdaten finden Sie im Dokument</w:t>
-      </w:r>
-      <w:r>
-        <w:t xml:space="preserve"> </w:t>
-      </w:r>
-      <w:r>
-        <w:rPr>
-          <w:bCs/>
-          <w:b/>
-        </w:rPr>
-        <w:t xml:space="preserve">Quellenregister.md</w:t>
-      </w:r>
-      <w:r>
-        <w:t xml:space="preserve"> </w:t>
-      </w:r>
-      <w:r>
-        <w:t xml:space="preserve">dieses Dokumentenpakets.</w:t>
-      </w:r>
-    </w:p>
-    <w:p>
-      <w:pPr>
-        <w:pStyle w:val="BodyText"/>
-      </w:pPr>
-      <w:r>
-        <w:rPr>
-          <w:bCs/>
-          <w:b/>
-        </w:rPr>
-        <w:t xml:space="preserve">Primärquellen:</w:t>
+        <w:t xml:space="preserve">Alle GPAI-Anbieter müssen:</w:t>
       </w:r>
     </w:p>
     <w:p>
@@ -9202,7 +7230,23 @@
         <w:pStyle w:val="Compact"/>
       </w:pPr>
       <w:r>
-        <w:t xml:space="preserve">Verordnung (EU) 2024/1689 des Europäischen Parlaments und des Rates vom 13. Juni 2024 (KI-Verordnung), ABl. L, 2024/1689, 12.7.2024. CELEX 32024R1689.</w:t>
+        <w:t xml:space="preserve">eine</w:t>
+      </w:r>
+      <w:r>
+        <w:t xml:space="preserve"> </w:t>
+      </w:r>
+      <w:r>
+        <w:rPr>
+          <w:bCs/>
+          <w:b/>
+        </w:rPr>
+        <w:t xml:space="preserve">technische Dokumentation</w:t>
+      </w:r>
+      <w:r>
+        <w:t xml:space="preserve"> </w:t>
+      </w:r>
+      <w:r>
+        <w:t xml:space="preserve">des Modells erstellen und aktuell halten, einschließlich Trainings- und Testverfahren und Bewertungsergebnissen (Mindestinhalte: Anhang XI);</w:t>
       </w:r>
     </w:p>
     <w:p>
@@ -9214,7 +7258,17 @@
         <w:pStyle w:val="Compact"/>
       </w:pPr>
       <w:r>
-        <w:t xml:space="preserve">Verordnung (EU) 2026/1744 des Europäischen Parlaments und des Rates vom 8. Juli 2026 (Digital-Omnibus-Verordnung zur KI), ABl. 24.7.2026, in Kraft seit 27.7.2026. CELEX 32026R1744.</w:t>
+        <w:rPr>
+          <w:bCs/>
+          <w:b/>
+        </w:rPr>
+        <w:t xml:space="preserve">Informationen für nachgelagerte Anbieter</w:t>
+      </w:r>
+      <w:r>
+        <w:t xml:space="preserve"> </w:t>
+      </w:r>
+      <w:r>
+        <w:t xml:space="preserve">bereitstellen, die das Modell in ihre Systeme integrieren (Mindestinhalte: Anhang XII);</w:t>
       </w:r>
     </w:p>
     <w:p>
@@ -9226,7 +7280,23 @@
         <w:pStyle w:val="Compact"/>
       </w:pPr>
       <w:r>
-        <w:t xml:space="preserve">Empfehlung (EU) 2025/1099 (Definition kleiner Unternehmen mit mittlerer Kapitalisierung).</w:t>
+        <w:t xml:space="preserve">eine</w:t>
+      </w:r>
+      <w:r>
+        <w:t xml:space="preserve"> </w:t>
+      </w:r>
+      <w:r>
+        <w:rPr>
+          <w:bCs/>
+          <w:b/>
+        </w:rPr>
+        <w:t xml:space="preserve">Strategie zur Einhaltung des Urheberrechts</w:t>
+      </w:r>
+      <w:r>
+        <w:t xml:space="preserve"> </w:t>
+      </w:r>
+      <w:r>
+        <w:t xml:space="preserve">auf den Weg bringen, insbesondere zur Ermittlung und Einhaltung eines Rechtsvorbehalts nach Art. 4 Abs. 3 der Richtlinie (EU) 2019/790;</w:t>
       </w:r>
     </w:p>
     <w:p>
@@ -9238,7 +7308,54 @@
         <w:pStyle w:val="Compact"/>
       </w:pPr>
       <w:r>
-        <w:t xml:space="preserve">Empfehlung 2003/361/EG (KMU-Definition).</w:t>
+        <w:t xml:space="preserve">eine</w:t>
+      </w:r>
+      <w:r>
+        <w:t xml:space="preserve"> </w:t>
+      </w:r>
+      <w:r>
+        <w:rPr>
+          <w:bCs/>
+          <w:b/>
+        </w:rPr>
+        <w:t xml:space="preserve">hinreichend detaillierte Zusammenfassung der Trainingsinhalte</w:t>
+      </w:r>
+      <w:r>
+        <w:t xml:space="preserve"> </w:t>
+      </w:r>
+      <w:r>
+        <w:t xml:space="preserve">nach einer Vorlage des Büros für Künstliche Intelligenz erstellen und</w:t>
+      </w:r>
+      <w:r>
+        <w:t xml:space="preserve"> </w:t>
+      </w:r>
+      <w:r>
+        <w:rPr>
+          <w:bCs/>
+          <w:b/>
+        </w:rPr>
+        <w:t xml:space="preserve">veröffentlichen</w:t>
+      </w:r>
+      <w:r>
+        <w:t xml:space="preserve">.</w:t>
+      </w:r>
+    </w:p>
+    <w:p>
+      <w:pPr>
+        <w:pStyle w:val="BlockText"/>
+      </w:pPr>
+      <w:r>
+        <w:rPr>
+          <w:bCs/>
+          <w:b/>
+        </w:rPr>
+        <w:t xml:space="preserve">Fundstelle:</w:t>
+      </w:r>
+      <w:r>
+        <w:t xml:space="preserve"> </w:t>
+      </w:r>
+      <w:r>
+        <w:t xml:space="preserve">Art. 53 Abs. 1 lit. a–d KI-VO.</w:t>
       </w:r>
     </w:p>
     <w:p>
@@ -9250,7 +7367,81 @@
           <w:bCs/>
           <w:b/>
         </w:rPr>
-        <w:t xml:space="preserve">Vom Auftraggeber benannte Quellen:</w:t>
+        <w:t xml:space="preserve">Open-Source-Ausnahme:</w:t>
+      </w:r>
+      <w:r>
+        <w:t xml:space="preserve"> </w:t>
+      </w:r>
+      <w:r>
+        <w:t xml:space="preserve">Die ersten beiden Pflichten entfallen für Modelle unter einer freien und quelloffenen Lizenz, wenn Parameter einschließlich Gewichte, Architekturinformationen und Nutzungsinformationen öffentlich zugänglich sind. Die Urheberrechtsstrategie und die Trainingsdaten-Zusammenfassung gelten</w:t>
+      </w:r>
+      <w:r>
+        <w:t xml:space="preserve"> </w:t>
+      </w:r>
+      <w:r>
+        <w:rPr>
+          <w:bCs/>
+          <w:b/>
+        </w:rPr>
+        <w:t xml:space="preserve">auch</w:t>
+      </w:r>
+      <w:r>
+        <w:t xml:space="preserve"> </w:t>
+      </w:r>
+      <w:r>
+        <w:t xml:space="preserve">für Open-Source-Modelle. Die Ausnahme entfällt vollständig bei Modellen mit systemischem Risiko.</w:t>
+      </w:r>
+    </w:p>
+    <w:p>
+      <w:pPr>
+        <w:pStyle w:val="BlockText"/>
+      </w:pPr>
+      <w:r>
+        <w:rPr>
+          <w:bCs/>
+          <w:b/>
+        </w:rPr>
+        <w:t xml:space="preserve">Fundstelle:</w:t>
+      </w:r>
+      <w:r>
+        <w:t xml:space="preserve"> </w:t>
+      </w:r>
+      <w:r>
+        <w:t xml:space="preserve">Art. 53 Abs. 2 KI-VO.</w:t>
+      </w:r>
+    </w:p>
+    <w:bookmarkEnd w:id="57"/>
+    <w:bookmarkStart w:id="58" w:name="modelle-mit-systemischem-risiko"/>
+    <w:p>
+      <w:pPr>
+        <w:pStyle w:val="Heading2"/>
+      </w:pPr>
+      <w:r>
+        <w:t xml:space="preserve">8.4 Modelle mit systemischem Risiko</w:t>
+      </w:r>
+    </w:p>
+    <w:p>
+      <w:pPr>
+        <w:pStyle w:val="FirstParagraph"/>
+      </w:pPr>
+      <w:r>
+        <w:t xml:space="preserve">Ein Modell gilt als Modell mit systemischem Risiko, wenn</w:t>
+      </w:r>
+      <w:r>
+        <w:t xml:space="preserve"> </w:t>
+      </w:r>
+      <w:r>
+        <w:rPr>
+          <w:bCs/>
+          <w:b/>
+        </w:rPr>
+        <w:t xml:space="preserve">eine von zwei</w:t>
+      </w:r>
+      <w:r>
+        <w:t xml:space="preserve"> </w:t>
+      </w:r>
+      <w:r>
+        <w:t xml:space="preserve">Bedingungen erfüllt ist:</w:t>
       </w:r>
     </w:p>
     <w:p>
@@ -9262,7 +7453,46 @@
         <w:pStyle w:val="Compact"/>
       </w:pPr>
       <w:r>
-        <w:t xml:space="preserve">AI Act Explorer, https://artificialintelligenceact.eu/de/ — Hinweis: Die deutschen Seiten sind nach eigenem Hinweis maschinell übersetzt; die Implementation Timeline war zum Abrufzeitpunkt auf dem Stand 01.08.2024 und bildet den Digital Omnibus nicht ab.</w:t>
+        <w:rPr>
+          <w:bCs/>
+          <w:b/>
+        </w:rPr>
+        <w:t xml:space="preserve">a)</w:t>
+      </w:r>
+      <w:r>
+        <w:t xml:space="preserve"> </w:t>
+      </w:r>
+      <w:r>
+        <w:t xml:space="preserve">Es verfügt über Fähigkeiten mit hohem Wirkungsgrad. Hier gilt die</w:t>
+      </w:r>
+      <w:r>
+        <w:t xml:space="preserve"> </w:t>
+      </w:r>
+      <w:r>
+        <w:rPr>
+          <w:bCs/>
+          <w:b/>
+        </w:rPr>
+        <w:t xml:space="preserve">widerlegbare Vermutung</w:t>
+      </w:r>
+      <w:r>
+        <w:t xml:space="preserve">, dass dies der Fall ist, wenn die kumulierte Trainingsrechenleistung mehr als</w:t>
+      </w:r>
+      <w:r>
+        <w:t xml:space="preserve"> </w:t>
+      </w:r>
+      <w:r>
+        <w:rPr>
+          <w:bCs/>
+          <w:b/>
+        </w:rPr>
+        <w:t xml:space="preserve">10²⁵ Gleitkommaoperationen</w:t>
+      </w:r>
+      <w:r>
+        <w:t xml:space="preserve"> </w:t>
+      </w:r>
+      <w:r>
+        <w:t xml:space="preserve">beträgt.</w:t>
       </w:r>
     </w:p>
     <w:p>
@@ -9274,7 +7504,17 @@
         <w:pStyle w:val="Compact"/>
       </w:pPr>
       <w:r>
-        <w:t xml:space="preserve">https://ai-act-law.eu/de/ — gibt den amtlichen deutschen Wortlaut der KI-Verordnung in der Fassung von 2024 wieder; der Digital Omnibus ist dort nicht eingearbeitet.</w:t>
+        <w:rPr>
+          <w:bCs/>
+          <w:b/>
+        </w:rPr>
+        <w:t xml:space="preserve">b)</w:t>
+      </w:r>
+      <w:r>
+        <w:t xml:space="preserve"> </w:t>
+      </w:r>
+      <w:r>
+        <w:t xml:space="preserve">Die Kommission stuft es von Amts wegen oder aufgrund einer qualifizierten Warnung des wissenschaftlichen Gremiums anhand der Kriterien des Anhangs XIII als gleichwertig ein.</w:t>
       </w:r>
     </w:p>
     <w:p>
@@ -9282,11 +7522,2851 @@
         <w:pStyle w:val="FirstParagraph"/>
       </w:pPr>
       <w:r>
-        <w:rPr>
-          <w:bCs/>
-          <w:b/>
-        </w:rPr>
-        <w:t xml:space="preserve">Verfahrensgang:</w:t>
+        <w:t xml:space="preserve">Unterhalb der Rechenschwelle ist eine Einstufung also nicht ausgeschlossen.</w:t>
+      </w:r>
+    </w:p>
+    <w:p>
+      <w:pPr>
+        <w:pStyle w:val="BlockText"/>
+      </w:pPr>
+      <w:r>
+        <w:rPr>
+          <w:bCs/>
+          <w:b/>
+        </w:rPr>
+        <w:t xml:space="preserve">Fundstelle:</w:t>
+      </w:r>
+      <w:r>
+        <w:t xml:space="preserve"> </w:t>
+      </w:r>
+      <w:r>
+        <w:t xml:space="preserve">Art. 51 Abs. 1 lit. a und b, Abs. 2 KI-VO. Verfahren, Widerlegung und Ausweisung von Amts wegen: Art. 52 KI-VO, insbesondere Abs. 4.</w:t>
+      </w:r>
+    </w:p>
+    <w:p>
+      <w:pPr>
+        <w:pStyle w:val="FirstParagraph"/>
+      </w:pPr>
+      <w:r>
+        <w:t xml:space="preserve">Zusätzliche Pflichten: Modellbewertung einschließlich dokumentierter Angriffstests (Red Teaming), Bewertung und Minderung systemischer Risiken auf Unionsebene, Erfassung und Meldung schwerwiegender Vorfälle an das Büro für Künstliche Intelligenz, angemessene Cybersicherheit für Modell und physische Infrastruktur.</w:t>
+      </w:r>
+    </w:p>
+    <w:p>
+      <w:pPr>
+        <w:pStyle w:val="BlockText"/>
+      </w:pPr>
+      <w:r>
+        <w:rPr>
+          <w:bCs/>
+          <w:b/>
+        </w:rPr>
+        <w:t xml:space="preserve">Fundstelle:</w:t>
+      </w:r>
+      <w:r>
+        <w:t xml:space="preserve"> </w:t>
+      </w:r>
+      <w:r>
+        <w:t xml:space="preserve">Art. 55 Abs. 1 lit. a–d KI-VO.</w:t>
+      </w:r>
+    </w:p>
+    <w:bookmarkEnd w:id="58"/>
+    <w:bookmarkStart w:id="59" w:name="was-der-digital-omnibus-geändert-hat"/>
+    <w:p>
+      <w:pPr>
+        <w:pStyle w:val="Heading2"/>
+      </w:pPr>
+      <w:r>
+        <w:t xml:space="preserve">8.5 Was der Digital Omnibus geändert hat</w:t>
+      </w:r>
+    </w:p>
+    <w:p>
+      <w:pPr>
+        <w:pStyle w:val="FirstParagraph"/>
+      </w:pPr>
+      <w:r>
+        <w:t xml:space="preserve">Die materiellen GPAI-Pflichten (Art. 51 bis 55) wurden</w:t>
+      </w:r>
+      <w:r>
+        <w:t xml:space="preserve"> </w:t>
+      </w:r>
+      <w:r>
+        <w:rPr>
+          <w:bCs/>
+          <w:b/>
+        </w:rPr>
+        <w:t xml:space="preserve">nicht</w:t>
+      </w:r>
+      <w:r>
+        <w:t xml:space="preserve"> </w:t>
+      </w:r>
+      <w:r>
+        <w:t xml:space="preserve">geändert. Geändert wurden zwei flankierende Punkte:</w:t>
+      </w:r>
+    </w:p>
+    <w:p>
+      <w:pPr>
+        <w:pStyle w:val="BodyText"/>
+      </w:pPr>
+      <w:r>
+        <w:rPr>
+          <w:bCs/>
+          <w:b/>
+        </w:rPr>
+        <w:t xml:space="preserve">Die Genehmigung von Praxisleitfäden per Durchführungsrechtsakt entfällt.</w:t>
+      </w:r>
+      <w:r>
+        <w:t xml:space="preserve"> </w:t>
+      </w:r>
+      <w:r>
+        <w:t xml:space="preserve">Die Kommission bewertet stattdessen und veröffentlicht ihre Bewertung der Angemessenheit. Erwägungsgrund 41 stellt klar, dass Praxisleitfäden nur begrenzte Rechtswirkung haben und insbesondere keine Konformitätsvermutung begründen — das galt allerdings schon vorher.</w:t>
+      </w:r>
+      <w:r>
+        <w:t xml:space="preserve"> </w:t>
+      </w:r>
+      <w:r>
+        <w:rPr>
+          <w:bCs/>
+          <w:b/>
+        </w:rPr>
+        <w:t xml:space="preserve">Unverändert</w:t>
+      </w:r>
+      <w:r>
+        <w:t xml:space="preserve"> </w:t>
+      </w:r>
+      <w:r>
+        <w:t xml:space="preserve">bleibt: Anbieter können sich bis zur Veröffentlichung einer harmonisierten Norm auf einen Praxisleitfaden stützen, um die Einhaltung</w:t>
+      </w:r>
+      <w:r>
+        <w:t xml:space="preserve"> </w:t>
+      </w:r>
+      <w:r>
+        <w:rPr>
+          <w:bCs/>
+          <w:b/>
+        </w:rPr>
+        <w:t xml:space="preserve">nachzuweisen</w:t>
+      </w:r>
+      <w:r>
+        <w:t xml:space="preserve">. Eine Konformitäts</w:t>
+      </w:r>
+      <w:r>
+        <w:rPr>
+          <w:bCs/>
+          <w:b/>
+        </w:rPr>
+        <w:t xml:space="preserve">vermutung</w:t>
+      </w:r>
+      <w:r>
+        <w:t xml:space="preserve"> </w:t>
+      </w:r>
+      <w:r>
+        <w:t xml:space="preserve">entsteht nur über harmonisierte europäische Normen.</w:t>
+      </w:r>
+    </w:p>
+    <w:p>
+      <w:pPr>
+        <w:pStyle w:val="BlockText"/>
+      </w:pPr>
+      <w:r>
+        <w:rPr>
+          <w:bCs/>
+          <w:b/>
+        </w:rPr>
+        <w:t xml:space="preserve">Fundstelle:</w:t>
+      </w:r>
+      <w:r>
+        <w:t xml:space="preserve"> </w:t>
+      </w:r>
+      <w:r>
+        <w:t xml:space="preserve">Art. 56 Abs. 6 KI-VO n. F. (geändert durch VO (EU) 2026/1744, Art. 1 Nr. 21); Erwägungsgrund 41. Nachweismöglichkeit unverändert: Art. 53 Abs. 4, Art. 55 Abs. 2 KI-VO. Konformitätsvermutung: Art. 40 KI-VO.</w:t>
+      </w:r>
+    </w:p>
+    <w:p>
+      <w:pPr>
+        <w:pStyle w:val="FirstParagraph"/>
+      </w:pPr>
+      <w:r>
+        <w:rPr>
+          <w:bCs/>
+          <w:b/>
+        </w:rPr>
+        <w:t xml:space="preserve">Das Büro für Künstliche Intelligenz bekommt scharfe Zähne.</w:t>
+      </w:r>
+      <w:r>
+        <w:t xml:space="preserve"> </w:t>
+      </w:r>
+      <w:r>
+        <w:t xml:space="preserve">Es ist jetzt</w:t>
+      </w:r>
+      <w:r>
+        <w:t xml:space="preserve"> </w:t>
+      </w:r>
+      <w:r>
+        <w:rPr>
+          <w:bCs/>
+          <w:b/>
+        </w:rPr>
+        <w:t xml:space="preserve">ausschließlich</w:t>
+      </w:r>
+      <w:r>
+        <w:t xml:space="preserve"> </w:t>
+      </w:r>
+      <w:r>
+        <w:t xml:space="preserve">zuständig für die Aufsicht über KI-Systeme auf Grundlage von GPAI-Modellen, wenn Modell und System vom selben Anbieter oder aus demselben Unternehmen stammen — mit Rückausnahmen für Anhang-I-Produkte, kritische Infrastruktur, Strafverfolgung, Grenzverwaltung, Finanzinstitute und Rechtspflege. Ebenso zuständig ist es für KI-Systeme, die eine sehr große Online-Plattform oder -Suchmaschine bilden oder darin integriert sind.</w:t>
+      </w:r>
+    </w:p>
+    <w:p>
+      <w:pPr>
+        <w:pStyle w:val="BodyText"/>
+      </w:pPr>
+      <w:r>
+        <w:rPr>
+          <w:bCs/>
+          <w:b/>
+        </w:rPr>
+        <w:t xml:space="preserve">Wichtig für Anwenderunternehmen:</w:t>
+      </w:r>
+      <w:r>
+        <w:t xml:space="preserve"> </w:t>
+      </w:r>
+      <w:r>
+        <w:t xml:space="preserve">Diese ausschließliche Zuständigkeit betrifft die</w:t>
+      </w:r>
+      <w:r>
+        <w:t xml:space="preserve"> </w:t>
+      </w:r>
+      <w:r>
+        <w:rPr>
+          <w:bCs/>
+          <w:b/>
+        </w:rPr>
+        <w:t xml:space="preserve">Anbieter</w:t>
+      </w:r>
+      <w:r>
+        <w:t xml:space="preserve"> </w:t>
+      </w:r>
+      <w:r>
+        <w:t xml:space="preserve">dieser Systeme. Für</w:t>
+      </w:r>
+      <w:r>
+        <w:t xml:space="preserve"> </w:t>
+      </w:r>
+      <w:r>
+        <w:rPr>
+          <w:bCs/>
+          <w:b/>
+        </w:rPr>
+        <w:t xml:space="preserve">Betreiber</w:t>
+      </w:r>
+      <w:r>
+        <w:t xml:space="preserve"> </w:t>
+      </w:r>
+      <w:r>
+        <w:t xml:space="preserve">gilt sie nur, wenn diese zugleich Anbieter sind oder demselben Unternehmen angehören. Für den typischen Anwenderbetrieb bleibt es also bei der Zuständigkeit der nationalen Marktüberwachungsbehörde.</w:t>
+      </w:r>
+    </w:p>
+    <w:p>
+      <w:pPr>
+        <w:pStyle w:val="BodyText"/>
+      </w:pPr>
+      <w:r>
+        <w:t xml:space="preserve">Neu hinzugekommen ist ein vollständiges Durchsetzungsregime: Auskunftsverlangen, Fern- und Vor-Ort-Inspektionen, bindende Verpflichtungszusagen, Nichteinhaltungsbeschlüsse,</w:t>
+      </w:r>
+      <w:r>
+        <w:t xml:space="preserve"> </w:t>
+      </w:r>
+      <w:r>
+        <w:rPr>
+          <w:bCs/>
+          <w:b/>
+        </w:rPr>
+        <w:t xml:space="preserve">Zwangsgelder von bis zu 5 % der durchschnittlichen Tageseinnahmen oder des durchschnittlichen weltweiten Jahresumsatzes im vorangegangenen Geschäftsjahr — jeweils pro Tag</w:t>
+      </w:r>
+      <w:r>
+        <w:t xml:space="preserve"> </w:t>
+      </w:r>
+      <w:r>
+        <w:t xml:space="preserve">der Nichtbefolgung, eine fünfjährige Verjährung, unbeschränkte Nachprüfung durch den Gerichtshof und die Veröffentlichung der Beschlüsse unter Nennung der Unternehmen.</w:t>
+      </w:r>
+    </w:p>
+    <w:p>
+      <w:pPr>
+        <w:pStyle w:val="BlockText"/>
+      </w:pPr>
+      <w:r>
+        <w:rPr>
+          <w:bCs/>
+          <w:b/>
+        </w:rPr>
+        <w:t xml:space="preserve">Fundstelle:</w:t>
+      </w:r>
+      <w:r>
+        <w:t xml:space="preserve"> </w:t>
+      </w:r>
+      <w:r>
+        <w:t xml:space="preserve">Art. 75 Abs. 1 UAbs. 1 und 2 sowie Abs. 1a–1e KI-VO n. F.; Zwangsgeld: Art. 75c Abs. 5 UAbs. 2 KI-VO n. F. Neu eingefügt durch VO (EU) 2026/1744, Art. 1 Nrn. 31 und 32.</w:t>
+      </w:r>
+    </w:p>
+    <w:p>
+      <w:r>
+        <w:pict>
+          <v:rect style="width:0;height:1.5pt" o:hralign="center" o:hrstd="t" o:hr="t"/>
+        </w:pict>
+      </w:r>
+    </w:p>
+    <w:bookmarkEnd w:id="59"/>
+    <w:bookmarkEnd w:id="60"/>
+    <w:bookmarkStart w:id="64" w:name="X991ea083e5b501ac499000d59a6b428eed35441"/>
+    <w:p>
+      <w:pPr>
+        <w:pStyle w:val="Heading1"/>
+      </w:pPr>
+      <w:r>
+        <w:t xml:space="preserve">9. Transparenzpflichten: Wer muss was kennzeichnen?</w:t>
+      </w:r>
+    </w:p>
+    <w:p>
+      <w:pPr>
+        <w:pStyle w:val="FirstParagraph"/>
+      </w:pPr>
+      <w:r>
+        <w:t xml:space="preserve">Diese Pflichten gelten ab dem</w:t>
+      </w:r>
+      <w:r>
+        <w:t xml:space="preserve"> </w:t>
+      </w:r>
+      <w:r>
+        <w:rPr>
+          <w:bCs/>
+          <w:b/>
+        </w:rPr>
+        <w:t xml:space="preserve">2. August 2026</w:t>
+      </w:r>
+      <w:r>
+        <w:t xml:space="preserve"> </w:t>
+      </w:r>
+      <w:r>
+        <w:t xml:space="preserve">— unabhängig von der Risikoklasse. Auch ein völlig harmloses generatives System fällt darunter.</w:t>
+      </w:r>
+    </w:p>
+    <w:bookmarkStart w:id="61" w:name="pflichten-der-anbieter"/>
+    <w:p>
+      <w:pPr>
+        <w:pStyle w:val="Heading2"/>
+      </w:pPr>
+      <w:r>
+        <w:t xml:space="preserve">9.1 Pflichten der Anbieter</w:t>
+      </w:r>
+    </w:p>
+    <w:p>
+      <w:pPr>
+        <w:pStyle w:val="BlockText"/>
+      </w:pPr>
+      <w:r>
+        <w:rPr>
+          <w:bCs/>
+          <w:b/>
+        </w:rPr>
+        <w:t xml:space="preserve">Hinweis zu allen Absätzen des Art. 50:</w:t>
+      </w:r>
+      <w:r>
+        <w:t xml:space="preserve"> </w:t>
+      </w:r>
+      <w:r>
+        <w:t xml:space="preserve">Jeder der Absätze 1 bis 4 enthält eine Rückausnahme für KI-Systeme, die gesetzlich zur Aufdeckung, Verhütung, Ermittlung oder Verfolgung von Straftaten zugelassen sind — vorbehaltlich angemessener Schutzvorkehrungen für die Rechte Dritter.</w:t>
+      </w:r>
+    </w:p>
+    <w:p>
+      <w:pPr>
+        <w:pStyle w:val="FirstParagraph"/>
+      </w:pPr>
+      <w:r>
+        <w:rPr>
+          <w:bCs/>
+          <w:b/>
+        </w:rPr>
+        <w:t xml:space="preserve">Interaktion mit Menschen offenlegen.</w:t>
+      </w:r>
+      <w:r>
+        <w:t xml:space="preserve"> </w:t>
+      </w:r>
+      <w:r>
+        <w:t xml:space="preserve">Wer ein KI-System anbietet, das direkt mit Menschen interagiert, muss es so gestalten, dass die Menschen erkennen, dass sie es mit einer KI zu tun haben. Ausnahme: wenn das für eine angemessen informierte, aufmerksame und verständige Person ohnehin offensichtlich ist.</w:t>
+      </w:r>
+    </w:p>
+    <w:p>
+      <w:pPr>
+        <w:pStyle w:val="BlockText"/>
+      </w:pPr>
+      <w:r>
+        <w:rPr>
+          <w:bCs/>
+          <w:b/>
+        </w:rPr>
+        <w:t xml:space="preserve">Fundstelle:</w:t>
+      </w:r>
+      <w:r>
+        <w:t xml:space="preserve"> </w:t>
+      </w:r>
+      <w:r>
+        <w:t xml:space="preserve">Art. 50 Abs. 1 KI-VO.</w:t>
+      </w:r>
+    </w:p>
+    <w:p>
+      <w:pPr>
+        <w:pStyle w:val="FirstParagraph"/>
+      </w:pPr>
+      <w:r>
+        <w:rPr>
+          <w:bCs/>
+          <w:b/>
+        </w:rPr>
+        <w:t xml:space="preserve">Synthetische Inhalte maschinenlesbar kennzeichnen.</w:t>
+      </w:r>
+      <w:r>
+        <w:t xml:space="preserve"> </w:t>
+      </w:r>
+      <w:r>
+        <w:t xml:space="preserve">Wer ein System anbietet, das synthetische Audio-, Bild-, Video- oder Textinhalte erzeugt, muss die Ausgaben in einem maschinenlesbaren Format kennzeichnen und als künstlich erzeugt oder manipuliert erkennbar machen. Die Lösungen müssen —</w:t>
+      </w:r>
+      <w:r>
+        <w:t xml:space="preserve"> </w:t>
+      </w:r>
+      <w:r>
+        <w:rPr>
+          <w:bCs/>
+          <w:b/>
+        </w:rPr>
+        <w:t xml:space="preserve">soweit technisch möglich</w:t>
+      </w:r>
+      <w:r>
+        <w:t xml:space="preserve"> </w:t>
+      </w:r>
+      <w:r>
+        <w:t xml:space="preserve">— wirksam, interoperabel, belastbar und zuverlässig sein; dabei sind die Besonderheiten der Inhaltsarten, die Umsetzungskosten und der allgemein anerkannte Stand der Technik zu berücksichtigen.</w:t>
+      </w:r>
+    </w:p>
+    <w:p>
+      <w:pPr>
+        <w:pStyle w:val="BodyText"/>
+      </w:pPr>
+      <w:r>
+        <w:t xml:space="preserve">Ausgenommen sind Systeme, die nur eine unterstützende Funktion für die Standardbearbeitung ausüben oder die Eingabedaten bzw. deren Semantik nicht wesentlich verändern.</w:t>
+      </w:r>
+    </w:p>
+    <w:p>
+      <w:pPr>
+        <w:pStyle w:val="BlockText"/>
+      </w:pPr>
+      <w:r>
+        <w:rPr>
+          <w:bCs/>
+          <w:b/>
+        </w:rPr>
+        <w:t xml:space="preserve">Fundstelle:</w:t>
+      </w:r>
+      <w:r>
+        <w:t xml:space="preserve"> </w:t>
+      </w:r>
+      <w:r>
+        <w:t xml:space="preserve">Art. 50 Abs. 2 KI-VO.</w:t>
+      </w:r>
+    </w:p>
+    <w:p>
+      <w:pPr>
+        <w:pStyle w:val="FirstParagraph"/>
+      </w:pPr>
+      <w:r>
+        <w:rPr>
+          <w:bCs/>
+          <w:b/>
+        </w:rPr>
+        <w:t xml:space="preserve">Übergangsfrist für Bestandssysteme.</w:t>
+      </w:r>
+      <w:r>
+        <w:t xml:space="preserve"> </w:t>
+      </w:r>
+      <w:r>
+        <w:t xml:space="preserve">Anbieter generativer Systeme, die</w:t>
+      </w:r>
+      <w:r>
+        <w:t xml:space="preserve"> </w:t>
+      </w:r>
+      <w:r>
+        <w:rPr>
+          <w:bCs/>
+          <w:b/>
+        </w:rPr>
+        <w:t xml:space="preserve">vor dem 2. August 2026</w:t>
+      </w:r>
+      <w:r>
+        <w:t xml:space="preserve"> </w:t>
+      </w:r>
+      <w:r>
+        <w:t xml:space="preserve">in Verkehr gebracht wurden, haben bis zum</w:t>
+      </w:r>
+      <w:r>
+        <w:t xml:space="preserve"> </w:t>
+      </w:r>
+      <w:r>
+        <w:rPr>
+          <w:bCs/>
+          <w:b/>
+        </w:rPr>
+        <w:t xml:space="preserve">2. Dezember 2026</w:t>
+      </w:r>
+      <w:r>
+        <w:t xml:space="preserve"> </w:t>
+      </w:r>
+      <w:r>
+        <w:t xml:space="preserve">Zeit, die maschinenlesbare Kennzeichnung nachzurüsten.</w:t>
+      </w:r>
+    </w:p>
+    <w:p>
+      <w:pPr>
+        <w:pStyle w:val="BodyText"/>
+      </w:pPr>
+      <w:r>
+        <w:t xml:space="preserve">Zwei Einschränkungen, die leicht übersehen werden: Die Frist gilt</w:t>
+      </w:r>
+      <w:r>
+        <w:t xml:space="preserve"> </w:t>
+      </w:r>
+      <w:r>
+        <w:rPr>
+          <w:bCs/>
+          <w:b/>
+        </w:rPr>
+        <w:t xml:space="preserve">nur für Art. 50 Abs. 2</w:t>
+      </w:r>
+      <w:r>
+        <w:t xml:space="preserve"> </w:t>
+      </w:r>
+      <w:r>
+        <w:t xml:space="preserve">— nicht für die Absätze 1, 3 und 4. Und sie gilt nur für Systeme, die vor dem 2. August 2026 in Verkehr gebracht wurden.</w:t>
+      </w:r>
+    </w:p>
+    <w:p>
+      <w:pPr>
+        <w:pStyle w:val="BlockText"/>
+      </w:pPr>
+      <w:r>
+        <w:rPr>
+          <w:bCs/>
+          <w:b/>
+        </w:rPr>
+        <w:t xml:space="preserve">Fundstelle:</w:t>
+      </w:r>
+      <w:r>
+        <w:t xml:space="preserve"> </w:t>
+      </w:r>
+      <w:r>
+        <w:t xml:space="preserve">Art. 111 Abs. 4 KI-VO (neu eingefügt durch VO (EU) 2026/1744, Art. 1 Nr. 39 lit. b). Der Kommissionsvorschlag sah sechs Monate vor (bis 02.02.2027); der Gesetzgeber hat auf vier Monate verkürzt.</w:t>
+      </w:r>
+    </w:p>
+    <w:bookmarkEnd w:id="61"/>
+    <w:bookmarkStart w:id="62" w:name="pflichten-der-betreiber"/>
+    <w:p>
+      <w:pPr>
+        <w:pStyle w:val="Heading2"/>
+      </w:pPr>
+      <w:r>
+        <w:t xml:space="preserve">9.2 Pflichten der Betreiber</w:t>
+      </w:r>
+    </w:p>
+    <w:p>
+      <w:pPr>
+        <w:pStyle w:val="FirstParagraph"/>
+      </w:pPr>
+      <w:r>
+        <w:rPr>
+          <w:bCs/>
+          <w:b/>
+        </w:rPr>
+        <w:t xml:space="preserve">Emotionserkennung und biometrische Kategorisierung.</w:t>
+      </w:r>
+      <w:r>
+        <w:t xml:space="preserve"> </w:t>
+      </w:r>
+      <w:r>
+        <w:t xml:space="preserve">Wer solche Systeme einsetzt, muss die betroffenen Personen über den Betrieb informieren und die Daten nach den Datenschutzvorschriften verarbeiten.</w:t>
+      </w:r>
+    </w:p>
+    <w:p>
+      <w:pPr>
+        <w:pStyle w:val="BlockText"/>
+      </w:pPr>
+      <w:r>
+        <w:rPr>
+          <w:bCs/>
+          <w:b/>
+        </w:rPr>
+        <w:t xml:space="preserve">Fundstelle:</w:t>
+      </w:r>
+      <w:r>
+        <w:t xml:space="preserve"> </w:t>
+      </w:r>
+      <w:r>
+        <w:t xml:space="preserve">Art. 50 Abs. 3 KI-VO.</w:t>
+      </w:r>
+    </w:p>
+    <w:p>
+      <w:pPr>
+        <w:pStyle w:val="FirstParagraph"/>
+      </w:pPr>
+      <w:r>
+        <w:rPr>
+          <w:bCs/>
+          <w:b/>
+        </w:rPr>
+        <w:t xml:space="preserve">Deepfakes offenlegen.</w:t>
+      </w:r>
+      <w:r>
+        <w:t xml:space="preserve"> </w:t>
+      </w:r>
+      <w:r>
+        <w:t xml:space="preserve">Wer ein System einsetzt, das Bild-, Ton- oder Videoinhalte erzeugt oder manipuliert, die ein Deepfake sind, muss offenlegen, dass die Inhalte künstlich erzeugt oder manipuliert wurden.</w:t>
+      </w:r>
+    </w:p>
+    <w:p>
+      <w:pPr>
+        <w:pStyle w:val="BodyText"/>
+      </w:pPr>
+      <w:r>
+        <w:t xml:space="preserve">Bei künstlerischen, kreativen, satirischen oder fiktionalen Werken beschränkt sich die Pflicht auf eine geeignete Offenlegung, die den Genuss des Werks nicht beeinträchtigt.</w:t>
+      </w:r>
+    </w:p>
+    <w:p>
+      <w:pPr>
+        <w:pStyle w:val="BlockText"/>
+      </w:pPr>
+      <w:r>
+        <w:rPr>
+          <w:bCs/>
+          <w:b/>
+        </w:rPr>
+        <w:t xml:space="preserve">Fundstelle:</w:t>
+      </w:r>
+      <w:r>
+        <w:t xml:space="preserve"> </w:t>
+      </w:r>
+      <w:r>
+        <w:t xml:space="preserve">Art. 50 Abs. 4 UAbs. 1 KI-VO.</w:t>
+      </w:r>
+    </w:p>
+    <w:p>
+      <w:pPr>
+        <w:pStyle w:val="FirstParagraph"/>
+      </w:pPr>
+      <w:r>
+        <w:rPr>
+          <w:bCs/>
+          <w:b/>
+        </w:rPr>
+        <w:t xml:space="preserve">KI-generierte Texte zu öffentlichen Angelegenheiten.</w:t>
+      </w:r>
+      <w:r>
+        <w:t xml:space="preserve"> </w:t>
+      </w:r>
+      <w:r>
+        <w:t xml:space="preserve">Wer KI-erzeugte oder -manipulierte Texte veröffentlicht, um die Öffentlichkeit über Angelegenheiten von öffentlichem Interesse zu informieren, muss dies offenlegen.</w:t>
+      </w:r>
+    </w:p>
+    <w:p>
+      <w:pPr>
+        <w:pStyle w:val="BodyText"/>
+      </w:pPr>
+      <w:r>
+        <w:t xml:space="preserve">Ausnahme: wenn der Inhalt einer menschlichen Überprüfung oder redaktionellen Kontrolle unterzogen wurde</w:t>
+      </w:r>
+      <w:r>
+        <w:t xml:space="preserve"> </w:t>
+      </w:r>
+      <w:r>
+        <w:rPr>
+          <w:bCs/>
+          <w:b/>
+        </w:rPr>
+        <w:t xml:space="preserve">und</w:t>
+      </w:r>
+      <w:r>
+        <w:t xml:space="preserve"> </w:t>
+      </w:r>
+      <w:r>
+        <w:t xml:space="preserve">eine natürliche oder juristische Person die redaktionelle Verantwortung trägt.</w:t>
+      </w:r>
+    </w:p>
+    <w:p>
+      <w:pPr>
+        <w:pStyle w:val="BlockText"/>
+      </w:pPr>
+      <w:r>
+        <w:rPr>
+          <w:bCs/>
+          <w:b/>
+        </w:rPr>
+        <w:t xml:space="preserve">Fundstelle:</w:t>
+      </w:r>
+      <w:r>
+        <w:t xml:space="preserve"> </w:t>
+      </w:r>
+      <w:r>
+        <w:t xml:space="preserve">Art. 50 Abs. 4 UAbs. 2 KI-VO.</w:t>
+      </w:r>
+    </w:p>
+    <w:bookmarkEnd w:id="62"/>
+    <w:bookmarkStart w:id="63" w:name="form-und-zeitpunkt"/>
+    <w:p>
+      <w:pPr>
+        <w:pStyle w:val="Heading2"/>
+      </w:pPr>
+      <w:r>
+        <w:t xml:space="preserve">9.3 Form und Zeitpunkt</w:t>
+      </w:r>
+    </w:p>
+    <w:p>
+      <w:pPr>
+        <w:pStyle w:val="FirstParagraph"/>
+      </w:pPr>
+      <w:r>
+        <w:t xml:space="preserve">Die Informationen müssen</w:t>
+      </w:r>
+      <w:r>
+        <w:t xml:space="preserve"> </w:t>
+      </w:r>
+      <w:r>
+        <w:rPr>
+          <w:bCs/>
+          <w:b/>
+        </w:rPr>
+        <w:t xml:space="preserve">spätestens zum Zeitpunkt der ersten Interaktion</w:t>
+      </w:r>
+      <w:r>
+        <w:t xml:space="preserve"> </w:t>
+      </w:r>
+      <w:r>
+        <w:t xml:space="preserve">klar und eindeutig bereitgestellt werden und den geltenden Barrierefreiheitsanforderungen entsprechen.</w:t>
+      </w:r>
+    </w:p>
+    <w:p>
+      <w:pPr>
+        <w:pStyle w:val="BlockText"/>
+      </w:pPr>
+      <w:r>
+        <w:rPr>
+          <w:bCs/>
+          <w:b/>
+        </w:rPr>
+        <w:t xml:space="preserve">Fundstelle:</w:t>
+      </w:r>
+      <w:r>
+        <w:t xml:space="preserve"> </w:t>
+      </w:r>
+      <w:r>
+        <w:t xml:space="preserve">Art. 50 Abs. 5 KI-VO.</w:t>
+      </w:r>
+    </w:p>
+    <w:p>
+      <w:pPr>
+        <w:pStyle w:val="FirstParagraph"/>
+      </w:pPr>
+      <w:r>
+        <w:rPr>
+          <w:bCs/>
+          <w:b/>
+        </w:rPr>
+        <w:t xml:space="preserve">Neu seit Juli 2026:</w:t>
+      </w:r>
+      <w:r>
+        <w:t xml:space="preserve"> </w:t>
+      </w:r>
+      <w:r>
+        <w:t xml:space="preserve">Die</w:t>
+      </w:r>
+      <w:r>
+        <w:t xml:space="preserve"> </w:t>
+      </w:r>
+      <w:r>
+        <w:rPr>
+          <w:bCs/>
+          <w:b/>
+        </w:rPr>
+        <w:t xml:space="preserve">Kommission</w:t>
+      </w:r>
+      <w:r>
+        <w:t xml:space="preserve"> </w:t>
+      </w:r>
+      <w:r>
+        <w:t xml:space="preserve">(bisher: das Büro für Künstliche Intelligenz) fördert Praxisleitfäden zur Feststellung, Markierung und Kennzeichnung künstlich erzeugter Inhalte. Sie prüft, ob deren Befolgung geeignet ist, die Pflichten aus</w:t>
+      </w:r>
+      <w:r>
+        <w:t xml:space="preserve"> </w:t>
+      </w:r>
+      <w:r>
+        <w:rPr>
+          <w:bCs/>
+          <w:b/>
+        </w:rPr>
+        <w:t xml:space="preserve">Art. 50 Abs. 2 und 4</w:t>
+      </w:r>
+      <w:r>
+        <w:t xml:space="preserve"> </w:t>
+      </w:r>
+      <w:r>
+        <w:t xml:space="preserve">zu erfüllen — die Prüfung erstreckt sich damit jetzt auch auf die Deepfake- und Text-Offenlegungspflichten der Betreiber. Hält die Kommission einen Leitfaden für unangemessen, kann sie per Durchführungsrechtsakt</w:t>
+      </w:r>
+      <w:r>
+        <w:t xml:space="preserve"> </w:t>
+      </w:r>
+      <w:r>
+        <w:rPr>
+          <w:bCs/>
+          <w:b/>
+        </w:rPr>
+        <w:t xml:space="preserve">gemeinsame Vorschriften</w:t>
+      </w:r>
+      <w:r>
+        <w:t xml:space="preserve"> </w:t>
+      </w:r>
+      <w:r>
+        <w:t xml:space="preserve">für die Umsetzung erlassen. Daraus können verbindliche Kennzeichnungsvorgaben folgen.</w:t>
+      </w:r>
+    </w:p>
+    <w:p>
+      <w:pPr>
+        <w:pStyle w:val="BlockText"/>
+      </w:pPr>
+      <w:r>
+        <w:rPr>
+          <w:bCs/>
+          <w:b/>
+        </w:rPr>
+        <w:t xml:space="preserve">Fundstelle:</w:t>
+      </w:r>
+      <w:r>
+        <w:t xml:space="preserve"> </w:t>
+      </w:r>
+      <w:r>
+        <w:t xml:space="preserve">Art. 50 Abs. 7 KI-VO n. F. (neu gefasst durch VO (EU) 2026/1744, Art. 1 Nr. 20).</w:t>
+      </w:r>
+    </w:p>
+    <w:p>
+      <w:pPr>
+        <w:pStyle w:val="FirstParagraph"/>
+      </w:pPr>
+      <w:r>
+        <w:t xml:space="preserve">Verstöße gegen Art. 50 können mit bis zu 15 Millionen Euro oder 3 % des weltweiten Jahresumsatzes geahndet werden.</w:t>
+      </w:r>
+    </w:p>
+    <w:p>
+      <w:pPr>
+        <w:pStyle w:val="BlockText"/>
+      </w:pPr>
+      <w:r>
+        <w:rPr>
+          <w:bCs/>
+          <w:b/>
+        </w:rPr>
+        <w:t xml:space="preserve">Fundstelle:</w:t>
+      </w:r>
+      <w:r>
+        <w:t xml:space="preserve"> </w:t>
+      </w:r>
+      <w:r>
+        <w:t xml:space="preserve">Art. 99 Abs. 4 lit. g KI-VO.</w:t>
+      </w:r>
+    </w:p>
+    <w:p>
+      <w:r>
+        <w:pict>
+          <v:rect style="width:0;height:1.5pt" o:hralign="center" o:hrstd="t" o:hr="t"/>
+        </w:pict>
+      </w:r>
+    </w:p>
+    <w:bookmarkEnd w:id="63"/>
+    <w:bookmarkEnd w:id="64"/>
+    <w:bookmarkStart w:id="65" w:name="häufige-irrtümer"/>
+    <w:p>
+      <w:pPr>
+        <w:pStyle w:val="Heading1"/>
+      </w:pPr>
+      <w:r>
+        <w:t xml:space="preserve">10. Häufige Irrtümer</w:t>
+      </w:r>
+    </w:p>
+    <w:p>
+      <w:pPr>
+        <w:pStyle w:val="FirstParagraph"/>
+      </w:pPr>
+      <w:r>
+        <w:rPr>
+          <w:bCs/>
+          <w:b/>
+        </w:rPr>
+        <w:t xml:space="preserve">“</w:t>
+      </w:r>
+      <w:r>
+        <w:rPr>
+          <w:bCs/>
+          <w:b/>
+        </w:rPr>
+        <w:t xml:space="preserve">Die Hochrisiko-Pflichten wurden verschoben, also müssen wir bis Ende 2027 nichts tun.</w:t>
+      </w:r>
+      <w:r>
+        <w:rPr>
+          <w:bCs/>
+          <w:b/>
+        </w:rPr>
+        <w:t xml:space="preserve">”</w:t>
+      </w:r>
+      <w:r>
+        <w:t xml:space="preserve"> </w:t>
+      </w:r>
+      <w:r>
+        <w:t xml:space="preserve">Falsch. Verbote, KI-Kompetenz, Transparenzpflichten und GPAI-Pflichten sind davon nicht betroffen. Ab dem 2. August 2026 gelten die Transparenzpflichten; ab dem 2. Dezember 2026 zwei neue Verbote. Außerdem: Wer erst 2027 mit dem Aufbau eines Risikomanagementsystems beginnt, wird die Frist kaum halten.</w:t>
+      </w:r>
+    </w:p>
+    <w:p>
+      <w:pPr>
+        <w:pStyle w:val="BodyText"/>
+      </w:pPr>
+      <w:r>
+        <w:rPr>
+          <w:bCs/>
+          <w:b/>
+        </w:rPr>
+        <w:t xml:space="preserve">“</w:t>
+      </w:r>
+      <w:r>
+        <w:rPr>
+          <w:bCs/>
+          <w:b/>
+        </w:rPr>
+        <w:t xml:space="preserve">Der EU AI Act gilt nur für Unternehmen mit Sitz in der EU.</w:t>
+      </w:r>
+      <w:r>
+        <w:rPr>
+          <w:bCs/>
+          <w:b/>
+        </w:rPr>
+        <w:t xml:space="preserve">”</w:t>
+      </w:r>
+      <w:r>
+        <w:t xml:space="preserve"> </w:t>
+      </w:r>
+      <w:r>
+        <w:t xml:space="preserve">Falsch. Er gilt auch für Anbieter und Betreiber aus Drittstaaten, wenn die vom KI-System hervorgebrachte Ausgabe in der Union verwendet wird.</w:t>
+      </w:r>
+      <w:r>
+        <w:t xml:space="preserve"> </w:t>
+      </w:r>
+      <w:r>
+        <w:t xml:space="preserve">&gt;</w:t>
+      </w:r>
+      <w:r>
+        <w:t xml:space="preserve"> </w:t>
+      </w:r>
+      <w:r>
+        <w:rPr>
+          <w:bCs/>
+          <w:b/>
+        </w:rPr>
+        <w:t xml:space="preserve">Fundstelle:</w:t>
+      </w:r>
+      <w:r>
+        <w:t xml:space="preserve"> </w:t>
+      </w:r>
+      <w:r>
+        <w:t xml:space="preserve">Art. 2 Abs. 1 lit. c KI-VO.</w:t>
+      </w:r>
+    </w:p>
+    <w:p>
+      <w:pPr>
+        <w:pStyle w:val="BodyText"/>
+      </w:pPr>
+      <w:r>
+        <w:rPr>
+          <w:bCs/>
+          <w:b/>
+        </w:rPr>
+        <w:t xml:space="preserve">“</w:t>
+      </w:r>
+      <w:r>
+        <w:rPr>
+          <w:bCs/>
+          <w:b/>
+        </w:rPr>
+        <w:t xml:space="preserve">Wir kaufen KI nur ein, also sind wir nicht betroffen.</w:t>
+      </w:r>
+      <w:r>
+        <w:rPr>
+          <w:bCs/>
+          <w:b/>
+        </w:rPr>
+        <w:t xml:space="preserve">”</w:t>
+      </w:r>
+      <w:r>
+        <w:t xml:space="preserve"> </w:t>
+      </w:r>
+      <w:r>
+        <w:t xml:space="preserve">Falsch. Betreiber haben eigene Pflichten. Und wer die Zweckbestimmung eines eingekauften Systems ändert, kann selbst zum Anbieter werden.</w:t>
+      </w:r>
+      <w:r>
+        <w:t xml:space="preserve"> </w:t>
+      </w:r>
+      <w:r>
+        <w:t xml:space="preserve">&gt;</w:t>
+      </w:r>
+      <w:r>
+        <w:t xml:space="preserve"> </w:t>
+      </w:r>
+      <w:r>
+        <w:rPr>
+          <w:bCs/>
+          <w:b/>
+        </w:rPr>
+        <w:t xml:space="preserve">Fundstelle:</w:t>
+      </w:r>
+      <w:r>
+        <w:t xml:space="preserve"> </w:t>
+      </w:r>
+      <w:r>
+        <w:t xml:space="preserve">Art. 26, Art. 25 Abs. 1 lit. c KI-VO.</w:t>
+      </w:r>
+    </w:p>
+    <w:p>
+      <w:pPr>
+        <w:pStyle w:val="BodyText"/>
+      </w:pPr>
+      <w:r>
+        <w:rPr>
+          <w:bCs/>
+          <w:b/>
+        </w:rPr>
+        <w:t xml:space="preserve">“</w:t>
+      </w:r>
+      <w:r>
+        <w:rPr>
+          <w:bCs/>
+          <w:b/>
+        </w:rPr>
+        <w:t xml:space="preserve">Die KI-Kompetenz-Pflicht wurde abgeschafft.</w:t>
+      </w:r>
+      <w:r>
+        <w:rPr>
+          <w:bCs/>
+          <w:b/>
+        </w:rPr>
+        <w:t xml:space="preserve">”</w:t>
+      </w:r>
+      <w:r>
+        <w:t xml:space="preserve"> </w:t>
+      </w:r>
+      <w:r>
+        <w:t xml:space="preserve">Falsch. Sie wurde abgeschwächt, nicht gestrichen. Der Vorschlag zur Streichung wurde vom Gesetzgeber nicht übernommen. Art. 4 adressiert weiterhin Anbieter und Betreiber.</w:t>
+      </w:r>
+      <w:r>
+        <w:t xml:space="preserve"> </w:t>
+      </w:r>
+      <w:r>
+        <w:t xml:space="preserve">&gt;</w:t>
+      </w:r>
+      <w:r>
+        <w:t xml:space="preserve"> </w:t>
+      </w:r>
+      <w:r>
+        <w:rPr>
+          <w:bCs/>
+          <w:b/>
+        </w:rPr>
+        <w:t xml:space="preserve">Fundstelle:</w:t>
+      </w:r>
+      <w:r>
+        <w:t xml:space="preserve"> </w:t>
+      </w:r>
+      <w:r>
+        <w:t xml:space="preserve">Art. 4 Abs. 1 KI-VO n. F.</w:t>
+      </w:r>
+    </w:p>
+    <w:p>
+      <w:pPr>
+        <w:pStyle w:val="BodyText"/>
+      </w:pPr>
+      <w:r>
+        <w:rPr>
+          <w:bCs/>
+          <w:b/>
+        </w:rPr>
+        <w:t xml:space="preserve">“</w:t>
+      </w:r>
+      <w:r>
+        <w:rPr>
+          <w:bCs/>
+          <w:b/>
+        </w:rPr>
+        <w:t xml:space="preserve">Wir haben eine Datenschutz-Folgenabschätzung, damit ist die Grundrechte-Folgenabschätzung erledigt.</w:t>
+      </w:r>
+      <w:r>
+        <w:rPr>
+          <w:bCs/>
+          <w:b/>
+        </w:rPr>
+        <w:t xml:space="preserve">”</w:t>
+      </w:r>
+      <w:r>
+        <w:t xml:space="preserve"> </w:t>
+      </w:r>
+      <w:r>
+        <w:t xml:space="preserve">Falsch. Die beiden Instrumente stehen nebeneinander. Seit Juli 2026 dürfen Sie in der Grundrechte-Folgenabschätzung auf Abschnitte der DSFA verweisen oder Teile übernehmen — aber die eigenständige Prüfung entfällt nicht.</w:t>
+      </w:r>
+      <w:r>
+        <w:t xml:space="preserve"> </w:t>
+      </w:r>
+      <w:r>
+        <w:t xml:space="preserve">&gt;</w:t>
+      </w:r>
+      <w:r>
+        <w:t xml:space="preserve"> </w:t>
+      </w:r>
+      <w:r>
+        <w:rPr>
+          <w:bCs/>
+          <w:b/>
+        </w:rPr>
+        <w:t xml:space="preserve">Fundstelle:</w:t>
+      </w:r>
+      <w:r>
+        <w:t xml:space="preserve"> </w:t>
+      </w:r>
+      <w:r>
+        <w:t xml:space="preserve">Art. 27 Abs. 4 KI-VO n. F.</w:t>
+      </w:r>
+    </w:p>
+    <w:p>
+      <w:pPr>
+        <w:pStyle w:val="BodyText"/>
+      </w:pPr>
+      <w:r>
+        <w:rPr>
+          <w:bCs/>
+          <w:b/>
+        </w:rPr>
+        <w:t xml:space="preserve">“</w:t>
+      </w:r>
+      <w:r>
+        <w:rPr>
+          <w:bCs/>
+          <w:b/>
+        </w:rPr>
+        <w:t xml:space="preserve">Systeme, die wir nach Art. 6 Abs. 3 selbst als nicht hochriskant einstufen, müssen wir nicht registrieren.</w:t>
+      </w:r>
+      <w:r>
+        <w:rPr>
+          <w:bCs/>
+          <w:b/>
+        </w:rPr>
+        <w:t xml:space="preserve">”</w:t>
+      </w:r>
+      <w:r>
+        <w:t xml:space="preserve"> </w:t>
+      </w:r>
+      <w:r>
+        <w:t xml:space="preserve">Falsch. Die Registrierungspflicht nach Art. 49 Abs. 2 besteht fort. Der Vorschlag, sie zu streichen, wurde nicht übernommen. Gestrichen wurden lediglich zwei Angaben im Registrierungsformular.</w:t>
+      </w:r>
+      <w:r>
+        <w:t xml:space="preserve"> </w:t>
+      </w:r>
+      <w:r>
+        <w:t xml:space="preserve">&gt;</w:t>
+      </w:r>
+      <w:r>
+        <w:t xml:space="preserve"> </w:t>
+      </w:r>
+      <w:r>
+        <w:rPr>
+          <w:bCs/>
+          <w:b/>
+        </w:rPr>
+        <w:t xml:space="preserve">Fundstelle:</w:t>
+      </w:r>
+      <w:r>
+        <w:t xml:space="preserve"> </w:t>
+      </w:r>
+      <w:r>
+        <w:t xml:space="preserve">Art. 6 Abs. 4, Art. 49 Abs. 2 KI-VO (unverändert); Anhang VIII Abschnitt B Nrn. 7 und 9 gestrichen.</w:t>
+      </w:r>
+    </w:p>
+    <w:p>
+      <w:pPr>
+        <w:pStyle w:val="BodyText"/>
+      </w:pPr>
+      <w:r>
+        <w:rPr>
+          <w:bCs/>
+          <w:b/>
+        </w:rPr>
+        <w:t xml:space="preserve">“</w:t>
+      </w:r>
+      <w:r>
+        <w:rPr>
+          <w:bCs/>
+          <w:b/>
+        </w:rPr>
+        <w:t xml:space="preserve">Für unser KMU sind die Bußgelder gedeckelt, wir haben also wenig Risiko.</w:t>
+      </w:r>
+      <w:r>
+        <w:rPr>
+          <w:bCs/>
+          <w:b/>
+        </w:rPr>
+        <w:t xml:space="preserve">”</w:t>
+      </w:r>
+      <w:r>
+        <w:t xml:space="preserve"> </w:t>
+      </w:r>
+      <w:r>
+        <w:t xml:space="preserve">Nur teilweise richtig. Für KMU gilt bei allen drei Bußgeldstufen der niedrigere Betrag. Für kleine Midcap-Unternehmen gilt die Deckelung jedoch</w:t>
+      </w:r>
+      <w:r>
+        <w:t xml:space="preserve"> </w:t>
+      </w:r>
+      <w:r>
+        <w:rPr>
+          <w:bCs/>
+          <w:b/>
+        </w:rPr>
+        <w:t xml:space="preserve">nicht</w:t>
+      </w:r>
+      <w:r>
+        <w:t xml:space="preserve"> </w:t>
+      </w:r>
+      <w:r>
+        <w:t xml:space="preserve">bei Verstößen gegen Art. 5 — dort bleibt es bei 35 Mio. EUR</w:t>
+      </w:r>
+      <w:r>
+        <w:t xml:space="preserve"> </w:t>
+      </w:r>
+      <w:r>
+        <w:rPr>
+          <w:bCs/>
+          <w:b/>
+        </w:rPr>
+        <w:t xml:space="preserve">oder</w:t>
+      </w:r>
+      <w:r>
+        <w:t xml:space="preserve"> </w:t>
+      </w:r>
+      <w:r>
+        <w:t xml:space="preserve">7 % des weltweiten Jahresumsatzes, je nachdem, was höher ist.</w:t>
+      </w:r>
+      <w:r>
+        <w:t xml:space="preserve"> </w:t>
+      </w:r>
+      <w:r>
+        <w:t xml:space="preserve">&gt;</w:t>
+      </w:r>
+      <w:r>
+        <w:t xml:space="preserve"> </w:t>
+      </w:r>
+      <w:r>
+        <w:rPr>
+          <w:bCs/>
+          <w:b/>
+        </w:rPr>
+        <w:t xml:space="preserve">Fundstelle:</w:t>
+      </w:r>
+      <w:r>
+        <w:t xml:space="preserve"> </w:t>
+      </w:r>
+      <w:r>
+        <w:t xml:space="preserve">Art. 99 Abs. 6 und Abs. 6a KI-VO n. F.</w:t>
+      </w:r>
+    </w:p>
+    <w:p>
+      <w:pPr>
+        <w:pStyle w:val="BodyText"/>
+      </w:pPr>
+      <w:r>
+        <w:rPr>
+          <w:bCs/>
+          <w:b/>
+        </w:rPr>
+        <w:t xml:space="preserve">“</w:t>
+      </w:r>
+      <w:r>
+        <w:rPr>
+          <w:bCs/>
+          <w:b/>
+        </w:rPr>
+        <w:t xml:space="preserve">Wenn ein Praxisleitfaden eingehalten wird, ist die Konformität nachgewiesen.</w:t>
+      </w:r>
+      <w:r>
+        <w:rPr>
+          <w:bCs/>
+          <w:b/>
+        </w:rPr>
+        <w:t xml:space="preserve">”</w:t>
+      </w:r>
+      <w:r>
+        <w:t xml:space="preserve"> </w:t>
+      </w:r>
+      <w:r>
+        <w:t xml:space="preserve">Halb richtig — und nicht neu. Praxisleitfäden haben nie eine Konformitäts</w:t>
+      </w:r>
+      <w:r>
+        <w:rPr>
+          <w:bCs/>
+          <w:b/>
+        </w:rPr>
+        <w:t xml:space="preserve">vermutung</w:t>
+      </w:r>
+      <w:r>
+        <w:t xml:space="preserve"> </w:t>
+      </w:r>
+      <w:r>
+        <w:t xml:space="preserve">begründet; Erwägungsgrund 41 der Änderungsverordnung stellt das lediglich klar. Gestrichen wurde allein die Befugnis der Kommission, einen Leitfaden per Durchführungsrechtsakt zu genehmigen.</w:t>
+      </w:r>
+      <w:r>
+        <w:t xml:space="preserve"> </w:t>
+      </w:r>
+      <w:r>
+        <w:rPr>
+          <w:bCs/>
+          <w:b/>
+        </w:rPr>
+        <w:t xml:space="preserve">Unverändert</w:t>
+      </w:r>
+      <w:r>
+        <w:t xml:space="preserve"> </w:t>
+      </w:r>
+      <w:r>
+        <w:t xml:space="preserve">gilt: Anbieter können sich bis zur Veröffentlichung einer harmonisierten Norm auf einen Praxisleitfaden stützen, um die Einhaltung</w:t>
+      </w:r>
+      <w:r>
+        <w:t xml:space="preserve"> </w:t>
+      </w:r>
+      <w:r>
+        <w:rPr>
+          <w:bCs/>
+          <w:b/>
+        </w:rPr>
+        <w:t xml:space="preserve">nachzuweisen</w:t>
+      </w:r>
+      <w:r>
+        <w:t xml:space="preserve">. Eine Vermutung entsteht nur über harmonisierte europäische Normen.</w:t>
+      </w:r>
+      <w:r>
+        <w:t xml:space="preserve"> </w:t>
+      </w:r>
+      <w:r>
+        <w:t xml:space="preserve">&gt;</w:t>
+      </w:r>
+      <w:r>
+        <w:t xml:space="preserve"> </w:t>
+      </w:r>
+      <w:r>
+        <w:rPr>
+          <w:bCs/>
+          <w:b/>
+        </w:rPr>
+        <w:t xml:space="preserve">Fundstelle:</w:t>
+      </w:r>
+      <w:r>
+        <w:t xml:space="preserve"> </w:t>
+      </w:r>
+      <w:r>
+        <w:t xml:space="preserve">Art. 56 Abs. 6 KI-VO n. F.; Nachweismöglichkeit: Art. 53 Abs. 4, Art. 55 Abs. 2 KI-VO; Konformitätsvermutung: Art. 40 KI-VO.</w:t>
+      </w:r>
+    </w:p>
+    <w:p>
+      <w:pPr>
+        <w:pStyle w:val="BodyText"/>
+      </w:pPr>
+      <w:r>
+        <w:rPr>
+          <w:bCs/>
+          <w:b/>
+        </w:rPr>
+        <w:t xml:space="preserve">“</w:t>
+      </w:r>
+      <w:r>
+        <w:rPr>
+          <w:bCs/>
+          <w:b/>
+        </w:rPr>
+        <w:t xml:space="preserve">Wir bauen Maschinen mit KI — für uns gilt der AI Act ab August 2028 in vollem Umfang.</w:t>
+      </w:r>
+      <w:r>
+        <w:rPr>
+          <w:bCs/>
+          <w:b/>
+        </w:rPr>
+        <w:t xml:space="preserve">”</w:t>
+      </w:r>
+      <w:r>
+        <w:t xml:space="preserve"> </w:t>
+      </w:r>
+      <w:r>
+        <w:t xml:space="preserve">Falsch. Seit Juli 2026 steht die Maschinenverordnung (EU) 2023/1230 in</w:t>
+      </w:r>
+      <w:r>
+        <w:t xml:space="preserve"> </w:t>
+      </w:r>
+      <w:r>
+        <w:rPr>
+          <w:bCs/>
+          <w:b/>
+        </w:rPr>
+        <w:t xml:space="preserve">Anhang I Abschnitt B</w:t>
+      </w:r>
+      <w:r>
+        <w:t xml:space="preserve">. Für Hochrisiko-KI im Zusammenhang mit solchen Produkten gelten nach Art. 2 Abs. 2 KI-VO n. F.</w:t>
+      </w:r>
+      <w:r>
+        <w:t xml:space="preserve"> </w:t>
+      </w:r>
+      <w:r>
+        <w:rPr>
+          <w:bCs/>
+          <w:b/>
+        </w:rPr>
+        <w:t xml:space="preserve">nur Art. 6 Abs. 1, Art. 60a und Art. 102 bis 112</w:t>
+      </w:r>
+      <w:r>
+        <w:t xml:space="preserve">. Die Anforderungen laufen stattdessen über das Maschinenrecht.</w:t>
+      </w:r>
+      <w:r>
+        <w:t xml:space="preserve"> </w:t>
+      </w:r>
+      <w:r>
+        <w:t xml:space="preserve">&gt;</w:t>
+      </w:r>
+      <w:r>
+        <w:t xml:space="preserve"> </w:t>
+      </w:r>
+      <w:r>
+        <w:rPr>
+          <w:bCs/>
+          <w:b/>
+        </w:rPr>
+        <w:t xml:space="preserve">Fundstelle:</w:t>
+      </w:r>
+      <w:r>
+        <w:t xml:space="preserve"> </w:t>
+      </w:r>
+      <w:r>
+        <w:t xml:space="preserve">Art. 2 Abs. 2 KI-VO n. F.; VO (EU) 2026/1744, Art. 1 Nr. 41 und Art. 3.</w:t>
+      </w:r>
+    </w:p>
+    <w:p>
+      <w:pPr>
+        <w:pStyle w:val="BodyText"/>
+      </w:pPr>
+      <w:r>
+        <w:rPr>
+          <w:bCs/>
+          <w:b/>
+        </w:rPr>
+        <w:t xml:space="preserve">“</w:t>
+      </w:r>
+      <w:r>
+        <w:rPr>
+          <w:bCs/>
+          <w:b/>
+        </w:rPr>
+        <w:t xml:space="preserve">Für Anhang I Abschnitt B gilt der AI Act gar nicht mehr.</w:t>
+      </w:r>
+      <w:r>
+        <w:rPr>
+          <w:bCs/>
+          <w:b/>
+        </w:rPr>
+        <w:t xml:space="preserve">”</w:t>
+      </w:r>
+      <w:r>
+        <w:t xml:space="preserve"> </w:t>
+      </w:r>
+      <w:r>
+        <w:t xml:space="preserve">Auch falsch — die Gegenrichtung.</w:t>
+      </w:r>
+      <w:r>
+        <w:t xml:space="preserve"> </w:t>
+      </w:r>
+      <w:r>
+        <w:rPr>
+          <w:bCs/>
+          <w:b/>
+        </w:rPr>
+        <w:t xml:space="preserve">Art. 6 Abs. 1 gilt weiter</w:t>
+      </w:r>
+      <w:r>
+        <w:t xml:space="preserve">: Das System bleibt ein Hochrisiko-KI-System im Sinne der Verordnung, ebenso gelten Art. 60a (Tests unter Realbedingungen) und Art. 102 bis 112. Nicht anwendbar sind die Anforderungs- und Pflichtenkapitel, Art. 50, Art. 72 und 73 sowie Art. 99.</w:t>
+      </w:r>
+      <w:r>
+        <w:t xml:space="preserve"> </w:t>
+      </w:r>
+      <w:r>
+        <w:t xml:space="preserve">&gt;</w:t>
+      </w:r>
+      <w:r>
+        <w:t xml:space="preserve"> </w:t>
+      </w:r>
+      <w:r>
+        <w:rPr>
+          <w:bCs/>
+          <w:b/>
+        </w:rPr>
+        <w:t xml:space="preserve">Fundstelle:</w:t>
+      </w:r>
+      <w:r>
+        <w:t xml:space="preserve"> </w:t>
+      </w:r>
+      <w:r>
+        <w:t xml:space="preserve">Art. 2 Abs. 2 KI-VO n. F. — abschließende Aufzählung.</w:t>
+      </w:r>
+    </w:p>
+    <w:p>
+      <w:pPr>
+        <w:pStyle w:val="BodyText"/>
+      </w:pPr>
+      <w:r>
+        <w:rPr>
+          <w:bCs/>
+          <w:b/>
+        </w:rPr>
+        <w:t xml:space="preserve">“</w:t>
+      </w:r>
+      <w:r>
+        <w:rPr>
+          <w:bCs/>
+          <w:b/>
+        </w:rPr>
+        <w:t xml:space="preserve">Art. 4a erlaubt uns als Betreiber die Verarbeitung sensibler Daten.</w:t>
+      </w:r>
+      <w:r>
+        <w:rPr>
+          <w:bCs/>
+          <w:b/>
+        </w:rPr>
+        <w:t xml:space="preserve">”</w:t>
+      </w:r>
+      <w:r>
+        <w:t xml:space="preserve"> </w:t>
+      </w:r>
+      <w:r>
+        <w:t xml:space="preserve">Nur unter engen Voraussetzungen. Art. 4a Abs. 2 erfasst Betreiber von Hochrisiko-Systemen sowie Anbieter und Betreiber anderer KI-Systeme und -Modelle — aber ausschließlich zur Erkennung und Korrektur von Verzerrungen, nur soweit unbedingt erforderlich, nur bei Verzerrungen mit Auswirkungen auf Gesundheit, Sicherheit, Grundrechte oder Diskriminierungsverboten, und nur wenn sämtliche Bedingungen des Abs. 1 eingehalten werden. Die datenschutzrechtliche Prüfung entfällt dadurch nicht.</w:t>
+      </w:r>
+      <w:r>
+        <w:t xml:space="preserve"> </w:t>
+      </w:r>
+      <w:r>
+        <w:t xml:space="preserve">&gt;</w:t>
+      </w:r>
+      <w:r>
+        <w:t xml:space="preserve"> </w:t>
+      </w:r>
+      <w:r>
+        <w:rPr>
+          <w:bCs/>
+          <w:b/>
+        </w:rPr>
+        <w:t xml:space="preserve">Fundstelle:</w:t>
+      </w:r>
+      <w:r>
+        <w:t xml:space="preserve"> </w:t>
+      </w:r>
+      <w:r>
+        <w:t xml:space="preserve">Art. 4a Abs. 1 und 2 KI-VO n. F.; anwendbar seit 27.07.2026.</w:t>
+      </w:r>
+    </w:p>
+    <w:p>
+      <w:pPr>
+        <w:pStyle w:val="BodyText"/>
+      </w:pPr>
+      <w:r>
+        <w:rPr>
+          <w:bCs/>
+          <w:b/>
+        </w:rPr>
+        <w:t xml:space="preserve">“</w:t>
+      </w:r>
+      <w:r>
+        <w:rPr>
+          <w:bCs/>
+          <w:b/>
+        </w:rPr>
+        <w:t xml:space="preserve">Wir stufen ein Anhang-III-System als nicht hochriskant ein, weil es nur eine vorbereitende Aufgabe erfüllt.</w:t>
+      </w:r>
+      <w:r>
+        <w:rPr>
+          <w:bCs/>
+          <w:b/>
+        </w:rPr>
+        <w:t xml:space="preserve">”</w:t>
+      </w:r>
+      <w:r>
+        <w:t xml:space="preserve"> </w:t>
+      </w:r>
+      <w:r>
+        <w:t xml:space="preserve">Das genügt nicht. Die vier Bedingungen des Art. 6 Abs. 3 UAbs. 2 eröffnen die Ausnahme nur; sie greift zusätzlich nur, wenn</w:t>
+      </w:r>
+      <w:r>
+        <w:t xml:space="preserve"> </w:t>
+      </w:r>
+      <w:r>
+        <w:rPr>
+          <w:bCs/>
+          <w:b/>
+        </w:rPr>
+        <w:t xml:space="preserve">kein erhebliches Risiko</w:t>
+      </w:r>
+      <w:r>
+        <w:t xml:space="preserve"> </w:t>
+      </w:r>
+      <w:r>
+        <w:t xml:space="preserve">für Gesundheit, Sicherheit oder Grundrechte besteht. Bei Profiling ist sie ohnehin ausgeschlossen.</w:t>
+      </w:r>
+      <w:r>
+        <w:t xml:space="preserve"> </w:t>
+      </w:r>
+      <w:r>
+        <w:t xml:space="preserve">&gt;</w:t>
+      </w:r>
+      <w:r>
+        <w:t xml:space="preserve"> </w:t>
+      </w:r>
+      <w:r>
+        <w:rPr>
+          <w:bCs/>
+          <w:b/>
+        </w:rPr>
+        <w:t xml:space="preserve">Fundstelle:</w:t>
+      </w:r>
+      <w:r>
+        <w:t xml:space="preserve"> </w:t>
+      </w:r>
+      <w:r>
+        <w:t xml:space="preserve">Art. 6 Abs. 3 UAbs. 1–3 KI-VO.</w:t>
+      </w:r>
+    </w:p>
+    <w:p>
+      <w:pPr>
+        <w:pStyle w:val="BodyText"/>
+      </w:pPr>
+      <w:r>
+        <w:rPr>
+          <w:bCs/>
+          <w:b/>
+        </w:rPr>
+        <w:t xml:space="preserve">“</w:t>
+      </w:r>
+      <w:r>
+        <w:rPr>
+          <w:bCs/>
+          <w:b/>
+        </w:rPr>
+        <w:t xml:space="preserve">ChatGPT im Unternehmen einzusetzen macht uns zum GPAI-Anbieter.</w:t>
+      </w:r>
+      <w:r>
+        <w:rPr>
+          <w:bCs/>
+          <w:b/>
+        </w:rPr>
+        <w:t xml:space="preserve">”</w:t>
+      </w:r>
+      <w:r>
+        <w:t xml:space="preserve"> </w:t>
+      </w:r>
+      <w:r>
+        <w:t xml:space="preserve">Falsch. Die GPAI-Pflichten treffen Anbieter der Modelle. Wer ein solches Werkzeug nutzt, ist Betreiber eines KI-Systems. Vorsicht aber beim Rollenwechsel nach Art. 25 Abs. 1 lit. c.</w:t>
+      </w:r>
+    </w:p>
+    <w:p>
+      <w:pPr>
+        <w:pStyle w:val="BodyText"/>
+      </w:pPr>
+      <w:r>
+        <w:rPr>
+          <w:bCs/>
+          <w:b/>
+        </w:rPr>
+        <w:t xml:space="preserve">“</w:t>
+      </w:r>
+      <w:r>
+        <w:rPr>
+          <w:bCs/>
+          <w:b/>
+        </w:rPr>
+        <w:t xml:space="preserve">Unsere KI ist nur ein Hilfsmittel, ein Mensch entscheidet am Ende — also kein Hochrisiko.</w:t>
+      </w:r>
+      <w:r>
+        <w:rPr>
+          <w:bCs/>
+          <w:b/>
+        </w:rPr>
+        <w:t xml:space="preserve">”</w:t>
+      </w:r>
+      <w:r>
+        <w:t xml:space="preserve"> </w:t>
+      </w:r>
+      <w:r>
+        <w:t xml:space="preserve">Nicht automatisch. Anhang III Nr. 4 erfasst auch Systeme, die Entscheidungen nur</w:t>
+      </w:r>
+      <w:r>
+        <w:t xml:space="preserve"> </w:t>
+      </w:r>
+      <w:r>
+        <w:rPr>
+          <w:bCs/>
+          <w:b/>
+        </w:rPr>
+        <w:t xml:space="preserve">unterstützen</w:t>
+      </w:r>
+      <w:r>
+        <w:t xml:space="preserve">. Der Ausnahmefilter des Art. 6 Abs. 3 kann greifen — aber nur, wenn kein erhebliches Risiko besteht und kein Profiling stattfindet. Die Bewertung muss dokumentiert werden.</w:t>
+      </w:r>
+      <w:r>
+        <w:t xml:space="preserve"> </w:t>
+      </w:r>
+      <w:r>
+        <w:t xml:space="preserve">&gt;</w:t>
+      </w:r>
+      <w:r>
+        <w:t xml:space="preserve"> </w:t>
+      </w:r>
+      <w:r>
+        <w:rPr>
+          <w:bCs/>
+          <w:b/>
+        </w:rPr>
+        <w:t xml:space="preserve">Fundstelle:</w:t>
+      </w:r>
+      <w:r>
+        <w:t xml:space="preserve"> </w:t>
+      </w:r>
+      <w:r>
+        <w:t xml:space="preserve">Art. 6 Abs. 3 und 4 KI-VO; Art. 26 Abs. 11 KI-VO.</w:t>
+      </w:r>
+    </w:p>
+    <w:p>
+      <w:r>
+        <w:pict>
+          <v:rect style="width:0;height:1.5pt" o:hralign="center" o:hrstd="t" o:hr="t"/>
+        </w:pict>
+      </w:r>
+    </w:p>
+    <w:bookmarkEnd w:id="65"/>
+    <w:bookmarkStart w:id="66" w:name="glossar"/>
+    <w:p>
+      <w:pPr>
+        <w:pStyle w:val="Heading1"/>
+      </w:pPr>
+      <w:r>
+        <w:t xml:space="preserve">11. Glossar</w:t>
+      </w:r>
+    </w:p>
+    <w:p>
+      <w:pPr>
+        <w:pStyle w:val="FirstParagraph"/>
+      </w:pPr>
+      <w:r>
+        <w:rPr>
+          <w:bCs/>
+          <w:b/>
+        </w:rPr>
+        <w:t xml:space="preserve">AI Act</w:t>
+      </w:r>
+      <w:r>
+        <w:t xml:space="preserve"> </w:t>
+      </w:r>
+      <w:r>
+        <w:t xml:space="preserve">— Umgangssprachliche Bezeichnung für die KI-Verordnung (EU) 2024/1689.</w:t>
+      </w:r>
+    </w:p>
+    <w:p>
+      <w:pPr>
+        <w:pStyle w:val="BodyText"/>
+      </w:pPr>
+      <w:r>
+        <w:rPr>
+          <w:bCs/>
+          <w:b/>
+        </w:rPr>
+        <w:t xml:space="preserve">a. F.</w:t>
+      </w:r>
+      <w:r>
+        <w:t xml:space="preserve"> </w:t>
+      </w:r>
+      <w:r>
+        <w:t xml:space="preserve">— Alte Fassung. Bezeichnet den Stand einer Vorschrift vor dem Digital Omnibus.</w:t>
+      </w:r>
+    </w:p>
+    <w:p>
+      <w:pPr>
+        <w:pStyle w:val="BodyText"/>
+      </w:pPr>
+      <w:r>
+        <w:rPr>
+          <w:bCs/>
+          <w:b/>
+        </w:rPr>
+        <w:t xml:space="preserve">Anbieter (Provider)</w:t>
+      </w:r>
+      <w:r>
+        <w:t xml:space="preserve"> </w:t>
+      </w:r>
+      <w:r>
+        <w:t xml:space="preserve">— Wer ein KI-System entwickelt oder entwickeln lässt und unter eigenem Namen in Verkehr bringt oder in Betrieb nimmt.</w:t>
+      </w:r>
+      <w:r>
+        <w:t xml:space="preserve"> </w:t>
+      </w:r>
+      <w:r>
+        <w:rPr>
+          <w:iCs/>
+          <w:i/>
+        </w:rPr>
+        <w:t xml:space="preserve">(Art. 3 Nr. 3 KI-VO)</w:t>
+      </w:r>
+    </w:p>
+    <w:p>
+      <w:pPr>
+        <w:pStyle w:val="BodyText"/>
+      </w:pPr>
+      <w:r>
+        <w:rPr>
+          <w:bCs/>
+          <w:b/>
+        </w:rPr>
+        <w:t xml:space="preserve">Anhang I Abschnitt A / Abschnitt B</w:t>
+      </w:r>
+      <w:r>
+        <w:t xml:space="preserve"> </w:t>
+      </w:r>
+      <w:r>
+        <w:t xml:space="preserve">— Zwei Listen von EU-Produktvorschriften. Bei Abschnitt A gilt das volle Kapitel III der KI-Verordnung, bei Abschnitt B nur Art. 6 Abs. 1, Art. 60a und Art. 102–112.</w:t>
+      </w:r>
+      <w:r>
+        <w:t xml:space="preserve"> </w:t>
+      </w:r>
+      <w:r>
+        <w:rPr>
+          <w:iCs/>
+          <w:i/>
+        </w:rPr>
+        <w:t xml:space="preserve">(Art. 2 Abs. 2 KI-VO n. F.)</w:t>
+      </w:r>
+    </w:p>
+    <w:p>
+      <w:pPr>
+        <w:pStyle w:val="BodyText"/>
+      </w:pPr>
+      <w:r>
+        <w:rPr>
+          <w:bCs/>
+          <w:b/>
+        </w:rPr>
+        <w:t xml:space="preserve">Bias / Verzerrung</w:t>
+      </w:r>
+      <w:r>
+        <w:t xml:space="preserve"> </w:t>
+      </w:r>
+      <w:r>
+        <w:t xml:space="preserve">— Systematische Schieflage in Daten oder Modellausgaben, die zu ungerechtfertigter Benachteiligung führen kann.</w:t>
+      </w:r>
+      <w:r>
+        <w:t xml:space="preserve"> </w:t>
+      </w:r>
+      <w:r>
+        <w:rPr>
+          <w:iCs/>
+          <w:i/>
+        </w:rPr>
+        <w:t xml:space="preserve">(Art. 10 Abs. 2 lit. f und g, Art. 4a KI-VO n. F.)</w:t>
+      </w:r>
+    </w:p>
+    <w:p>
+      <w:pPr>
+        <w:pStyle w:val="BodyText"/>
+      </w:pPr>
+      <w:r>
+        <w:rPr>
+          <w:bCs/>
+          <w:b/>
+        </w:rPr>
+        <w:t xml:space="preserve">Betreiber (Deployer)</w:t>
+      </w:r>
+      <w:r>
+        <w:t xml:space="preserve"> </w:t>
+      </w:r>
+      <w:r>
+        <w:t xml:space="preserve">— Wer ein KI-System in eigener Verantwortung beruflich verwendet.</w:t>
+      </w:r>
+      <w:r>
+        <w:t xml:space="preserve"> </w:t>
+      </w:r>
+      <w:r>
+        <w:rPr>
+          <w:iCs/>
+          <w:i/>
+        </w:rPr>
+        <w:t xml:space="preserve">(Art. 3 Nr. 4 KI-VO)</w:t>
+      </w:r>
+    </w:p>
+    <w:p>
+      <w:pPr>
+        <w:pStyle w:val="BodyText"/>
+      </w:pPr>
+      <w:r>
+        <w:rPr>
+          <w:bCs/>
+          <w:b/>
+        </w:rPr>
+        <w:t xml:space="preserve">Büro für Künstliche Intelligenz (AI Office)</w:t>
+      </w:r>
+      <w:r>
+        <w:t xml:space="preserve"> </w:t>
+      </w:r>
+      <w:r>
+        <w:t xml:space="preserve">— Stelle der Europäischen Kommission für Aufsicht und Durchsetzung, insbesondere bei GPAI-Modellen. Seit Juli 2026 mit erweiterten Befugnissen.</w:t>
+      </w:r>
+      <w:r>
+        <w:t xml:space="preserve"> </w:t>
+      </w:r>
+      <w:r>
+        <w:rPr>
+          <w:iCs/>
+          <w:i/>
+        </w:rPr>
+        <w:t xml:space="preserve">(Art. 64, Art. 75, 75a–75d KI-VO)</w:t>
+      </w:r>
+    </w:p>
+    <w:p>
+      <w:pPr>
+        <w:pStyle w:val="BodyText"/>
+      </w:pPr>
+      <w:r>
+        <w:rPr>
+          <w:bCs/>
+          <w:b/>
+        </w:rPr>
+        <w:t xml:space="preserve">CE-Kennzeichnung</w:t>
+      </w:r>
+      <w:r>
+        <w:t xml:space="preserve"> </w:t>
+      </w:r>
+      <w:r>
+        <w:t xml:space="preserve">— Kennzeichen für die Konformität mit EU-Vorschriften; bei Hochrisiko-KI vom Anbieter anzubringen.</w:t>
+      </w:r>
+      <w:r>
+        <w:t xml:space="preserve"> </w:t>
+      </w:r>
+      <w:r>
+        <w:rPr>
+          <w:iCs/>
+          <w:i/>
+        </w:rPr>
+        <w:t xml:space="preserve">(Art. 48 KI-VO)</w:t>
+      </w:r>
+    </w:p>
+    <w:p>
+      <w:pPr>
+        <w:pStyle w:val="BodyText"/>
+      </w:pPr>
+      <w:r>
+        <w:rPr>
+          <w:bCs/>
+          <w:b/>
+        </w:rPr>
+        <w:t xml:space="preserve">CSAM</w:t>
+      </w:r>
+      <w:r>
+        <w:t xml:space="preserve"> </w:t>
+      </w:r>
+      <w:r>
+        <w:t xml:space="preserve">— Child Sexual Abuse Material. Seit Juli 2026 Gegenstand eines eigenen Verbotstatbestands.</w:t>
+      </w:r>
+      <w:r>
+        <w:t xml:space="preserve"> </w:t>
+      </w:r>
+      <w:r>
+        <w:rPr>
+          <w:iCs/>
+          <w:i/>
+        </w:rPr>
+        <w:t xml:space="preserve">(Art. 5 Abs. 1 lit. bb KI-VO n. F.)</w:t>
+      </w:r>
+    </w:p>
+    <w:p>
+      <w:pPr>
+        <w:pStyle w:val="BodyText"/>
+      </w:pPr>
+      <w:r>
+        <w:rPr>
+          <w:bCs/>
+          <w:b/>
+        </w:rPr>
+        <w:t xml:space="preserve">Deepfake</w:t>
+      </w:r>
+      <w:r>
+        <w:t xml:space="preserve"> </w:t>
+      </w:r>
+      <w:r>
+        <w:t xml:space="preserve">— Durch KI erzeugter oder manipulierter Bild-, Ton- oder Videoinhalt, der echten Personen, Gegenständen oder Ereignissen ähnelt und fälschlich als echt erscheint.</w:t>
+      </w:r>
+      <w:r>
+        <w:t xml:space="preserve"> </w:t>
+      </w:r>
+      <w:r>
+        <w:rPr>
+          <w:iCs/>
+          <w:i/>
+        </w:rPr>
+        <w:t xml:space="preserve">(Art. 3 Nr. 60, Art. 50 Abs. 4 KI-VO)</w:t>
+      </w:r>
+    </w:p>
+    <w:p>
+      <w:pPr>
+        <w:pStyle w:val="BodyText"/>
+      </w:pPr>
+      <w:r>
+        <w:rPr>
+          <w:bCs/>
+          <w:b/>
+        </w:rPr>
+        <w:t xml:space="preserve">Digital Omnibus</w:t>
+      </w:r>
+      <w:r>
+        <w:t xml:space="preserve"> </w:t>
+      </w:r>
+      <w:r>
+        <w:t xml:space="preserve">— Kurzbezeichnung für die Änderungsverordnung (EU) 2026/1744 vom 8. Juli 2026.</w:t>
+      </w:r>
+    </w:p>
+    <w:p>
+      <w:pPr>
+        <w:pStyle w:val="BodyText"/>
+      </w:pPr>
+      <w:r>
+        <w:rPr>
+          <w:bCs/>
+          <w:b/>
+        </w:rPr>
+        <w:t xml:space="preserve">EU-Datenbank</w:t>
+      </w:r>
+      <w:r>
+        <w:t xml:space="preserve"> </w:t>
+      </w:r>
+      <w:r>
+        <w:t xml:space="preserve">— Von der Kommission geführte Datenbank für Hochrisiko-KI-Systeme.</w:t>
+      </w:r>
+      <w:r>
+        <w:t xml:space="preserve"> </w:t>
+      </w:r>
+      <w:r>
+        <w:rPr>
+          <w:iCs/>
+          <w:i/>
+        </w:rPr>
+        <w:t xml:space="preserve">(Art. 71 KI-VO)</w:t>
+      </w:r>
+    </w:p>
+    <w:p>
+      <w:pPr>
+        <w:pStyle w:val="BodyText"/>
+      </w:pPr>
+      <w:r>
+        <w:rPr>
+          <w:bCs/>
+          <w:b/>
+        </w:rPr>
+        <w:t xml:space="preserve">Grundrechte-Folgenabschätzung (FRIA)</w:t>
+      </w:r>
+      <w:r>
+        <w:t xml:space="preserve"> </w:t>
+      </w:r>
+      <w:r>
+        <w:t xml:space="preserve">— Vorabbewertung der Auswirkungen eines Hochrisiko-Systems auf Grundrechte; nur für bestimmte Betreiber.</w:t>
+      </w:r>
+      <w:r>
+        <w:t xml:space="preserve"> </w:t>
+      </w:r>
+      <w:r>
+        <w:rPr>
+          <w:iCs/>
+          <w:i/>
+        </w:rPr>
+        <w:t xml:space="preserve">(Art. 27 KI-VO)</w:t>
+      </w:r>
+    </w:p>
+    <w:p>
+      <w:pPr>
+        <w:pStyle w:val="BodyText"/>
+      </w:pPr>
+      <w:r>
+        <w:rPr>
+          <w:bCs/>
+          <w:b/>
+        </w:rPr>
+        <w:t xml:space="preserve">GPAI</w:t>
+      </w:r>
+      <w:r>
+        <w:t xml:space="preserve"> </w:t>
+      </w:r>
+      <w:r>
+        <w:t xml:space="preserve">— General Purpose AI. KI-Modell mit allgemeinem Verwendungszweck.</w:t>
+      </w:r>
+      <w:r>
+        <w:t xml:space="preserve"> </w:t>
+      </w:r>
+      <w:r>
+        <w:rPr>
+          <w:iCs/>
+          <w:i/>
+        </w:rPr>
+        <w:t xml:space="preserve">(Art. 3 Nr. 63, Art. 51–56 KI-VO)</w:t>
+      </w:r>
+    </w:p>
+    <w:p>
+      <w:pPr>
+        <w:pStyle w:val="BodyText"/>
+      </w:pPr>
+      <w:r>
+        <w:rPr>
+          <w:bCs/>
+          <w:b/>
+        </w:rPr>
+        <w:t xml:space="preserve">Hochrisiko-KI-System</w:t>
+      </w:r>
+      <w:r>
+        <w:t xml:space="preserve"> </w:t>
+      </w:r>
+      <w:r>
+        <w:t xml:space="preserve">— KI-System nach Art. 6 Abs. 1 (Anhang I) oder Abs. 2 (Anhang III) KI-VO.</w:t>
+      </w:r>
+    </w:p>
+    <w:p>
+      <w:pPr>
+        <w:pStyle w:val="BodyText"/>
+      </w:pPr>
+      <w:r>
+        <w:rPr>
+          <w:bCs/>
+          <w:b/>
+        </w:rPr>
+        <w:t xml:space="preserve">Inverkehrbringen</w:t>
+      </w:r>
+      <w:r>
+        <w:t xml:space="preserve"> </w:t>
+      </w:r>
+      <w:r>
+        <w:t xml:space="preserve">— Die erstmalige Bereitstellung eines KI-Systems auf dem Unionsmarkt.</w:t>
+      </w:r>
+      <w:r>
+        <w:t xml:space="preserve"> </w:t>
+      </w:r>
+      <w:r>
+        <w:rPr>
+          <w:iCs/>
+          <w:i/>
+        </w:rPr>
+        <w:t xml:space="preserve">(Art. 3 Nr. 9 KI-VO)</w:t>
+      </w:r>
+    </w:p>
+    <w:p>
+      <w:pPr>
+        <w:pStyle w:val="BodyText"/>
+      </w:pPr>
+      <w:r>
+        <w:rPr>
+          <w:bCs/>
+          <w:b/>
+        </w:rPr>
+        <w:t xml:space="preserve">Inbetriebnahme</w:t>
+      </w:r>
+      <w:r>
+        <w:t xml:space="preserve"> </w:t>
+      </w:r>
+      <w:r>
+        <w:t xml:space="preserve">— Bereitstellung zum Erstgebrauch direkt an den Betreiber oder zum Eigengebrauch.</w:t>
+      </w:r>
+      <w:r>
+        <w:t xml:space="preserve"> </w:t>
+      </w:r>
+      <w:r>
+        <w:rPr>
+          <w:iCs/>
+          <w:i/>
+        </w:rPr>
+        <w:t xml:space="preserve">(Art. 3 Nr. 11 KI-VO)</w:t>
+      </w:r>
+    </w:p>
+    <w:p>
+      <w:pPr>
+        <w:pStyle w:val="BodyText"/>
+      </w:pPr>
+      <w:r>
+        <w:rPr>
+          <w:bCs/>
+          <w:b/>
+        </w:rPr>
+        <w:t xml:space="preserve">KI-System</w:t>
+      </w:r>
+      <w:r>
+        <w:t xml:space="preserve"> </w:t>
+      </w:r>
+      <w:r>
+        <w:t xml:space="preserve">— Maschinengestütztes System, das mit einem gewissen Grad an Autonomie aus Eingaben Ausgaben ableitet.</w:t>
+      </w:r>
+      <w:r>
+        <w:t xml:space="preserve"> </w:t>
+      </w:r>
+      <w:r>
+        <w:rPr>
+          <w:iCs/>
+          <w:i/>
+        </w:rPr>
+        <w:t xml:space="preserve">(Art. 3 Nr. 1 KI-VO)</w:t>
+      </w:r>
+    </w:p>
+    <w:p>
+      <w:pPr>
+        <w:pStyle w:val="BodyText"/>
+      </w:pPr>
+      <w:r>
+        <w:rPr>
+          <w:bCs/>
+          <w:b/>
+        </w:rPr>
+        <w:t xml:space="preserve">Kleines Midcap-Unternehmen</w:t>
+      </w:r>
+      <w:r>
+        <w:t xml:space="preserve"> </w:t>
+      </w:r>
+      <w:r>
+        <w:t xml:space="preserve">— Kein KMU, weniger als 750 Beschäftigte, Umsatz höchstens 150 Mio. EUR oder Bilanzsumme höchstens 129 Mio. EUR.</w:t>
+      </w:r>
+      <w:r>
+        <w:t xml:space="preserve"> </w:t>
+      </w:r>
+      <w:r>
+        <w:rPr>
+          <w:iCs/>
+          <w:i/>
+        </w:rPr>
+        <w:t xml:space="preserve">(Art. 3 Nr. 14b KI-VO n. F.)</w:t>
+      </w:r>
+    </w:p>
+    <w:p>
+      <w:pPr>
+        <w:pStyle w:val="BodyText"/>
+      </w:pPr>
+      <w:r>
+        <w:rPr>
+          <w:bCs/>
+          <w:b/>
+        </w:rPr>
+        <w:t xml:space="preserve">KMU</w:t>
+      </w:r>
+      <w:r>
+        <w:t xml:space="preserve"> </w:t>
+      </w:r>
+      <w:r>
+        <w:t xml:space="preserve">— Kleinstunternehmen, kleine und mittlere Unternehmen nach der Empfehlung 2003/361/EG.</w:t>
+      </w:r>
+      <w:r>
+        <w:t xml:space="preserve"> </w:t>
+      </w:r>
+      <w:r>
+        <w:rPr>
+          <w:iCs/>
+          <w:i/>
+        </w:rPr>
+        <w:t xml:space="preserve">(Art. 3 Nr. 14a KI-VO n. F.)</w:t>
+      </w:r>
+    </w:p>
+    <w:p>
+      <w:pPr>
+        <w:pStyle w:val="BodyText"/>
+      </w:pPr>
+      <w:r>
+        <w:rPr>
+          <w:bCs/>
+          <w:b/>
+        </w:rPr>
+        <w:t xml:space="preserve">Konformitätsbewertung</w:t>
+      </w:r>
+      <w:r>
+        <w:t xml:space="preserve"> </w:t>
+      </w:r>
+      <w:r>
+        <w:t xml:space="preserve">— Verfahren zum Nachweis, dass ein Hochrisiko-System die Anforderungen erfüllt; intern oder durch eine notifizierte Stelle.</w:t>
+      </w:r>
+      <w:r>
+        <w:t xml:space="preserve"> </w:t>
+      </w:r>
+      <w:r>
+        <w:rPr>
+          <w:iCs/>
+          <w:i/>
+        </w:rPr>
+        <w:t xml:space="preserve">(Art. 43 KI-VO)</w:t>
+      </w:r>
+    </w:p>
+    <w:p>
+      <w:pPr>
+        <w:pStyle w:val="BodyText"/>
+      </w:pPr>
+      <w:r>
+        <w:rPr>
+          <w:bCs/>
+          <w:b/>
+        </w:rPr>
+        <w:t xml:space="preserve">Marktüberwachungsbehörde</w:t>
+      </w:r>
+      <w:r>
+        <w:t xml:space="preserve"> </w:t>
+      </w:r>
+      <w:r>
+        <w:t xml:space="preserve">— Nationale Behörde für die Überwachung der Einhaltung.</w:t>
+      </w:r>
+      <w:r>
+        <w:t xml:space="preserve"> </w:t>
+      </w:r>
+      <w:r>
+        <w:rPr>
+          <w:iCs/>
+          <w:i/>
+        </w:rPr>
+        <w:t xml:space="preserve">(Art. 74 KI-VO)</w:t>
+      </w:r>
+    </w:p>
+    <w:p>
+      <w:pPr>
+        <w:pStyle w:val="BodyText"/>
+      </w:pPr>
+      <w:r>
+        <w:rPr>
+          <w:bCs/>
+          <w:b/>
+        </w:rPr>
+        <w:t xml:space="preserve">NCII</w:t>
+      </w:r>
+      <w:r>
+        <w:t xml:space="preserve"> </w:t>
+      </w:r>
+      <w:r>
+        <w:t xml:space="preserve">— Non-Consensual Intimate Images. Seit Juli 2026 Gegenstand eines eigenen Verbotstatbestands.</w:t>
+      </w:r>
+      <w:r>
+        <w:t xml:space="preserve"> </w:t>
+      </w:r>
+      <w:r>
+        <w:rPr>
+          <w:iCs/>
+          <w:i/>
+        </w:rPr>
+        <w:t xml:space="preserve">(Art. 5 Abs. 1 lit. ba KI-VO n. F.)</w:t>
+      </w:r>
+    </w:p>
+    <w:p>
+      <w:pPr>
+        <w:pStyle w:val="BodyText"/>
+      </w:pPr>
+      <w:r>
+        <w:rPr>
+          <w:bCs/>
+          <w:b/>
+        </w:rPr>
+        <w:t xml:space="preserve">n. F.</w:t>
+      </w:r>
+      <w:r>
+        <w:t xml:space="preserve"> </w:t>
+      </w:r>
+      <w:r>
+        <w:t xml:space="preserve">— Neue Fassung. Bezeichnet Vorschriften in der durch den Digital Omnibus geänderten Fassung.</w:t>
+      </w:r>
+    </w:p>
+    <w:p>
+      <w:pPr>
+        <w:pStyle w:val="BodyText"/>
+      </w:pPr>
+      <w:r>
+        <w:rPr>
+          <w:bCs/>
+          <w:b/>
+        </w:rPr>
+        <w:t xml:space="preserve">Notifizierte Stelle</w:t>
+      </w:r>
+      <w:r>
+        <w:t xml:space="preserve"> </w:t>
+      </w:r>
+      <w:r>
+        <w:t xml:space="preserve">— Unabhängige Prüfstelle für Konformitätsbewertungen.</w:t>
+      </w:r>
+      <w:r>
+        <w:t xml:space="preserve"> </w:t>
+      </w:r>
+      <w:r>
+        <w:rPr>
+          <w:iCs/>
+          <w:i/>
+        </w:rPr>
+        <w:t xml:space="preserve">(Art. 28 ff. KI-VO)</w:t>
+      </w:r>
+    </w:p>
+    <w:p>
+      <w:pPr>
+        <w:pStyle w:val="BodyText"/>
+      </w:pPr>
+      <w:r>
+        <w:rPr>
+          <w:bCs/>
+          <w:b/>
+        </w:rPr>
+        <w:t xml:space="preserve">PMM (Post-Market Monitoring)</w:t>
+      </w:r>
+      <w:r>
+        <w:t xml:space="preserve"> </w:t>
+      </w:r>
+      <w:r>
+        <w:t xml:space="preserve">— Beobachtung eines Hochrisiko-Systems nach dem Inverkehrbringen, einschließlich Beobachtungsplan.</w:t>
+      </w:r>
+      <w:r>
+        <w:t xml:space="preserve"> </w:t>
+      </w:r>
+      <w:r>
+        <w:rPr>
+          <w:iCs/>
+          <w:i/>
+        </w:rPr>
+        <w:t xml:space="preserve">(Art. 72 KI-VO)</w:t>
+      </w:r>
+    </w:p>
+    <w:p>
+      <w:pPr>
+        <w:pStyle w:val="BodyText"/>
+      </w:pPr>
+      <w:r>
+        <w:rPr>
+          <w:bCs/>
+          <w:b/>
+        </w:rPr>
+        <w:t xml:space="preserve">QMS (Qualitätsmanagementsystem)</w:t>
+      </w:r>
+      <w:r>
+        <w:t xml:space="preserve"> </w:t>
+      </w:r>
+      <w:r>
+        <w:t xml:space="preserve">— Schriftlich festgelegte Regeln, Verfahren und Anweisungen, mit denen ein Anbieter die Einhaltung der Verordnung sicherstellt.</w:t>
+      </w:r>
+      <w:r>
+        <w:t xml:space="preserve"> </w:t>
+      </w:r>
+      <w:r>
+        <w:rPr>
+          <w:iCs/>
+          <w:i/>
+        </w:rPr>
+        <w:t xml:space="preserve">(Art. 17 KI-VO)</w:t>
+      </w:r>
+    </w:p>
+    <w:p>
+      <w:pPr>
+        <w:pStyle w:val="BodyText"/>
+      </w:pPr>
+      <w:r>
+        <w:rPr>
+          <w:bCs/>
+          <w:b/>
+        </w:rPr>
+        <w:t xml:space="preserve">Profiling</w:t>
+      </w:r>
+      <w:r>
+        <w:t xml:space="preserve"> </w:t>
+      </w:r>
+      <w:r>
+        <w:t xml:space="preserve">— Automatisierte Verarbeitung personenbezogener Daten zur Bewertung persönlicher Aspekte. Schließt den Ausnahmefilter des Art. 6 Abs. 3 aus.</w:t>
+      </w:r>
+      <w:r>
+        <w:t xml:space="preserve"> </w:t>
+      </w:r>
+      <w:r>
+        <w:rPr>
+          <w:iCs/>
+          <w:i/>
+        </w:rPr>
+        <w:t xml:space="preserve">(Art. 6 Abs. 3 UAbs. 3 KI-VO)</w:t>
+      </w:r>
+    </w:p>
+    <w:p>
+      <w:pPr>
+        <w:pStyle w:val="BodyText"/>
+      </w:pPr>
+      <w:r>
+        <w:rPr>
+          <w:bCs/>
+          <w:b/>
+        </w:rPr>
+        <w:t xml:space="preserve">Sicherheitsbauteil</w:t>
+      </w:r>
+      <w:r>
+        <w:t xml:space="preserve"> </w:t>
+      </w:r>
+      <w:r>
+        <w:t xml:space="preserve">— Bestandteil eines Produkts oder KI-Systems, dessen Zweckbestimmung darin besteht, Risiken für Gesundheit und Sicherheit abzuwenden oder zu mindern, oder dessen Ausfall diese gefährdet. Definition seit Juli 2026 neu gefasst.</w:t>
+      </w:r>
+      <w:r>
+        <w:t xml:space="preserve"> </w:t>
+      </w:r>
+      <w:r>
+        <w:rPr>
+          <w:iCs/>
+          <w:i/>
+        </w:rPr>
+        <w:t xml:space="preserve">(Art. 3 Nr. 14 KI-VO n. F.)</w:t>
+      </w:r>
+    </w:p>
+    <w:p>
+      <w:pPr>
+        <w:pStyle w:val="BodyText"/>
+      </w:pPr>
+      <w:r>
+        <w:rPr>
+          <w:bCs/>
+          <w:b/>
+        </w:rPr>
+        <w:t xml:space="preserve">Systemisches Risiko</w:t>
+      </w:r>
+      <w:r>
+        <w:t xml:space="preserve"> </w:t>
+      </w:r>
+      <w:r>
+        <w:t xml:space="preserve">— Risiko eines GPAI-Modells mit hohem Wirkungsgrad; vermutet ab 10²⁵ FLOP Trainingsrechenleistung.</w:t>
+      </w:r>
+      <w:r>
+        <w:t xml:space="preserve"> </w:t>
+      </w:r>
+      <w:r>
+        <w:rPr>
+          <w:iCs/>
+          <w:i/>
+        </w:rPr>
+        <w:t xml:space="preserve">(Art. 51 KI-VO)</w:t>
+      </w:r>
+    </w:p>
+    <w:p>
+      <w:pPr>
+        <w:pStyle w:val="BodyText"/>
+      </w:pPr>
+      <w:r>
+        <w:rPr>
+          <w:bCs/>
+          <w:b/>
+        </w:rPr>
+        <w:t xml:space="preserve">UAbs.</w:t>
+      </w:r>
+      <w:r>
+        <w:t xml:space="preserve"> </w:t>
+      </w:r>
+      <w:r>
+        <w:t xml:space="preserve">— Unterabsatz. Gliederungseinheit unterhalb eines Absatzes im Verordnungstext.</w:t>
+      </w:r>
+    </w:p>
+    <w:p>
+      <w:pPr>
+        <w:pStyle w:val="BodyText"/>
+      </w:pPr>
+      <w:r>
+        <w:rPr>
+          <w:bCs/>
+          <w:b/>
+        </w:rPr>
+        <w:t xml:space="preserve">Wesentliche Veränderung</w:t>
+      </w:r>
+      <w:r>
+        <w:t xml:space="preserve"> </w:t>
+      </w:r>
+      <w:r>
+        <w:t xml:space="preserve">— Änderung nach Inverkehrbringen, die in der ursprünglichen Konformitätsbewertung nicht vorgesehen war und die Konformität beeinträchtigt oder die Zweckbestimmung ändert.</w:t>
+      </w:r>
+      <w:r>
+        <w:t xml:space="preserve"> </w:t>
+      </w:r>
+      <w:r>
+        <w:rPr>
+          <w:iCs/>
+          <w:i/>
+        </w:rPr>
+        <w:t xml:space="preserve">(Art. 3 Nr. 23 KI-VO)</w:t>
+      </w:r>
+    </w:p>
+    <w:p>
+      <w:pPr>
+        <w:pStyle w:val="BodyText"/>
+      </w:pPr>
+      <w:r>
+        <w:rPr>
+          <w:bCs/>
+          <w:b/>
+        </w:rPr>
+        <w:t xml:space="preserve">Zweckbestimmung</w:t>
+      </w:r>
+      <w:r>
+        <w:t xml:space="preserve"> </w:t>
+      </w:r>
+      <w:r>
+        <w:t xml:space="preserve">— Die vom Anbieter vorgesehene Verwendung eines KI-Systems.</w:t>
+      </w:r>
+      <w:r>
+        <w:t xml:space="preserve"> </w:t>
+      </w:r>
+      <w:r>
+        <w:rPr>
+          <w:iCs/>
+          <w:i/>
+        </w:rPr>
+        <w:t xml:space="preserve">(Art. 3 Nr. 12 KI-VO)</w:t>
+      </w:r>
+    </w:p>
+    <w:p>
+      <w:r>
+        <w:pict>
+          <v:rect style="width:0;height:1.5pt" o:hralign="center" o:hrstd="t" o:hr="t"/>
+        </w:pict>
+      </w:r>
+    </w:p>
+    <w:bookmarkEnd w:id="66"/>
+    <w:bookmarkStart w:id="67" w:name="wie-sie-jetzt-vorgehen"/>
+    <w:p>
+      <w:pPr>
+        <w:pStyle w:val="Heading1"/>
+      </w:pPr>
+      <w:r>
+        <w:t xml:space="preserve">12. Wie Sie jetzt vorgehen</w:t>
+      </w:r>
+    </w:p>
+    <w:p>
+      <w:pPr>
+        <w:pStyle w:val="FirstParagraph"/>
+      </w:pPr>
+      <w:r>
+        <w:t xml:space="preserve">Ein pragmatischer Einstieg in fünf Schritten:</w:t>
+      </w:r>
+    </w:p>
+    <w:p>
+      <w:pPr>
+        <w:pStyle w:val="BodyText"/>
+      </w:pPr>
+      <w:r>
+        <w:rPr>
+          <w:bCs/>
+          <w:b/>
+        </w:rPr>
+        <w:t xml:space="preserve">Schritt 1 — Inventar erstellen.</w:t>
+      </w:r>
+      <w:r>
+        <w:t xml:space="preserve"> </w:t>
+      </w:r>
+      <w:r>
+        <w:t xml:space="preserve">Erfassen Sie alle KI-Systeme, die in Ihrem Unternehmen im Einsatz sind oder eingeführt werden sollen. Auch eingebettete KI in eingekaufter Software zählt.</w:t>
+      </w:r>
+    </w:p>
+    <w:p>
+      <w:pPr>
+        <w:pStyle w:val="BodyText"/>
+      </w:pPr>
+      <w:r>
+        <w:rPr>
+          <w:bCs/>
+          <w:b/>
+        </w:rPr>
+        <w:t xml:space="preserve">Schritt 2 — Rolle bestimmen.</w:t>
+      </w:r>
+      <w:r>
+        <w:t xml:space="preserve"> </w:t>
+      </w:r>
+      <w:r>
+        <w:t xml:space="preserve">Klären Sie für jedes System, ob Sie Betreiber oder Anbieter sind. Prüfen Sie besonders die drei Auslöser des Rollenwechsels nach Art. 25.</w:t>
+      </w:r>
+    </w:p>
+    <w:p>
+      <w:pPr>
+        <w:pStyle w:val="BodyText"/>
+      </w:pPr>
+      <w:r>
+        <w:rPr>
+          <w:bCs/>
+          <w:b/>
+        </w:rPr>
+        <w:t xml:space="preserve">Schritt 3 — Risiko einstufen.</w:t>
+      </w:r>
+      <w:r>
+        <w:t xml:space="preserve"> </w:t>
+      </w:r>
+      <w:r>
+        <w:t xml:space="preserve">Prüfen Sie in dieser Reihenfolge: verboten (Art. 5) → hochriskant (Art. 6 mit Anhängen I und III) → transparenzpflichtig (Art. 50) → geringes Risiko. Wenn Sie sich auf den Ausnahmefilter des Art. 6 Abs. 3 berufen, dokumentieren Sie die Bewertung</w:t>
+      </w:r>
+      <w:r>
+        <w:t xml:space="preserve"> </w:t>
+      </w:r>
+      <w:r>
+        <w:rPr>
+          <w:bCs/>
+          <w:b/>
+        </w:rPr>
+        <w:t xml:space="preserve">vorher</w:t>
+      </w:r>
+      <w:r>
+        <w:t xml:space="preserve">.</w:t>
+      </w:r>
+    </w:p>
+    <w:p>
+      <w:pPr>
+        <w:pStyle w:val="BodyText"/>
+      </w:pPr>
+      <w:r>
+        <w:rPr>
+          <w:bCs/>
+          <w:b/>
+        </w:rPr>
+        <w:t xml:space="preserve">Schritt 4 — Pflichten ableiten und terminieren.</w:t>
+      </w:r>
+      <w:r>
+        <w:t xml:space="preserve"> </w:t>
+      </w:r>
+      <w:r>
+        <w:t xml:space="preserve">Ordnen Sie jedem System die anwendbaren Pflichten und das jeweilige Fristdatum zu. Nutzen Sie dafür die Checklisten und die Excel-Arbeitshilfe aus diesem Dokumentenpaket.</w:t>
+      </w:r>
+    </w:p>
+    <w:p>
+      <w:pPr>
+        <w:pStyle w:val="BodyText"/>
+      </w:pPr>
+      <w:r>
+        <w:rPr>
+          <w:bCs/>
+          <w:b/>
+        </w:rPr>
+        <w:t xml:space="preserve">Schritt 5 — Nachweise aufbauen.</w:t>
+      </w:r>
+      <w:r>
+        <w:t xml:space="preserve"> </w:t>
+      </w:r>
+      <w:r>
+        <w:t xml:space="preserve">Was Sie nicht dokumentieren, können Sie im Prüffall nicht belegen. Legen Sie von Anfang an fest, wo Bewertungen, Schulungsnachweise, Protokolle und Verträge abgelegt werden.</w:t>
+      </w:r>
+    </w:p>
+    <w:p>
+      <w:r>
+        <w:pict>
+          <v:rect style="width:0;height:1.5pt" o:hralign="center" o:hrstd="t" o:hr="t"/>
+        </w:pict>
+      </w:r>
+    </w:p>
+    <w:bookmarkEnd w:id="67"/>
+    <w:bookmarkStart w:id="69" w:name="quellen"/>
+    <w:p>
+      <w:pPr>
+        <w:pStyle w:val="Heading1"/>
+      </w:pPr>
+      <w:r>
+        <w:t xml:space="preserve">Quellen</w:t>
+      </w:r>
+    </w:p>
+    <w:p>
+      <w:pPr>
+        <w:pStyle w:val="FirstParagraph"/>
+      </w:pPr>
+      <w:r>
+        <w:t xml:space="preserve">Die vollständige Liste aller verwendeten Quellen mit Abrufdaten, Prüfstatus und Prüfdatum finden Sie im</w:t>
+      </w:r>
+      <w:r>
+        <w:t xml:space="preserve"> </w:t>
+      </w:r>
+      <w:r>
+        <w:rPr>
+          <w:bCs/>
+          <w:b/>
+        </w:rPr>
+        <w:t xml:space="preserve">Quellenregister</w:t>
+      </w:r>
+      <w:r>
+        <w:t xml:space="preserve"> </w:t>
+      </w:r>
+      <w:r>
+        <w:t xml:space="preserve">dieses Dokumentenpakets — Datei</w:t>
+      </w:r>
+      <w:r>
+        <w:t xml:space="preserve"> </w:t>
+      </w:r>
+      <w:r>
+        <w:rPr>
+          <w:rStyle w:val="VerbatimChar"/>
+        </w:rPr>
+        <w:t xml:space="preserve">QUELLEN.md</w:t>
+      </w:r>
+      <w:r>
+        <w:t xml:space="preserve"> </w:t>
+      </w:r>
+      <w:r>
+        <w:t xml:space="preserve">(Veröffentlichungs-Repository) bzw.</w:t>
+      </w:r>
+      <w:r>
+        <w:t xml:space="preserve"> </w:t>
+      </w:r>
+      <w:r>
+        <w:rPr>
+          <w:rStyle w:val="VerbatimChar"/>
+        </w:rPr>
+        <w:t xml:space="preserve">sources/Quellenregister.md</w:t>
+      </w:r>
+      <w:r>
+        <w:t xml:space="preserve"> </w:t>
+      </w:r>
+      <w:r>
+        <w:t xml:space="preserve">(Entwicklungs-Repository):</w:t>
+      </w:r>
+      <w:r>
+        <w:t xml:space="preserve"> </w:t>
+      </w:r>
+      <w:hyperlink r:id="rId68">
+        <w:r>
+          <w:rPr>
+            <w:rStyle w:val="Hyperlink"/>
+          </w:rPr>
+          <w:t xml:space="preserve">https://github.com/thomas-lauer/eu-ai-act/blob/main/QUELLEN.md</w:t>
+        </w:r>
+      </w:hyperlink>
+    </w:p>
+    <w:p>
+      <w:pPr>
+        <w:pStyle w:val="BodyText"/>
+      </w:pPr>
+      <w:r>
+        <w:rPr>
+          <w:bCs/>
+          <w:b/>
+        </w:rPr>
+        <w:t xml:space="preserve">Zum Belegumfang:</w:t>
+      </w:r>
+      <w:r>
+        <w:t xml:space="preserve"> </w:t>
+      </w:r>
+      <w:r>
+        <w:t xml:space="preserve">Die wesentlichen rechtlichen Aussagen dieses Dokuments sind mit einer Fundstelle im amtlichen Text versehen. Organisatorische Empfehlungen, Beispiele und vereinfachende Erläuterungen beruhen dagegen auf der praktischen Einschätzung des Bearbeiters; sie sind als solche formuliert und tragen bewusst keine Fundstelle. Wo eine Angabe nicht abschließend verifiziert werden konnte, ist das ausdrücklich vermerkt.</w:t>
+      </w:r>
+    </w:p>
+    <w:p>
+      <w:pPr>
+        <w:pStyle w:val="BodyText"/>
+      </w:pPr>
+      <w:r>
+        <w:rPr>
+          <w:bCs/>
+          <w:b/>
+        </w:rPr>
+        <w:t xml:space="preserve">Primärquellen:</w:t>
       </w:r>
     </w:p>
     <w:p>
@@ -9298,7 +10378,7 @@
         <w:pStyle w:val="Compact"/>
       </w:pPr>
       <w:r>
-        <w:t xml:space="preserve">Rat der EU, Pressemitteilung vom 29.06.2026.</w:t>
+        <w:t xml:space="preserve">Verordnung (EU) 2024/1689 des Europäischen Parlaments und des Rates vom 13. Juni 2024 (KI-Verordnung), ABl. L, 2024/1689, 12.7.2024. CELEX 32024R1689.</w:t>
       </w:r>
     </w:p>
     <w:p>
@@ -9310,6 +10390,102 @@
         <w:pStyle w:val="Compact"/>
       </w:pPr>
       <w:r>
+        <w:t xml:space="preserve">Verordnung (EU) 2026/1744 des Europäischen Parlaments und des Rates vom 8. Juli 2026 (Digital-Omnibus-Verordnung zur KI), ABl. 24.7.2026, in Kraft seit 27.7.2026. CELEX 32026R1744.</w:t>
+      </w:r>
+    </w:p>
+    <w:p>
+      <w:pPr>
+        <w:numPr>
+          <w:ilvl w:val="0"/>
+          <w:numId w:val="1019"/>
+        </w:numPr>
+        <w:pStyle w:val="Compact"/>
+      </w:pPr>
+      <w:r>
+        <w:t xml:space="preserve">Empfehlung (EU) 2025/1099 (Definition kleiner Unternehmen mit mittlerer Kapitalisierung).</w:t>
+      </w:r>
+    </w:p>
+    <w:p>
+      <w:pPr>
+        <w:numPr>
+          <w:ilvl w:val="0"/>
+          <w:numId w:val="1019"/>
+        </w:numPr>
+        <w:pStyle w:val="Compact"/>
+      </w:pPr>
+      <w:r>
+        <w:t xml:space="preserve">Empfehlung 2003/361/EG (KMU-Definition).</w:t>
+      </w:r>
+    </w:p>
+    <w:p>
+      <w:pPr>
+        <w:pStyle w:val="FirstParagraph"/>
+      </w:pPr>
+      <w:r>
+        <w:rPr>
+          <w:bCs/>
+          <w:b/>
+        </w:rPr>
+        <w:t xml:space="preserve">Vom Auftraggeber benannte Quellen:</w:t>
+      </w:r>
+    </w:p>
+    <w:p>
+      <w:pPr>
+        <w:numPr>
+          <w:ilvl w:val="0"/>
+          <w:numId w:val="1020"/>
+        </w:numPr>
+        <w:pStyle w:val="Compact"/>
+      </w:pPr>
+      <w:r>
+        <w:t xml:space="preserve">AI Act Explorer, https://artificialintelligenceact.eu/de/ — Hinweis: Die deutschen Seiten sind nach eigenem Hinweis maschinell übersetzt; die Implementation Timeline war zum Abrufzeitpunkt auf dem Stand 01.08.2024 und bildet den Digital Omnibus nicht ab.</w:t>
+      </w:r>
+    </w:p>
+    <w:p>
+      <w:pPr>
+        <w:numPr>
+          <w:ilvl w:val="0"/>
+          <w:numId w:val="1020"/>
+        </w:numPr>
+        <w:pStyle w:val="Compact"/>
+      </w:pPr>
+      <w:r>
+        <w:t xml:space="preserve">https://ai-act-law.eu/de/ — gibt den amtlichen deutschen Wortlaut der KI-Verordnung in der Fassung von 2024 wieder; der Digital Omnibus ist dort nicht eingearbeitet.</w:t>
+      </w:r>
+    </w:p>
+    <w:p>
+      <w:pPr>
+        <w:pStyle w:val="FirstParagraph"/>
+      </w:pPr>
+      <w:r>
+        <w:rPr>
+          <w:bCs/>
+          <w:b/>
+        </w:rPr>
+        <w:t xml:space="preserve">Verfahrensgang:</w:t>
+      </w:r>
+    </w:p>
+    <w:p>
+      <w:pPr>
+        <w:numPr>
+          <w:ilvl w:val="0"/>
+          <w:numId w:val="1021"/>
+        </w:numPr>
+        <w:pStyle w:val="Compact"/>
+      </w:pPr>
+      <w:r>
+        <w:t xml:space="preserve">Rat der EU, Pressemitteilung vom 29.06.2026.</w:t>
+      </w:r>
+    </w:p>
+    <w:p>
+      <w:pPr>
+        <w:numPr>
+          <w:ilvl w:val="0"/>
+          <w:numId w:val="1021"/>
+        </w:numPr>
+        <w:pStyle w:val="Compact"/>
+      </w:pPr>
+      <w:r>
         <w:t xml:space="preserve">Europäisches Parlament, Legislative Train Schedule,</w:t>
       </w:r>
       <w:r>
@@ -9344,7 +10520,7 @@
           <w:iCs/>
           <w:i/>
         </w:rPr>
-        <w:t xml:space="preserve">Erstellt am 29. Juli 2026. Rechtsstand: 29. Juli 2026.</w:t>
+        <w:t xml:space="preserve">Fassung 1.1 · Erstellt am 29.07.2026 · Rechtsstand: 29.07.2026</w:t>
       </w:r>
       <w:r>
         <w:t xml:space="preserve"> </w:t>
@@ -9354,10 +10530,10 @@
           <w:iCs/>
           <w:i/>
         </w:rPr>
-        <w:t xml:space="preserve">Dieses Dokument ersetzt keine Rechtsberatung im Einzelfall.</w:t>
-      </w:r>
-    </w:p>
-    <w:bookmarkEnd w:id="68"/>
+        <w:t xml:space="preserve">Dieses Dokument ersetzt keine Rechtsberatung im Einzelfall. Nutzung unter CC BY 4.0 — bei Weitergabe bitte Rechtsstand und vorgenommene Änderungen kennzeichnen.</w:t>
+      </w:r>
+    </w:p>
+    <w:bookmarkEnd w:id="69"/>
     <w:sectPr>
       <w:pgSz w:w="11906" w:h="16838"/>
       <w:pgMar w:top="1134" w:right="1134" w:bottom="1134" w:left="1134" w:header="567" w:footer="567" w:gutter="0"/>
@@ -9772,6 +10948,9 @@
     </w:lvlOverride>
   </w:num>
   <w:num w:numId="1011">
+    <w:abstractNumId w:val="991"/>
+  </w:num>
+  <w:num w:numId="1012">
     <w:abstractNumId w:val="99411"/>
     <w:lvlOverride w:ilvl="0">
       <w:startOverride w:val="1"/>
@@ -9801,11 +10980,35 @@
       <w:startOverride w:val="1"/>
     </w:lvlOverride>
   </w:num>
-  <w:num w:numId="1012">
-    <w:abstractNumId w:val="991"/>
-  </w:num>
   <w:num w:numId="1013">
-    <w:abstractNumId w:val="991"/>
+    <w:abstractNumId w:val="99411"/>
+    <w:lvlOverride w:ilvl="0">
+      <w:startOverride w:val="1"/>
+    </w:lvlOverride>
+    <w:lvlOverride w:ilvl="1">
+      <w:startOverride w:val="1"/>
+    </w:lvlOverride>
+    <w:lvlOverride w:ilvl="2">
+      <w:startOverride w:val="1"/>
+    </w:lvlOverride>
+    <w:lvlOverride w:ilvl="3">
+      <w:startOverride w:val="1"/>
+    </w:lvlOverride>
+    <w:lvlOverride w:ilvl="4">
+      <w:startOverride w:val="1"/>
+    </w:lvlOverride>
+    <w:lvlOverride w:ilvl="5">
+      <w:startOverride w:val="1"/>
+    </w:lvlOverride>
+    <w:lvlOverride w:ilvl="6">
+      <w:startOverride w:val="1"/>
+    </w:lvlOverride>
+    <w:lvlOverride w:ilvl="7">
+      <w:startOverride w:val="1"/>
+    </w:lvlOverride>
+    <w:lvlOverride w:ilvl="8">
+      <w:startOverride w:val="1"/>
+    </w:lvlOverride>
   </w:num>
   <w:num w:numId="1014">
     <w:abstractNumId w:val="991"/>
@@ -9823,6 +11026,12 @@
     <w:abstractNumId w:val="991"/>
   </w:num>
   <w:num w:numId="1019">
+    <w:abstractNumId w:val="991"/>
+  </w:num>
+  <w:num w:numId="1020">
+    <w:abstractNumId w:val="991"/>
+  </w:num>
+  <w:num w:numId="1021">
     <w:abstractNumId w:val="991"/>
   </w:num>
 </w:numbering>

--- a/01_EU-AI-Act_Verstaendlich_Beschreibung.docx
+++ b/01_EU-AI-Act_Verstaendlich_Beschreibung.docx
@@ -55,7 +55,7 @@
           <w:bCs/>
           <w:b/>
         </w:rPr>
-        <w:t xml:space="preserve">Rechtsstand: 29.07.2026 · Fassung 1.1</w:t>
+        <w:t xml:space="preserve">Rechtsstand: 29.07.2026 · Fassung 1.2</w:t>
       </w:r>
       <w:r>
         <w:t xml:space="preserve"> </w:t>
@@ -5017,6 +5017,21 @@
       </w:r>
       <w:r>
         <w:t xml:space="preserve">Checklisten Anbieter und Betreiber</w:t>
+      </w:r>
+      <w:r>
+        <w:t xml:space="preserve">”</w:t>
+      </w:r>
+      <w:r>
+        <w:t xml:space="preserve">. Was an diesen Pflichten noch nicht endgültig feststeht — ausstehende delegierte Rechtsakte, Leitlinien und Muster —, steht im Begleitdokument</w:t>
+      </w:r>
+      <w:r>
+        <w:t xml:space="preserve"> </w:t>
+      </w:r>
+      <w:r>
+        <w:t xml:space="preserve">“</w:t>
+      </w:r>
+      <w:r>
+        <w:t xml:space="preserve">Geplante Änderungen — Digitaler Omnibus</w:t>
       </w:r>
       <w:r>
         <w:t xml:space="preserve">”</w:t>
@@ -10258,6 +10273,85 @@
       </w:r>
     </w:p>
     <w:p>
+      <w:pPr>
+        <w:pStyle w:val="BodyText"/>
+      </w:pPr>
+      <w:r>
+        <w:rPr>
+          <w:bCs/>
+          <w:b/>
+        </w:rPr>
+        <w:t xml:space="preserve">Schritt 6 — Beobachten, was noch kommt.</w:t>
+      </w:r>
+      <w:r>
+        <w:t xml:space="preserve"> </w:t>
+      </w:r>
+      <w:r>
+        <w:t xml:space="preserve">Mehrere Punkte der Verordnung sind bewusst offen gelassen: delegierte Rechtsakte, Leitlinien und Muster stehen noch aus, und die Kommission prüft</w:t>
+      </w:r>
+      <w:r>
+        <w:t xml:space="preserve"> </w:t>
+      </w:r>
+      <w:r>
+        <w:rPr>
+          <w:bCs/>
+          <w:b/>
+        </w:rPr>
+        <w:t xml:space="preserve">jährlich</w:t>
+      </w:r>
+      <w:r>
+        <w:t xml:space="preserve">, ob Anhang III und die Verbotsliste zu ändern sind. Parallel läuft die zweite Hälfte des Digital Omnibus — die Datenverordnung mit Änderungen an DSGVO, Data Act und ePrivacy — noch im Gesetzgebungsverfahren. Das Begleitdokument</w:t>
+      </w:r>
+      <w:r>
+        <w:t xml:space="preserve"> </w:t>
+      </w:r>
+      <w:r>
+        <w:rPr>
+          <w:bCs/>
+          <w:b/>
+        </w:rPr>
+        <w:t xml:space="preserve">“</w:t>
+      </w:r>
+      <w:r>
+        <w:rPr>
+          <w:bCs/>
+          <w:b/>
+        </w:rPr>
+        <w:t xml:space="preserve">Geplante Änderungen — Digitaler Omnibus</w:t>
+      </w:r>
+      <w:r>
+        <w:rPr>
+          <w:bCs/>
+          <w:b/>
+        </w:rPr>
+        <w:t xml:space="preserve">”</w:t>
+      </w:r>
+      <w:r>
+        <w:t xml:space="preserve"> </w:t>
+      </w:r>
+      <w:r>
+        <w:t xml:space="preserve">führt beides mit Fristen und einer Beobachtungsliste zusammen.</w:t>
+      </w:r>
+    </w:p>
+    <w:p>
+      <w:pPr>
+        <w:pStyle w:val="BlockText"/>
+      </w:pPr>
+      <w:r>
+        <w:rPr>
+          <w:bCs/>
+          <w:b/>
+        </w:rPr>
+        <w:t xml:space="preserve">Fundstelle:</w:t>
+      </w:r>
+      <w:r>
+        <w:t xml:space="preserve"> </w:t>
+      </w:r>
+      <w:r>
+        <w:t xml:space="preserve">Art. 112 Abs. 1 KI-VO (jährliche Prüfung von Anhang III und Art. 5); Art. 2 Abs. 13 KI-VO n. F. (delegierte Rechtsakte bis 02.08.2027).</w:t>
+      </w:r>
+    </w:p>
+    <w:p>
       <w:r>
         <w:pict>
           <v:rect style="width:0;height:1.5pt" o:hralign="center" o:hrstd="t" o:hr="t"/>
@@ -10520,7 +10614,7 @@
           <w:iCs/>
           <w:i/>
         </w:rPr>
-        <w:t xml:space="preserve">Fassung 1.1 · Erstellt am 29.07.2026 · Rechtsstand: 29.07.2026</w:t>
+        <w:t xml:space="preserve">Fassung 1.2 · Erstellt am 29.07.2026 · Rechtsstand: 29.07.2026</w:t>
       </w:r>
       <w:r>
         <w:t xml:space="preserve"> </w:t>
